--- a/杀手进化效果核对表_v2.docx
+++ b/杀手进化效果核对表_v2.docx
@@ -1,6 +1,6 @@
 
 <file path=word/document.xml><?xml version="1.0" encoding="utf-8"?>
-<w:document xmlns:w="http://schemas.openxmlformats.org/wordprocessingml/2006/main">
+<w:document xmlns:wpc="http://schemas.microsoft.com/office/word/2010/wordprocessingCanvas" xmlns:cx="http://schemas.microsoft.com/office/drawing/2014/chartex" xmlns:cx1="http://schemas.microsoft.com/office/drawing/2015/9/8/chartex" xmlns:cx2="http://schemas.microsoft.com/office/drawing/2015/10/21/chartex" xmlns:cx3="http://schemas.microsoft.com/office/drawing/2016/5/9/chartex" xmlns:cx4="http://schemas.microsoft.com/office/drawing/2016/5/10/chartex" xmlns:cx5="http://schemas.microsoft.com/office/drawing/2016/5/11/chartex" xmlns:cx6="http://schemas.microsoft.com/office/drawing/2016/5/12/chartex" xmlns:cx7="http://schemas.microsoft.com/office/drawing/2016/5/13/chartex" xmlns:cx8="http://schemas.microsoft.com/office/drawing/2016/5/14/chartex" xmlns:mc="http://schemas.openxmlformats.org/markup-compatibility/2006" xmlns:o="urn:schemas-microsoft-com:office:office" xmlns:r="http://schemas.openxmlformats.org/officeDocument/2006/relationships" xmlns:m="http://schemas.openxmlformats.org/officeDocument/2006/math" xmlns:v="urn:schemas-microsoft-com:vml" xmlns:wp14="http://schemas.microsoft.com/office/word/2010/wordprocessingDrawing" xmlns:wp="http://schemas.openxmlformats.org/drawingml/2006/wordprocessingDrawing" xmlns:w="http://schemas.openxmlformats.org/wordprocessingml/2006/main" xmlns:w14="http://schemas.microsoft.com/office/word/2010/wordml" xmlns:w10="urn:schemas-microsoft-com:office:word" xmlns:w15="http://schemas.microsoft.com/office/word/2012/wordml" xmlns:wpg="http://schemas.microsoft.com/office/word/2010/wordprocessingGroup" xmlns:wpi="http://schemas.microsoft.com/office/word/2010/wordprocessingInk" xmlns:wne="http://schemas.microsoft.com/office/word/2006/wordml" xmlns:wps="http://schemas.microsoft.com/office/word/2010/wordprocessingShape" xmlns:wpsCustomData="http://www.wps.cn/officeDocument/2013/wpsCustomData" mc:Ignorable="w14 w15 wp14">
   <w:body>
     <w:p>
       <w:pPr>
@@ -15,7 +15,7 @@
           <w:sz w:val="36"/>
           <w:szCs w:val="36"/>
         </w:rPr>
-        <w:t xml:space="preserve">恶夜杀机 · 杀手进化效果核对表</w:t>
+        <w:t>恶夜杀机 · 杀手进化效果核对表</w:t>
       </w:r>
     </w:p>
     <w:p>
@@ -26,11 +26,11 @@
       <w:r>
         <w:rPr>
           <w:rFonts w:ascii="Calibri" w:hAnsi="Calibri" w:eastAsia="微软雅黑" w:cs="微软雅黑"/>
+          <w:color w:val="595959"/>
           <w:sz w:val="20"/>
           <w:szCs w:val="20"/>
-          <w:color w:val="595959"/>
         </w:rPr>
-        <w:t xml:space="preserve">9 名杀手 × 5 级 = 45 条进化效果逐条核对</w:t>
+        <w:t>9 名杀手 × 5 级 = 45 条进化效果逐条核对</w:t>
       </w:r>
     </w:p>
     <w:p>
@@ -45,7 +45,7 @@
           <w:sz w:val="26"/>
           <w:szCs w:val="26"/>
         </w:rPr>
-        <w:t xml:space="preserve">一、结论摘要</w:t>
+        <w:t>一、结论摘要</w:t>
       </w:r>
     </w:p>
     <w:p>
@@ -58,7 +58,7 @@
           <w:sz w:val="20"/>
           <w:szCs w:val="20"/>
         </w:rPr>
-        <w:t xml:space="preserve">共 45 条进化效果：完全实现 45 条，部分实现 0 条，漏做 0 条。</w:t>
+        <w:t>共 45 条进化效果：完全实现 45 条，部分实现 0 条，漏做 0 条。</w:t>
       </w:r>
     </w:p>
     <w:p>
@@ -71,7 +71,7 @@
           <w:sz w:val="20"/>
           <w:szCs w:val="20"/>
         </w:rPr>
-        <w:t xml:space="preserve">最近两轮补齐的 4 条漏做效果：</w:t>
+        <w:t>最近两轮补齐的 4 条漏做效果：</w:t>
       </w:r>
     </w:p>
     <w:p>
@@ -85,7 +85,7 @@
           <w:sz w:val="19"/>
           <w:szCs w:val="19"/>
         </w:rPr>
-        <w:t xml:space="preserve">1. 狼人 3 级「力量 +1」—— 之前在 applyNewEvolutionLevel 里没有这一支。</w:t>
+        <w:t>1. 狼人 3 级「力量 +1」—— 之前在 applyNewEvolutionLevel 里没有这一支。</w:t>
       </w:r>
     </w:p>
     <w:p>
@@ -99,7 +99,7 @@
           <w:sz w:val="19"/>
           <w:szCs w:val="19"/>
         </w:rPr>
-        <w:t xml:space="preserve">2. 雕像 2 级「力量 +1」—— 同上，漏做。</w:t>
+        <w:t>2. 雕像 2 级「力量 +1」—— 同上，漏做。</w:t>
       </w:r>
     </w:p>
     <w:p>
@@ -113,7 +113,7 @@
           <w:sz w:val="19"/>
           <w:szCs w:val="19"/>
         </w:rPr>
-        <w:t xml:space="preserve">3. 雕像 4 级「力量 +2；将『圍困』从弃牌堆加入你的手牌」—— 原本只解锁了「圍困」，没有回手，也没有 +2 力量。</w:t>
+        <w:t>3. 雕像 4 级「力量 +2；将『圍困』从弃牌堆加入你的手牌」—— 原本只解锁了「圍困」，没有回手，也没有 +2 力量。</w:t>
       </w:r>
     </w:p>
     <w:p>
@@ -127,7 +127,7 @@
           <w:sz w:val="19"/>
           <w:szCs w:val="19"/>
         </w:rPr>
-        <w:t xml:space="preserve">4. 扼杀者 1 级「慢速卡牌不限张数」—— 原本引擎里根本没有「每回合只能打 1 张慢速牌」这条通用限制，任何杀手都能无限打慢速牌。现已补上限制，并给扼杀者 1 级及以上开豁免。</w:t>
+        <w:t>4. 扼杀者 1 级「慢速卡牌不限张数」—— 原本引擎里根本没有「每回合只能打 1 张慢速牌」这条通用限制，任何杀手都能无限打慢速牌。现已补上限制，并给扼杀者 1 级及以上开豁免。</w:t>
       </w:r>
     </w:p>
     <w:p>
@@ -142,20 +142,21 @@
           <w:sz w:val="26"/>
           <w:szCs w:val="26"/>
         </w:rPr>
-        <w:t xml:space="preserve">二、逐条核对表</w:t>
+        <w:t>二、逐条核对表</w:t>
       </w:r>
     </w:p>
     <w:tbl>
       <w:tblPr>
-        <w:tblStyle w:val="TableGrid"/>
+        <w:tblStyle w:val="3"/>
         <w:tblW w:w="9800" w:type="dxa"/>
+        <w:tblInd w:w="0" w:type="dxa"/>
         <w:tblBorders>
-          <w:top w:val="single" w:sz="6" w:space="0" w:color="A6B4CC"/>
-          <w:left w:val="single" w:sz="6" w:space="0" w:color="A6B4CC"/>
-          <w:bottom w:val="single" w:sz="6" w:space="0" w:color="A6B4CC"/>
-          <w:right w:val="single" w:sz="6" w:space="0" w:color="A6B4CC"/>
-          <w:insideH w:val="single" w:sz="6" w:space="0" w:color="A6B4CC"/>
-          <w:insideV w:val="single" w:sz="6" w:space="0" w:color="A6B4CC"/>
+          <w:top w:val="single" w:color="A6B4CC" w:sz="6" w:space="0"/>
+          <w:left w:val="single" w:color="A6B4CC" w:sz="6" w:space="0"/>
+          <w:bottom w:val="single" w:color="A6B4CC" w:sz="6" w:space="0"/>
+          <w:right w:val="single" w:color="A6B4CC" w:sz="6" w:space="0"/>
+          <w:insideH w:val="single" w:color="A6B4CC" w:sz="6" w:space="0"/>
+          <w:insideV w:val="single" w:color="A6B4CC" w:sz="6" w:space="0"/>
         </w:tblBorders>
         <w:tblLayout w:type="fixed"/>
         <w:tblCellMar>
@@ -173,9 +174,25 @@
         <w:gridCol w:w="2800"/>
       </w:tblGrid>
       <w:tr>
+        <w:tblPrEx>
+          <w:tblBorders>
+            <w:top w:val="single" w:color="A6B4CC" w:sz="6" w:space="0"/>
+            <w:left w:val="single" w:color="A6B4CC" w:sz="6" w:space="0"/>
+            <w:bottom w:val="single" w:color="A6B4CC" w:sz="6" w:space="0"/>
+            <w:right w:val="single" w:color="A6B4CC" w:sz="6" w:space="0"/>
+            <w:insideH w:val="single" w:color="A6B4CC" w:sz="6" w:space="0"/>
+            <w:insideV w:val="single" w:color="A6B4CC" w:sz="6" w:space="0"/>
+          </w:tblBorders>
+          <w:tblCellMar>
+            <w:top w:w="60" w:type="dxa"/>
+            <w:left w:w="90" w:type="dxa"/>
+            <w:bottom w:w="60" w:type="dxa"/>
+            <w:right w:w="90" w:type="dxa"/>
+          </w:tblCellMar>
+        </w:tblPrEx>
         <w:trPr>
+          <w:cantSplit/>
           <w:tblHeader/>
-          <w:cantSplit/>
         </w:trPr>
         <w:tc>
           <w:tcPr>
@@ -193,11 +210,11 @@
                 <w:rFonts w:ascii="Calibri" w:hAnsi="Calibri" w:eastAsia="微软雅黑" w:cs="微软雅黑"/>
                 <w:b/>
                 <w:bCs/>
+                <w:color w:val="FFFFFF"/>
                 <w:sz w:val="19"/>
                 <w:szCs w:val="19"/>
-                <w:color w:val="FFFFFF"/>
-              </w:rPr>
-              <w:t xml:space="preserve">杀手</w:t>
+              </w:rPr>
+              <w:t>杀手</w:t>
             </w:r>
           </w:p>
         </w:tc>
@@ -217,11 +234,11 @@
                 <w:rFonts w:ascii="Calibri" w:hAnsi="Calibri" w:eastAsia="微软雅黑" w:cs="微软雅黑"/>
                 <w:b/>
                 <w:bCs/>
+                <w:color w:val="FFFFFF"/>
                 <w:sz w:val="19"/>
                 <w:szCs w:val="19"/>
-                <w:color w:val="FFFFFF"/>
-              </w:rPr>
-              <w:t xml:space="preserve">等级</w:t>
+              </w:rPr>
+              <w:t>等级</w:t>
             </w:r>
           </w:p>
         </w:tc>
@@ -241,11 +258,11 @@
                 <w:rFonts w:ascii="Calibri" w:hAnsi="Calibri" w:eastAsia="微软雅黑" w:cs="微软雅黑"/>
                 <w:b/>
                 <w:bCs/>
+                <w:color w:val="FFFFFF"/>
                 <w:sz w:val="19"/>
                 <w:szCs w:val="19"/>
-                <w:color w:val="FFFFFF"/>
-              </w:rPr>
-              <w:t xml:space="preserve">进化牌原文</w:t>
+              </w:rPr>
+              <w:t>进化牌原文</w:t>
             </w:r>
           </w:p>
         </w:tc>
@@ -265,11 +282,11 @@
                 <w:rFonts w:ascii="Calibri" w:hAnsi="Calibri" w:eastAsia="微软雅黑" w:cs="微软雅黑"/>
                 <w:b/>
                 <w:bCs/>
+                <w:color w:val="FFFFFF"/>
                 <w:sz w:val="19"/>
                 <w:szCs w:val="19"/>
-                <w:color w:val="FFFFFF"/>
-              </w:rPr>
-              <w:t xml:space="preserve">实现状态</w:t>
+              </w:rPr>
+              <w:t>实现状态</w:t>
             </w:r>
           </w:p>
         </w:tc>
@@ -289,16 +306,32 @@
                 <w:rFonts w:ascii="Calibri" w:hAnsi="Calibri" w:eastAsia="微软雅黑" w:cs="微软雅黑"/>
                 <w:b/>
                 <w:bCs/>
+                <w:color w:val="FFFFFF"/>
                 <w:sz w:val="19"/>
                 <w:szCs w:val="19"/>
-                <w:color w:val="FFFFFF"/>
-              </w:rPr>
-              <w:t xml:space="preserve">实现位置 / 说明</w:t>
+              </w:rPr>
+              <w:t>实现位置 / 说明</w:t>
             </w:r>
           </w:p>
         </w:tc>
       </w:tr>
       <w:tr>
+        <w:tblPrEx>
+          <w:tblBorders>
+            <w:top w:val="single" w:color="A6B4CC" w:sz="6" w:space="0"/>
+            <w:left w:val="single" w:color="A6B4CC" w:sz="6" w:space="0"/>
+            <w:bottom w:val="single" w:color="A6B4CC" w:sz="6" w:space="0"/>
+            <w:right w:val="single" w:color="A6B4CC" w:sz="6" w:space="0"/>
+            <w:insideH w:val="single" w:color="A6B4CC" w:sz="6" w:space="0"/>
+            <w:insideV w:val="single" w:color="A6B4CC" w:sz="6" w:space="0"/>
+          </w:tblBorders>
+          <w:tblCellMar>
+            <w:top w:w="60" w:type="dxa"/>
+            <w:left w:w="90" w:type="dxa"/>
+            <w:bottom w:w="60" w:type="dxa"/>
+            <w:right w:w="90" w:type="dxa"/>
+          </w:tblCellMar>
+        </w:tblPrEx>
         <w:trPr>
           <w:cantSplit/>
         </w:trPr>
@@ -320,7 +353,7 @@
                 <w:sz w:val="18"/>
                 <w:szCs w:val="18"/>
               </w:rPr>
-              <w:t xml:space="preserve">屠夫（killer1）</w:t>
+              <w:t>屠夫（killer1）</w:t>
             </w:r>
           </w:p>
         </w:tc>
@@ -340,7 +373,7 @@
                 <w:sz w:val="18"/>
                 <w:szCs w:val="18"/>
               </w:rPr>
-              <w:t xml:space="preserve">1</w:t>
+              <w:t>1</w:t>
             </w:r>
           </w:p>
         </w:tc>
@@ -359,7 +392,7 @@
                 <w:sz w:val="18"/>
                 <w:szCs w:val="18"/>
               </w:rPr>
-              <w:t xml:space="preserve">/</w:t>
+              <w:t>/</w:t>
             </w:r>
           </w:p>
         </w:tc>
@@ -378,11 +411,11 @@
                 <w:rFonts w:ascii="Calibri" w:hAnsi="Calibri" w:eastAsia="微软雅黑" w:cs="微软雅黑"/>
                 <w:b/>
                 <w:bCs/>
+                <w:color w:val="1E7B34"/>
                 <w:sz w:val="17"/>
                 <w:szCs w:val="17"/>
-                <w:color w:val="1E7B34"/>
-              </w:rPr>
-              <w:t xml:space="preserve">✅ 已实现（无效果）</w:t>
+              </w:rPr>
+              <w:t>✅ 已实现（无效果）</w:t>
             </w:r>
           </w:p>
         </w:tc>
@@ -401,12 +434,28 @@
                 <w:sz w:val="16"/>
                 <w:szCs w:val="16"/>
               </w:rPr>
-              <w:t xml:space="preserve">原文为「/」，无需实现</w:t>
+              <w:t>原文为「/」，无需实现</w:t>
             </w:r>
           </w:p>
         </w:tc>
       </w:tr>
       <w:tr>
+        <w:tblPrEx>
+          <w:tblBorders>
+            <w:top w:val="single" w:color="A6B4CC" w:sz="6" w:space="0"/>
+            <w:left w:val="single" w:color="A6B4CC" w:sz="6" w:space="0"/>
+            <w:bottom w:val="single" w:color="A6B4CC" w:sz="6" w:space="0"/>
+            <w:right w:val="single" w:color="A6B4CC" w:sz="6" w:space="0"/>
+            <w:insideH w:val="single" w:color="A6B4CC" w:sz="6" w:space="0"/>
+            <w:insideV w:val="single" w:color="A6B4CC" w:sz="6" w:space="0"/>
+          </w:tblBorders>
+          <w:tblCellMar>
+            <w:top w:w="60" w:type="dxa"/>
+            <w:left w:w="90" w:type="dxa"/>
+            <w:bottom w:w="60" w:type="dxa"/>
+            <w:right w:w="90" w:type="dxa"/>
+          </w:tblCellMar>
+        </w:tblPrEx>
         <w:trPr>
           <w:cantSplit/>
         </w:trPr>
@@ -429,7 +478,7 @@
                 <w:sz w:val="18"/>
                 <w:szCs w:val="18"/>
               </w:rPr>
-              <w:t xml:space="preserve">屠夫（killer1）</w:t>
+              <w:t>屠夫（killer1）</w:t>
             </w:r>
           </w:p>
         </w:tc>
@@ -450,7 +499,7 @@
                 <w:sz w:val="18"/>
                 <w:szCs w:val="18"/>
               </w:rPr>
-              <w:t xml:space="preserve">2</w:t>
+              <w:t>2</w:t>
             </w:r>
           </w:p>
         </w:tc>
@@ -470,7 +519,7 @@
                 <w:sz w:val="18"/>
                 <w:szCs w:val="18"/>
               </w:rPr>
-              <w:t xml:space="preserve">力量 +1</w:t>
+              <w:t>力量 +1</w:t>
             </w:r>
           </w:p>
         </w:tc>
@@ -490,11 +539,11 @@
                 <w:rFonts w:ascii="Calibri" w:hAnsi="Calibri" w:eastAsia="微软雅黑" w:cs="微软雅黑"/>
                 <w:b/>
                 <w:bCs/>
+                <w:color w:val="1E7B34"/>
                 <w:sz w:val="17"/>
                 <w:szCs w:val="17"/>
-                <w:color w:val="1E7B34"/>
-              </w:rPr>
-              <w:t xml:space="preserve">✅ 已实现</w:t>
+              </w:rPr>
+              <w:t>✅ 已实现</w:t>
             </w:r>
           </w:p>
         </w:tc>
@@ -514,12 +563,28 @@
                 <w:sz w:val="16"/>
                 <w:szCs w:val="16"/>
               </w:rPr>
-              <w:t xml:space="preserve">evolution.ts applyNewEvolutionLevel（addPermanentPower）</w:t>
+              <w:t>evolution.ts applyNewEvolutionLevel（addPermanentPower）</w:t>
             </w:r>
           </w:p>
         </w:tc>
       </w:tr>
       <w:tr>
+        <w:tblPrEx>
+          <w:tblBorders>
+            <w:top w:val="single" w:color="A6B4CC" w:sz="6" w:space="0"/>
+            <w:left w:val="single" w:color="A6B4CC" w:sz="6" w:space="0"/>
+            <w:bottom w:val="single" w:color="A6B4CC" w:sz="6" w:space="0"/>
+            <w:right w:val="single" w:color="A6B4CC" w:sz="6" w:space="0"/>
+            <w:insideH w:val="single" w:color="A6B4CC" w:sz="6" w:space="0"/>
+            <w:insideV w:val="single" w:color="A6B4CC" w:sz="6" w:space="0"/>
+          </w:tblBorders>
+          <w:tblCellMar>
+            <w:top w:w="60" w:type="dxa"/>
+            <w:left w:w="90" w:type="dxa"/>
+            <w:bottom w:w="60" w:type="dxa"/>
+            <w:right w:w="90" w:type="dxa"/>
+          </w:tblCellMar>
+        </w:tblPrEx>
         <w:trPr>
           <w:cantSplit/>
         </w:trPr>
@@ -541,7 +606,7 @@
                 <w:sz w:val="18"/>
                 <w:szCs w:val="18"/>
               </w:rPr>
-              <w:t xml:space="preserve">屠夫（killer1）</w:t>
+              <w:t>屠夫（killer1）</w:t>
             </w:r>
           </w:p>
         </w:tc>
@@ -561,7 +626,7 @@
                 <w:sz w:val="18"/>
                 <w:szCs w:val="18"/>
               </w:rPr>
-              <w:t xml:space="preserve">3</w:t>
+              <w:t>3</w:t>
             </w:r>
           </w:p>
         </w:tc>
@@ -580,7 +645,7 @@
                 <w:sz w:val="18"/>
                 <w:szCs w:val="18"/>
               </w:rPr>
-              <w:t xml:space="preserve">解锁「残酷暴怒」</w:t>
+              <w:t>解锁「残酷暴怒」</w:t>
             </w:r>
           </w:p>
         </w:tc>
@@ -599,11 +664,11 @@
                 <w:rFonts w:ascii="Calibri" w:hAnsi="Calibri" w:eastAsia="微软雅黑" w:cs="微软雅黑"/>
                 <w:b/>
                 <w:bCs/>
+                <w:color w:val="1E7B34"/>
                 <w:sz w:val="17"/>
                 <w:szCs w:val="17"/>
-                <w:color w:val="1E7B34"/>
-              </w:rPr>
-              <w:t xml:space="preserve">✅ 已实现</w:t>
+              </w:rPr>
+              <w:t>✅ 已实现</w:t>
             </w:r>
           </w:p>
         </w:tc>
@@ -622,12 +687,28 @@
                 <w:sz w:val="16"/>
                 <w:szCs w:val="16"/>
               </w:rPr>
-              <w:t xml:space="preserve">evolution.ts runUpgrade 解锁表 + killers.json butcher_rage</w:t>
+              <w:t>evolution.ts runUpgrade 解锁表 + killers.json butcher_rage</w:t>
             </w:r>
           </w:p>
         </w:tc>
       </w:tr>
       <w:tr>
+        <w:tblPrEx>
+          <w:tblBorders>
+            <w:top w:val="single" w:color="A6B4CC" w:sz="6" w:space="0"/>
+            <w:left w:val="single" w:color="A6B4CC" w:sz="6" w:space="0"/>
+            <w:bottom w:val="single" w:color="A6B4CC" w:sz="6" w:space="0"/>
+            <w:right w:val="single" w:color="A6B4CC" w:sz="6" w:space="0"/>
+            <w:insideH w:val="single" w:color="A6B4CC" w:sz="6" w:space="0"/>
+            <w:insideV w:val="single" w:color="A6B4CC" w:sz="6" w:space="0"/>
+          </w:tblBorders>
+          <w:tblCellMar>
+            <w:top w:w="60" w:type="dxa"/>
+            <w:left w:w="90" w:type="dxa"/>
+            <w:bottom w:w="60" w:type="dxa"/>
+            <w:right w:w="90" w:type="dxa"/>
+          </w:tblCellMar>
+        </w:tblPrEx>
         <w:trPr>
           <w:cantSplit/>
         </w:trPr>
@@ -650,7 +731,7 @@
                 <w:sz w:val="18"/>
                 <w:szCs w:val="18"/>
               </w:rPr>
-              <w:t xml:space="preserve">屠夫（killer1）</w:t>
+              <w:t>屠夫（killer1）</w:t>
             </w:r>
           </w:p>
         </w:tc>
@@ -671,7 +752,7 @@
                 <w:sz w:val="18"/>
                 <w:szCs w:val="18"/>
               </w:rPr>
-              <w:t xml:space="preserve">4</w:t>
+              <w:t>4</w:t>
             </w:r>
           </w:p>
         </w:tc>
@@ -691,7 +772,7 @@
                 <w:sz w:val="18"/>
                 <w:szCs w:val="18"/>
               </w:rPr>
-              <w:t xml:space="preserve">「链锯轰鸣」成为快速卡牌</w:t>
+              <w:t>「链锯轰鸣」成为快速卡牌</w:t>
             </w:r>
           </w:p>
         </w:tc>
@@ -711,11 +792,11 @@
                 <w:rFonts w:ascii="Calibri" w:hAnsi="Calibri" w:eastAsia="微软雅黑" w:cs="微软雅黑"/>
                 <w:b/>
                 <w:bCs/>
+                <w:color w:val="1E7B34"/>
                 <w:sz w:val="17"/>
                 <w:szCs w:val="17"/>
-                <w:color w:val="1E7B34"/>
-              </w:rPr>
-              <w:t xml:space="preserve">✅ 已实现</w:t>
+              </w:rPr>
+              <w:t>✅ 已实现</w:t>
             </w:r>
           </w:p>
         </w:tc>
@@ -735,12 +816,28 @@
                 <w:sz w:val="16"/>
                 <w:szCs w:val="16"/>
               </w:rPr>
-              <w:t xml:space="preserve">killerCards.ts effectiveCardSpeed（链锯轰鸣 → fast）</w:t>
+              <w:t>killerCards.ts effectiveCardSpeed（链锯轰鸣 → fast）</w:t>
             </w:r>
           </w:p>
         </w:tc>
       </w:tr>
       <w:tr>
+        <w:tblPrEx>
+          <w:tblBorders>
+            <w:top w:val="single" w:color="A6B4CC" w:sz="6" w:space="0"/>
+            <w:left w:val="single" w:color="A6B4CC" w:sz="6" w:space="0"/>
+            <w:bottom w:val="single" w:color="A6B4CC" w:sz="6" w:space="0"/>
+            <w:right w:val="single" w:color="A6B4CC" w:sz="6" w:space="0"/>
+            <w:insideH w:val="single" w:color="A6B4CC" w:sz="6" w:space="0"/>
+            <w:insideV w:val="single" w:color="A6B4CC" w:sz="6" w:space="0"/>
+          </w:tblBorders>
+          <w:tblCellMar>
+            <w:top w:w="60" w:type="dxa"/>
+            <w:left w:w="90" w:type="dxa"/>
+            <w:bottom w:w="60" w:type="dxa"/>
+            <w:right w:w="90" w:type="dxa"/>
+          </w:tblCellMar>
+        </w:tblPrEx>
         <w:trPr>
           <w:cantSplit/>
         </w:trPr>
@@ -762,7 +859,7 @@
                 <w:sz w:val="18"/>
                 <w:szCs w:val="18"/>
               </w:rPr>
-              <w:t xml:space="preserve">屠夫（killer1）</w:t>
+              <w:t>屠夫（killer1）</w:t>
             </w:r>
           </w:p>
         </w:tc>
@@ -782,7 +879,7 @@
                 <w:sz w:val="18"/>
                 <w:szCs w:val="18"/>
               </w:rPr>
-              <w:t xml:space="preserve">5</w:t>
+              <w:t>5</w:t>
             </w:r>
           </w:p>
         </w:tc>
@@ -801,7 +898,7 @@
                 <w:sz w:val="18"/>
                 <w:szCs w:val="18"/>
               </w:rPr>
-              <w:t xml:space="preserve">发生遭遇时，在攻击前伤害地点中的所有目标</w:t>
+              <w:t>发生遭遇时，在攻击前伤害地点中的所有目标</w:t>
             </w:r>
           </w:p>
         </w:tc>
@@ -820,11 +917,11 @@
                 <w:rFonts w:ascii="Calibri" w:hAnsi="Calibri" w:eastAsia="微软雅黑" w:cs="微软雅黑"/>
                 <w:b/>
                 <w:bCs/>
+                <w:color w:val="1E7B34"/>
                 <w:sz w:val="17"/>
                 <w:szCs w:val="17"/>
-                <w:color w:val="1E7B34"/>
-              </w:rPr>
-              <w:t xml:space="preserve">✅ 已实现</w:t>
+              </w:rPr>
+              <w:t>✅ 已实现</w:t>
             </w:r>
           </w:p>
         </w:tc>
@@ -843,12 +940,28 @@
                 <w:sz w:val="16"/>
                 <w:szCs w:val="16"/>
               </w:rPr>
-              <w:t xml:space="preserve">evolution.ts finishEncounterOpen（遭遇开始、攻击前伤害全地点）</w:t>
+              <w:t>evolution.ts finishEncounterOpen（遭遇开始、攻击前伤害全地点）</w:t>
             </w:r>
           </w:p>
         </w:tc>
       </w:tr>
       <w:tr>
+        <w:tblPrEx>
+          <w:tblBorders>
+            <w:top w:val="single" w:color="A6B4CC" w:sz="6" w:space="0"/>
+            <w:left w:val="single" w:color="A6B4CC" w:sz="6" w:space="0"/>
+            <w:bottom w:val="single" w:color="A6B4CC" w:sz="6" w:space="0"/>
+            <w:right w:val="single" w:color="A6B4CC" w:sz="6" w:space="0"/>
+            <w:insideH w:val="single" w:color="A6B4CC" w:sz="6" w:space="0"/>
+            <w:insideV w:val="single" w:color="A6B4CC" w:sz="6" w:space="0"/>
+          </w:tblBorders>
+          <w:tblCellMar>
+            <w:top w:w="60" w:type="dxa"/>
+            <w:left w:w="90" w:type="dxa"/>
+            <w:bottom w:w="60" w:type="dxa"/>
+            <w:right w:w="90" w:type="dxa"/>
+          </w:tblCellMar>
+        </w:tblPrEx>
         <w:trPr>
           <w:cantSplit/>
         </w:trPr>
@@ -871,7 +984,7 @@
                 <w:sz w:val="18"/>
                 <w:szCs w:val="18"/>
               </w:rPr>
-              <w:t xml:space="preserve">幽魂（killer2）</w:t>
+              <w:t>幽魂（killer2）</w:t>
             </w:r>
           </w:p>
         </w:tc>
@@ -892,7 +1005,7 @@
                 <w:sz w:val="18"/>
                 <w:szCs w:val="18"/>
               </w:rPr>
-              <w:t xml:space="preserve">1</w:t>
+              <w:t>1</w:t>
             </w:r>
           </w:p>
         </w:tc>
@@ -912,7 +1025,7 @@
                 <w:sz w:val="18"/>
                 <w:szCs w:val="18"/>
               </w:rPr>
-              <w:t xml:space="preserve">发生遭遇时，【惊吓】地点中的所有目标</w:t>
+              <w:t>发生遭遇时，【惊吓】地点中的所有目标</w:t>
             </w:r>
           </w:p>
         </w:tc>
@@ -932,11 +1045,11 @@
                 <w:rFonts w:ascii="Calibri" w:hAnsi="Calibri" w:eastAsia="微软雅黑" w:cs="微软雅黑"/>
                 <w:b/>
                 <w:bCs/>
+                <w:color w:val="1E7B34"/>
                 <w:sz w:val="17"/>
                 <w:szCs w:val="17"/>
-                <w:color w:val="1E7B34"/>
-              </w:rPr>
-              <w:t xml:space="preserve">✅ 已实现</w:t>
+              </w:rPr>
+              <w:t>✅ 已实现</w:t>
             </w:r>
           </w:p>
         </w:tc>
@@ -956,12 +1069,28 @@
                 <w:sz w:val="16"/>
                 <w:szCs w:val="16"/>
               </w:rPr>
-              <w:t xml:space="preserve">evolution.ts applyEncounterOpenEffects</w:t>
+              <w:t>evolution.ts applyEncounterOpenEffects</w:t>
             </w:r>
           </w:p>
         </w:tc>
       </w:tr>
       <w:tr>
+        <w:tblPrEx>
+          <w:tblBorders>
+            <w:top w:val="single" w:color="A6B4CC" w:sz="6" w:space="0"/>
+            <w:left w:val="single" w:color="A6B4CC" w:sz="6" w:space="0"/>
+            <w:bottom w:val="single" w:color="A6B4CC" w:sz="6" w:space="0"/>
+            <w:right w:val="single" w:color="A6B4CC" w:sz="6" w:space="0"/>
+            <w:insideH w:val="single" w:color="A6B4CC" w:sz="6" w:space="0"/>
+            <w:insideV w:val="single" w:color="A6B4CC" w:sz="6" w:space="0"/>
+          </w:tblBorders>
+          <w:tblCellMar>
+            <w:top w:w="60" w:type="dxa"/>
+            <w:left w:w="90" w:type="dxa"/>
+            <w:bottom w:w="60" w:type="dxa"/>
+            <w:right w:w="90" w:type="dxa"/>
+          </w:tblCellMar>
+        </w:tblPrEx>
         <w:trPr>
           <w:cantSplit/>
         </w:trPr>
@@ -983,7 +1112,7 @@
                 <w:sz w:val="18"/>
                 <w:szCs w:val="18"/>
               </w:rPr>
-              <w:t xml:space="preserve">幽魂（killer2）</w:t>
+              <w:t>幽魂（killer2）</w:t>
             </w:r>
           </w:p>
         </w:tc>
@@ -1003,7 +1132,7 @@
                 <w:sz w:val="18"/>
                 <w:szCs w:val="18"/>
               </w:rPr>
-              <w:t xml:space="preserve">2</w:t>
+              <w:t>2</w:t>
             </w:r>
           </w:p>
         </w:tc>
@@ -1022,7 +1151,7 @@
                 <w:sz w:val="18"/>
                 <w:szCs w:val="18"/>
               </w:rPr>
-              <w:t xml:space="preserve">在使用「呼啸而过」后，你可以弃掉 2 张卡牌来【搜索房间】</w:t>
+              <w:t>在使用「呼啸而过」后，你可以弃掉 2 张卡牌来【搜索房间】</w:t>
             </w:r>
           </w:p>
         </w:tc>
@@ -1041,11 +1170,11 @@
                 <w:rFonts w:ascii="Calibri" w:hAnsi="Calibri" w:eastAsia="微软雅黑" w:cs="微软雅黑"/>
                 <w:b/>
                 <w:bCs/>
+                <w:color w:val="1E7B34"/>
                 <w:sz w:val="17"/>
                 <w:szCs w:val="17"/>
-                <w:color w:val="1E7B34"/>
-              </w:rPr>
-              <w:t xml:space="preserve">✅ 已实现</w:t>
+              </w:rPr>
+              <w:t>✅ 已实现</w:t>
             </w:r>
           </w:p>
         </w:tc>
@@ -1064,12 +1193,28 @@
                 <w:sz w:val="16"/>
                 <w:szCs w:val="16"/>
               </w:rPr>
-              <w:t xml:space="preserve">evolution.ts maybeOfferWhizSearch / resolveWhizSearch</w:t>
+              <w:t>evolution.ts maybeOfferWhizSearch / resolveWhizSearch</w:t>
             </w:r>
           </w:p>
         </w:tc>
       </w:tr>
       <w:tr>
+        <w:tblPrEx>
+          <w:tblBorders>
+            <w:top w:val="single" w:color="A6B4CC" w:sz="6" w:space="0"/>
+            <w:left w:val="single" w:color="A6B4CC" w:sz="6" w:space="0"/>
+            <w:bottom w:val="single" w:color="A6B4CC" w:sz="6" w:space="0"/>
+            <w:right w:val="single" w:color="A6B4CC" w:sz="6" w:space="0"/>
+            <w:insideH w:val="single" w:color="A6B4CC" w:sz="6" w:space="0"/>
+            <w:insideV w:val="single" w:color="A6B4CC" w:sz="6" w:space="0"/>
+          </w:tblBorders>
+          <w:tblCellMar>
+            <w:top w:w="60" w:type="dxa"/>
+            <w:left w:w="90" w:type="dxa"/>
+            <w:bottom w:w="60" w:type="dxa"/>
+            <w:right w:w="90" w:type="dxa"/>
+          </w:tblCellMar>
+        </w:tblPrEx>
         <w:trPr>
           <w:cantSplit/>
         </w:trPr>
@@ -1092,7 +1237,7 @@
                 <w:sz w:val="18"/>
                 <w:szCs w:val="18"/>
               </w:rPr>
-              <w:t xml:space="preserve">幽魂（killer2）</w:t>
+              <w:t>幽魂（killer2）</w:t>
             </w:r>
           </w:p>
         </w:tc>
@@ -1113,7 +1258,7 @@
                 <w:sz w:val="18"/>
                 <w:szCs w:val="18"/>
               </w:rPr>
-              <w:t xml:space="preserve">3</w:t>
+              <w:t>3</w:t>
             </w:r>
           </w:p>
         </w:tc>
@@ -1133,7 +1278,7 @@
                 <w:sz w:val="18"/>
                 <w:szCs w:val="18"/>
               </w:rPr>
-              <w:t xml:space="preserve">每当有幸存者惊恐过度时，你可以弃掉 3 张卡牌来伤害该幸存者</w:t>
+              <w:t>每当有幸存者惊恐过度时，你可以弃掉 3 张卡牌来伤害该幸存者</w:t>
             </w:r>
           </w:p>
         </w:tc>
@@ -1153,11 +1298,11 @@
                 <w:rFonts w:ascii="Calibri" w:hAnsi="Calibri" w:eastAsia="微软雅黑" w:cs="微软雅黑"/>
                 <w:b/>
                 <w:bCs/>
+                <w:color w:val="1E7B34"/>
                 <w:sz w:val="17"/>
                 <w:szCs w:val="17"/>
-                <w:color w:val="1E7B34"/>
-              </w:rPr>
-              <w:t xml:space="preserve">✅ 已实现</w:t>
+              </w:rPr>
+              <w:t>✅ 已实现</w:t>
             </w:r>
           </w:p>
         </w:tc>
@@ -1177,12 +1322,28 @@
                 <w:sz w:val="16"/>
                 <w:szCs w:val="16"/>
               </w:rPr>
-              <w:t xml:space="preserve">evolution.ts queueOverFearWound / resolveOverFearWound</w:t>
+              <w:t>evolution.ts queueOverFearWound / resolveOverFearWound</w:t>
             </w:r>
           </w:p>
         </w:tc>
       </w:tr>
       <w:tr>
+        <w:tblPrEx>
+          <w:tblBorders>
+            <w:top w:val="single" w:color="A6B4CC" w:sz="6" w:space="0"/>
+            <w:left w:val="single" w:color="A6B4CC" w:sz="6" w:space="0"/>
+            <w:bottom w:val="single" w:color="A6B4CC" w:sz="6" w:space="0"/>
+            <w:right w:val="single" w:color="A6B4CC" w:sz="6" w:space="0"/>
+            <w:insideH w:val="single" w:color="A6B4CC" w:sz="6" w:space="0"/>
+            <w:insideV w:val="single" w:color="A6B4CC" w:sz="6" w:space="0"/>
+          </w:tblBorders>
+          <w:tblCellMar>
+            <w:top w:w="60" w:type="dxa"/>
+            <w:left w:w="90" w:type="dxa"/>
+            <w:bottom w:w="60" w:type="dxa"/>
+            <w:right w:w="90" w:type="dxa"/>
+          </w:tblCellMar>
+        </w:tblPrEx>
         <w:trPr>
           <w:cantSplit/>
         </w:trPr>
@@ -1204,7 +1365,7 @@
                 <w:sz w:val="18"/>
                 <w:szCs w:val="18"/>
               </w:rPr>
-              <w:t xml:space="preserve">幽魂（killer2）</w:t>
+              <w:t>幽魂（killer2）</w:t>
             </w:r>
           </w:p>
         </w:tc>
@@ -1224,7 +1385,7 @@
                 <w:sz w:val="18"/>
                 <w:szCs w:val="18"/>
               </w:rPr>
-              <w:t xml:space="preserve">4</w:t>
+              <w:t>4</w:t>
             </w:r>
           </w:p>
         </w:tc>
@@ -1243,7 +1404,7 @@
                 <w:sz w:val="18"/>
                 <w:szCs w:val="18"/>
               </w:rPr>
-              <w:t xml:space="preserve">解锁「生命吸取」</w:t>
+              <w:t>解锁「生命吸取」</w:t>
             </w:r>
           </w:p>
         </w:tc>
@@ -1262,11 +1423,11 @@
                 <w:rFonts w:ascii="Calibri" w:hAnsi="Calibri" w:eastAsia="微软雅黑" w:cs="微软雅黑"/>
                 <w:b/>
                 <w:bCs/>
+                <w:color w:val="1E7B34"/>
                 <w:sz w:val="17"/>
                 <w:szCs w:val="17"/>
-                <w:color w:val="1E7B34"/>
-              </w:rPr>
-              <w:t xml:space="preserve">✅ 已实现</w:t>
+              </w:rPr>
+              <w:t>✅ 已实现</w:t>
             </w:r>
           </w:p>
         </w:tc>
@@ -1285,12 +1446,28 @@
                 <w:sz w:val="16"/>
                 <w:szCs w:val="16"/>
               </w:rPr>
-              <w:t xml:space="preserve">evolution.ts runUpgrade 解锁表 + killers.json spectre_drain</w:t>
+              <w:t>evolution.ts runUpgrade 解锁表 + killers.json spectre_drain</w:t>
             </w:r>
           </w:p>
         </w:tc>
       </w:tr>
       <w:tr>
+        <w:tblPrEx>
+          <w:tblBorders>
+            <w:top w:val="single" w:color="A6B4CC" w:sz="6" w:space="0"/>
+            <w:left w:val="single" w:color="A6B4CC" w:sz="6" w:space="0"/>
+            <w:bottom w:val="single" w:color="A6B4CC" w:sz="6" w:space="0"/>
+            <w:right w:val="single" w:color="A6B4CC" w:sz="6" w:space="0"/>
+            <w:insideH w:val="single" w:color="A6B4CC" w:sz="6" w:space="0"/>
+            <w:insideV w:val="single" w:color="A6B4CC" w:sz="6" w:space="0"/>
+          </w:tblBorders>
+          <w:tblCellMar>
+            <w:top w:w="60" w:type="dxa"/>
+            <w:left w:w="90" w:type="dxa"/>
+            <w:bottom w:w="60" w:type="dxa"/>
+            <w:right w:w="90" w:type="dxa"/>
+          </w:tblCellMar>
+        </w:tblPrEx>
         <w:trPr>
           <w:cantSplit/>
         </w:trPr>
@@ -1313,7 +1490,7 @@
                 <w:sz w:val="18"/>
                 <w:szCs w:val="18"/>
               </w:rPr>
-              <w:t xml:space="preserve">幽魂（killer2）</w:t>
+              <w:t>幽魂（killer2）</w:t>
             </w:r>
           </w:p>
         </w:tc>
@@ -1334,7 +1511,7 @@
                 <w:sz w:val="18"/>
                 <w:szCs w:val="18"/>
               </w:rPr>
-              <w:t xml:space="preserve">5</w:t>
+              <w:t>5</w:t>
             </w:r>
           </w:p>
         </w:tc>
@@ -1354,7 +1531,7 @@
                 <w:sz w:val="18"/>
                 <w:szCs w:val="18"/>
               </w:rPr>
-              <w:t xml:space="preserve">发生遭遇时，在攻击前伤害地点中的所有目标</w:t>
+              <w:t>发生遭遇时，在攻击前伤害地点中的所有目标</w:t>
             </w:r>
           </w:p>
         </w:tc>
@@ -1374,11 +1551,11 @@
                 <w:rFonts w:ascii="Calibri" w:hAnsi="Calibri" w:eastAsia="微软雅黑" w:cs="微软雅黑"/>
                 <w:b/>
                 <w:bCs/>
+                <w:color w:val="1E7B34"/>
                 <w:sz w:val="17"/>
                 <w:szCs w:val="17"/>
-                <w:color w:val="1E7B34"/>
-              </w:rPr>
-              <w:t xml:space="preserve">✅ 已实现</w:t>
+              </w:rPr>
+              <w:t>✅ 已实现</w:t>
             </w:r>
           </w:p>
         </w:tc>
@@ -1398,12 +1575,28 @@
                 <w:sz w:val="16"/>
                 <w:szCs w:val="16"/>
               </w:rPr>
-              <w:t xml:space="preserve">evolution.ts finishEncounterOpen（遭遇开始、攻击前伤害全地点）</w:t>
+              <w:t>evolution.ts finishEncounterOpen（遭遇开始、攻击前伤害全地点）</w:t>
             </w:r>
           </w:p>
         </w:tc>
       </w:tr>
       <w:tr>
+        <w:tblPrEx>
+          <w:tblBorders>
+            <w:top w:val="single" w:color="A6B4CC" w:sz="6" w:space="0"/>
+            <w:left w:val="single" w:color="A6B4CC" w:sz="6" w:space="0"/>
+            <w:bottom w:val="single" w:color="A6B4CC" w:sz="6" w:space="0"/>
+            <w:right w:val="single" w:color="A6B4CC" w:sz="6" w:space="0"/>
+            <w:insideH w:val="single" w:color="A6B4CC" w:sz="6" w:space="0"/>
+            <w:insideV w:val="single" w:color="A6B4CC" w:sz="6" w:space="0"/>
+          </w:tblBorders>
+          <w:tblCellMar>
+            <w:top w:w="60" w:type="dxa"/>
+            <w:left w:w="90" w:type="dxa"/>
+            <w:bottom w:w="60" w:type="dxa"/>
+            <w:right w:w="90" w:type="dxa"/>
+          </w:tblCellMar>
+        </w:tblPrEx>
         <w:trPr>
           <w:cantSplit/>
         </w:trPr>
@@ -1425,7 +1618,7 @@
                 <w:sz w:val="18"/>
                 <w:szCs w:val="18"/>
               </w:rPr>
-              <w:t xml:space="preserve">谋杀者（killer3）</w:t>
+              <w:t>谋杀者（killer3）</w:t>
             </w:r>
           </w:p>
         </w:tc>
@@ -1445,7 +1638,7 @@
                 <w:sz w:val="18"/>
                 <w:szCs w:val="18"/>
               </w:rPr>
-              <w:t xml:space="preserve">1</w:t>
+              <w:t>1</w:t>
             </w:r>
           </w:p>
         </w:tc>
@@ -1464,7 +1657,7 @@
                 <w:sz w:val="18"/>
                 <w:szCs w:val="18"/>
               </w:rPr>
-              <w:t xml:space="preserve">/</w:t>
+              <w:t>/</w:t>
             </w:r>
           </w:p>
         </w:tc>
@@ -1483,11 +1676,11 @@
                 <w:rFonts w:ascii="Calibri" w:hAnsi="Calibri" w:eastAsia="微软雅黑" w:cs="微软雅黑"/>
                 <w:b/>
                 <w:bCs/>
+                <w:color w:val="1E7B34"/>
                 <w:sz w:val="17"/>
                 <w:szCs w:val="17"/>
-                <w:color w:val="1E7B34"/>
-              </w:rPr>
-              <w:t xml:space="preserve">✅ 已实现（无效果）</w:t>
+              </w:rPr>
+              <w:t>✅ 已实现（无效果）</w:t>
             </w:r>
           </w:p>
         </w:tc>
@@ -1506,12 +1699,28 @@
                 <w:sz w:val="16"/>
                 <w:szCs w:val="16"/>
               </w:rPr>
-              <w:t xml:space="preserve">原文为「/」，无需实现</w:t>
+              <w:t>原文为「/」，无需实现</w:t>
             </w:r>
           </w:p>
         </w:tc>
       </w:tr>
       <w:tr>
+        <w:tblPrEx>
+          <w:tblBorders>
+            <w:top w:val="single" w:color="A6B4CC" w:sz="6" w:space="0"/>
+            <w:left w:val="single" w:color="A6B4CC" w:sz="6" w:space="0"/>
+            <w:bottom w:val="single" w:color="A6B4CC" w:sz="6" w:space="0"/>
+            <w:right w:val="single" w:color="A6B4CC" w:sz="6" w:space="0"/>
+            <w:insideH w:val="single" w:color="A6B4CC" w:sz="6" w:space="0"/>
+            <w:insideV w:val="single" w:color="A6B4CC" w:sz="6" w:space="0"/>
+          </w:tblBorders>
+          <w:tblCellMar>
+            <w:top w:w="60" w:type="dxa"/>
+            <w:left w:w="90" w:type="dxa"/>
+            <w:bottom w:w="60" w:type="dxa"/>
+            <w:right w:w="90" w:type="dxa"/>
+          </w:tblCellMar>
+        </w:tblPrEx>
         <w:trPr>
           <w:cantSplit/>
         </w:trPr>
@@ -1534,7 +1743,7 @@
                 <w:sz w:val="18"/>
                 <w:szCs w:val="18"/>
               </w:rPr>
-              <w:t xml:space="preserve">谋杀者（killer3）</w:t>
+              <w:t>谋杀者（killer3）</w:t>
             </w:r>
           </w:p>
         </w:tc>
@@ -1555,7 +1764,7 @@
                 <w:sz w:val="18"/>
                 <w:szCs w:val="18"/>
               </w:rPr>
-              <w:t xml:space="preserve">2</w:t>
+              <w:t>2</w:t>
             </w:r>
           </w:p>
         </w:tc>
@@ -1575,7 +1784,7 @@
                 <w:sz w:val="18"/>
                 <w:szCs w:val="18"/>
               </w:rPr>
-              <w:t xml:space="preserve">如果你在重现时遭遇了任何幸存者，本回合 +3 力量</w:t>
+              <w:t>如果你在重现时遭遇了任何幸存者，本回合 +3 力量</w:t>
             </w:r>
           </w:p>
         </w:tc>
@@ -1595,11 +1804,11 @@
                 <w:rFonts w:ascii="Calibri" w:hAnsi="Calibri" w:eastAsia="微软雅黑" w:cs="微软雅黑"/>
                 <w:b/>
                 <w:bCs/>
+                <w:color w:val="1E7B34"/>
                 <w:sz w:val="17"/>
                 <w:szCs w:val="17"/>
-                <w:color w:val="1E7B34"/>
-              </w:rPr>
-              <w:t xml:space="preserve">✅ 已实现</w:t>
+              </w:rPr>
+              <w:t>✅ 已实现</w:t>
             </w:r>
           </w:p>
         </w:tc>
@@ -1619,12 +1828,28 @@
                 <w:sz w:val="16"/>
                 <w:szCs w:val="16"/>
               </w:rPr>
-              <w:t xml:space="preserve">evolution.ts applyMurdererRevealPower（engine.ts beginKillerTurn 调用）</w:t>
+              <w:t>evolution.ts applyMurdererRevealPower（engine.ts beginKillerTurn 调用）</w:t>
             </w:r>
           </w:p>
         </w:tc>
       </w:tr>
       <w:tr>
+        <w:tblPrEx>
+          <w:tblBorders>
+            <w:top w:val="single" w:color="A6B4CC" w:sz="6" w:space="0"/>
+            <w:left w:val="single" w:color="A6B4CC" w:sz="6" w:space="0"/>
+            <w:bottom w:val="single" w:color="A6B4CC" w:sz="6" w:space="0"/>
+            <w:right w:val="single" w:color="A6B4CC" w:sz="6" w:space="0"/>
+            <w:insideH w:val="single" w:color="A6B4CC" w:sz="6" w:space="0"/>
+            <w:insideV w:val="single" w:color="A6B4CC" w:sz="6" w:space="0"/>
+          </w:tblBorders>
+          <w:tblCellMar>
+            <w:top w:w="60" w:type="dxa"/>
+            <w:left w:w="90" w:type="dxa"/>
+            <w:bottom w:w="60" w:type="dxa"/>
+            <w:right w:w="90" w:type="dxa"/>
+          </w:tblCellMar>
+        </w:tblPrEx>
         <w:trPr>
           <w:cantSplit/>
         </w:trPr>
@@ -1646,7 +1871,7 @@
                 <w:sz w:val="18"/>
                 <w:szCs w:val="18"/>
               </w:rPr>
-              <w:t xml:space="preserve">谋杀者（killer3）</w:t>
+              <w:t>谋杀者（killer3）</w:t>
             </w:r>
           </w:p>
         </w:tc>
@@ -1666,7 +1891,7 @@
                 <w:sz w:val="18"/>
                 <w:szCs w:val="18"/>
               </w:rPr>
-              <w:t xml:space="preserve">3</w:t>
+              <w:t>3</w:t>
             </w:r>
           </w:p>
         </w:tc>
@@ -1685,7 +1910,7 @@
                 <w:sz w:val="18"/>
                 <w:szCs w:val="18"/>
               </w:rPr>
-              <w:t xml:space="preserve">解锁「死亡盛放」</w:t>
+              <w:t>解锁「死亡盛放」</w:t>
             </w:r>
           </w:p>
         </w:tc>
@@ -1704,11 +1929,11 @@
                 <w:rFonts w:ascii="Calibri" w:hAnsi="Calibri" w:eastAsia="微软雅黑" w:cs="微软雅黑"/>
                 <w:b/>
                 <w:bCs/>
+                <w:color w:val="1E7B34"/>
                 <w:sz w:val="17"/>
                 <w:szCs w:val="17"/>
-                <w:color w:val="1E7B34"/>
-              </w:rPr>
-              <w:t xml:space="preserve">✅ 已实现</w:t>
+              </w:rPr>
+              <w:t>✅ 已实现</w:t>
             </w:r>
           </w:p>
         </w:tc>
@@ -1727,12 +1952,28 @@
                 <w:sz w:val="16"/>
                 <w:szCs w:val="16"/>
               </w:rPr>
-              <w:t xml:space="preserve">evolution.ts runUpgrade 解锁表 + killers.json murder_bloom</w:t>
+              <w:t>evolution.ts runUpgrade 解锁表 + killers.json murder_bloom</w:t>
             </w:r>
           </w:p>
         </w:tc>
       </w:tr>
       <w:tr>
+        <w:tblPrEx>
+          <w:tblBorders>
+            <w:top w:val="single" w:color="A6B4CC" w:sz="6" w:space="0"/>
+            <w:left w:val="single" w:color="A6B4CC" w:sz="6" w:space="0"/>
+            <w:bottom w:val="single" w:color="A6B4CC" w:sz="6" w:space="0"/>
+            <w:right w:val="single" w:color="A6B4CC" w:sz="6" w:space="0"/>
+            <w:insideH w:val="single" w:color="A6B4CC" w:sz="6" w:space="0"/>
+            <w:insideV w:val="single" w:color="A6B4CC" w:sz="6" w:space="0"/>
+          </w:tblBorders>
+          <w:tblCellMar>
+            <w:top w:w="60" w:type="dxa"/>
+            <w:left w:w="90" w:type="dxa"/>
+            <w:bottom w:w="60" w:type="dxa"/>
+            <w:right w:w="90" w:type="dxa"/>
+          </w:tblCellMar>
+        </w:tblPrEx>
         <w:trPr>
           <w:cantSplit/>
         </w:trPr>
@@ -1755,7 +1996,7 @@
                 <w:sz w:val="18"/>
                 <w:szCs w:val="18"/>
               </w:rPr>
-              <w:t xml:space="preserve">谋杀者（killer3）</w:t>
+              <w:t>谋杀者（killer3）</w:t>
             </w:r>
           </w:p>
         </w:tc>
@@ -1776,7 +2017,7 @@
                 <w:sz w:val="18"/>
                 <w:szCs w:val="18"/>
               </w:rPr>
-              <w:t xml:space="preserve">4</w:t>
+              <w:t>4</w:t>
             </w:r>
           </w:p>
         </w:tc>
@@ -1796,7 +2037,7 @@
                 <w:sz w:val="18"/>
                 <w:szCs w:val="18"/>
               </w:rPr>
-              <w:t xml:space="preserve">力量 +1；在任意地点总计【封堵】×4</w:t>
+              <w:t>力量 +1；在任意地点总计【封堵】×4</w:t>
             </w:r>
           </w:p>
         </w:tc>
@@ -1816,11 +2057,11 @@
                 <w:rFonts w:ascii="Calibri" w:hAnsi="Calibri" w:eastAsia="微软雅黑" w:cs="微软雅黑"/>
                 <w:b/>
                 <w:bCs/>
+                <w:color w:val="1E7B34"/>
                 <w:sz w:val="17"/>
                 <w:szCs w:val="17"/>
-                <w:color w:val="1E7B34"/>
-              </w:rPr>
-              <w:t xml:space="preserve">✅ 已实现</w:t>
+              </w:rPr>
+              <w:t>✅ 已实现</w:t>
             </w:r>
           </w:p>
         </w:tc>
@@ -1840,12 +2081,28 @@
                 <w:sz w:val="16"/>
                 <w:szCs w:val="16"/>
               </w:rPr>
-              <w:t xml:space="preserve">evolution.ts applyNewEvolutionLevel（+1 力量、pendingEvoFourBlockade → 4 扇门）</w:t>
+              <w:t>evolution.ts applyNewEvolutionLevel（+1 力量、pendingEvoFourBlockade → 4 扇门）</w:t>
             </w:r>
           </w:p>
         </w:tc>
       </w:tr>
       <w:tr>
+        <w:tblPrEx>
+          <w:tblBorders>
+            <w:top w:val="single" w:color="A6B4CC" w:sz="6" w:space="0"/>
+            <w:left w:val="single" w:color="A6B4CC" w:sz="6" w:space="0"/>
+            <w:bottom w:val="single" w:color="A6B4CC" w:sz="6" w:space="0"/>
+            <w:right w:val="single" w:color="A6B4CC" w:sz="6" w:space="0"/>
+            <w:insideH w:val="single" w:color="A6B4CC" w:sz="6" w:space="0"/>
+            <w:insideV w:val="single" w:color="A6B4CC" w:sz="6" w:space="0"/>
+          </w:tblBorders>
+          <w:tblCellMar>
+            <w:top w:w="60" w:type="dxa"/>
+            <w:left w:w="90" w:type="dxa"/>
+            <w:bottom w:w="60" w:type="dxa"/>
+            <w:right w:w="90" w:type="dxa"/>
+          </w:tblCellMar>
+        </w:tblPrEx>
         <w:trPr>
           <w:cantSplit/>
         </w:trPr>
@@ -1867,7 +2124,7 @@
                 <w:sz w:val="18"/>
                 <w:szCs w:val="18"/>
               </w:rPr>
-              <w:t xml:space="preserve">谋杀者（killer3）</w:t>
+              <w:t>谋杀者（killer3）</w:t>
             </w:r>
           </w:p>
         </w:tc>
@@ -1887,7 +2144,7 @@
                 <w:sz w:val="18"/>
                 <w:szCs w:val="18"/>
               </w:rPr>
-              <w:t xml:space="preserve">5</w:t>
+              <w:t>5</w:t>
             </w:r>
           </w:p>
         </w:tc>
@@ -1906,7 +2163,7 @@
                 <w:sz w:val="18"/>
                 <w:szCs w:val="18"/>
               </w:rPr>
-              <w:t xml:space="preserve">发生遭遇时，在攻击前伤害地点中的所有目标</w:t>
+              <w:t>发生遭遇时，在攻击前伤害地点中的所有目标</w:t>
             </w:r>
           </w:p>
         </w:tc>
@@ -1925,11 +2182,11 @@
                 <w:rFonts w:ascii="Calibri" w:hAnsi="Calibri" w:eastAsia="微软雅黑" w:cs="微软雅黑"/>
                 <w:b/>
                 <w:bCs/>
+                <w:color w:val="1E7B34"/>
                 <w:sz w:val="17"/>
                 <w:szCs w:val="17"/>
-                <w:color w:val="1E7B34"/>
-              </w:rPr>
-              <w:t xml:space="preserve">✅ 已实现</w:t>
+              </w:rPr>
+              <w:t>✅ 已实现</w:t>
             </w:r>
           </w:p>
         </w:tc>
@@ -1948,12 +2205,28 @@
                 <w:sz w:val="16"/>
                 <w:szCs w:val="16"/>
               </w:rPr>
-              <w:t xml:space="preserve">evolution.ts finishEncounterOpen（遭遇开始、攻击前伤害全地点）</w:t>
+              <w:t>evolution.ts finishEncounterOpen（遭遇开始、攻击前伤害全地点）</w:t>
             </w:r>
           </w:p>
         </w:tc>
       </w:tr>
       <w:tr>
+        <w:tblPrEx>
+          <w:tblBorders>
+            <w:top w:val="single" w:color="A6B4CC" w:sz="6" w:space="0"/>
+            <w:left w:val="single" w:color="A6B4CC" w:sz="6" w:space="0"/>
+            <w:bottom w:val="single" w:color="A6B4CC" w:sz="6" w:space="0"/>
+            <w:right w:val="single" w:color="A6B4CC" w:sz="6" w:space="0"/>
+            <w:insideH w:val="single" w:color="A6B4CC" w:sz="6" w:space="0"/>
+            <w:insideV w:val="single" w:color="A6B4CC" w:sz="6" w:space="0"/>
+          </w:tblBorders>
+          <w:tblCellMar>
+            <w:top w:w="60" w:type="dxa"/>
+            <w:left w:w="90" w:type="dxa"/>
+            <w:bottom w:w="60" w:type="dxa"/>
+            <w:right w:w="90" w:type="dxa"/>
+          </w:tblCellMar>
+        </w:tblPrEx>
         <w:trPr>
           <w:cantSplit/>
         </w:trPr>
@@ -1976,7 +2249,7 @@
                 <w:sz w:val="18"/>
                 <w:szCs w:val="18"/>
               </w:rPr>
-              <w:t xml:space="preserve">女猎手（killer4）</w:t>
+              <w:t>女猎手（killer4）</w:t>
             </w:r>
           </w:p>
         </w:tc>
@@ -1997,7 +2270,7 @@
                 <w:sz w:val="18"/>
                 <w:szCs w:val="18"/>
               </w:rPr>
-              <w:t xml:space="preserve">1</w:t>
+              <w:t>1</w:t>
             </w:r>
           </w:p>
         </w:tc>
@@ -2017,7 +2290,7 @@
                 <w:sz w:val="18"/>
                 <w:szCs w:val="18"/>
               </w:rPr>
-              <w:t xml:space="preserve">/</w:t>
+              <w:t>/</w:t>
             </w:r>
           </w:p>
         </w:tc>
@@ -2037,11 +2310,11 @@
                 <w:rFonts w:ascii="Calibri" w:hAnsi="Calibri" w:eastAsia="微软雅黑" w:cs="微软雅黑"/>
                 <w:b/>
                 <w:bCs/>
+                <w:color w:val="1E7B34"/>
                 <w:sz w:val="17"/>
                 <w:szCs w:val="17"/>
-                <w:color w:val="1E7B34"/>
-              </w:rPr>
-              <w:t xml:space="preserve">✅ 已实现（无效果）</w:t>
+              </w:rPr>
+              <w:t>✅ 已实现（无效果）</w:t>
             </w:r>
           </w:p>
         </w:tc>
@@ -2061,12 +2334,28 @@
                 <w:sz w:val="16"/>
                 <w:szCs w:val="16"/>
               </w:rPr>
-              <w:t xml:space="preserve">原文为「/」，无需实现</w:t>
+              <w:t>原文为「/」，无需实现</w:t>
             </w:r>
           </w:p>
         </w:tc>
       </w:tr>
       <w:tr>
+        <w:tblPrEx>
+          <w:tblBorders>
+            <w:top w:val="single" w:color="A6B4CC" w:sz="6" w:space="0"/>
+            <w:left w:val="single" w:color="A6B4CC" w:sz="6" w:space="0"/>
+            <w:bottom w:val="single" w:color="A6B4CC" w:sz="6" w:space="0"/>
+            <w:right w:val="single" w:color="A6B4CC" w:sz="6" w:space="0"/>
+            <w:insideH w:val="single" w:color="A6B4CC" w:sz="6" w:space="0"/>
+            <w:insideV w:val="single" w:color="A6B4CC" w:sz="6" w:space="0"/>
+          </w:tblBorders>
+          <w:tblCellMar>
+            <w:top w:w="60" w:type="dxa"/>
+            <w:left w:w="90" w:type="dxa"/>
+            <w:bottom w:w="60" w:type="dxa"/>
+            <w:right w:w="90" w:type="dxa"/>
+          </w:tblCellMar>
+        </w:tblPrEx>
         <w:trPr>
           <w:cantSplit/>
         </w:trPr>
@@ -2088,7 +2377,7 @@
                 <w:sz w:val="18"/>
                 <w:szCs w:val="18"/>
               </w:rPr>
-              <w:t xml:space="preserve">女猎手（killer4）</w:t>
+              <w:t>女猎手（killer4）</w:t>
             </w:r>
           </w:p>
         </w:tc>
@@ -2108,7 +2397,7 @@
                 <w:sz w:val="18"/>
                 <w:szCs w:val="18"/>
               </w:rPr>
-              <w:t xml:space="preserve">2</w:t>
+              <w:t>2</w:t>
             </w:r>
           </w:p>
         </w:tc>
@@ -2127,7 +2416,7 @@
                 <w:sz w:val="18"/>
                 <w:szCs w:val="18"/>
               </w:rPr>
-              <w:t xml:space="preserve">解锁「陷阱重置」</w:t>
+              <w:t>解锁「陷阱重置」</w:t>
             </w:r>
           </w:p>
         </w:tc>
@@ -2146,11 +2435,11 @@
                 <w:rFonts w:ascii="Calibri" w:hAnsi="Calibri" w:eastAsia="微软雅黑" w:cs="微软雅黑"/>
                 <w:b/>
                 <w:bCs/>
+                <w:color w:val="1E7B34"/>
                 <w:sz w:val="17"/>
                 <w:szCs w:val="17"/>
-                <w:color w:val="1E7B34"/>
-              </w:rPr>
-              <w:t xml:space="preserve">✅ 已实现</w:t>
+              </w:rPr>
+              <w:t>✅ 已实现</w:t>
             </w:r>
           </w:p>
         </w:tc>
@@ -2169,12 +2458,28 @@
                 <w:sz w:val="16"/>
                 <w:szCs w:val="16"/>
               </w:rPr>
-              <w:t xml:space="preserve">evolution.ts runUpgrade 解锁表 + killers.json huntress_trapreset</w:t>
+              <w:t>evolution.ts runUpgrade 解锁表 + killers.json huntress_trapreset</w:t>
             </w:r>
           </w:p>
         </w:tc>
       </w:tr>
       <w:tr>
+        <w:tblPrEx>
+          <w:tblBorders>
+            <w:top w:val="single" w:color="A6B4CC" w:sz="6" w:space="0"/>
+            <w:left w:val="single" w:color="A6B4CC" w:sz="6" w:space="0"/>
+            <w:bottom w:val="single" w:color="A6B4CC" w:sz="6" w:space="0"/>
+            <w:right w:val="single" w:color="A6B4CC" w:sz="6" w:space="0"/>
+            <w:insideH w:val="single" w:color="A6B4CC" w:sz="6" w:space="0"/>
+            <w:insideV w:val="single" w:color="A6B4CC" w:sz="6" w:space="0"/>
+          </w:tblBorders>
+          <w:tblCellMar>
+            <w:top w:w="60" w:type="dxa"/>
+            <w:left w:w="90" w:type="dxa"/>
+            <w:bottom w:w="60" w:type="dxa"/>
+            <w:right w:w="90" w:type="dxa"/>
+          </w:tblCellMar>
+        </w:tblPrEx>
         <w:trPr>
           <w:cantSplit/>
         </w:trPr>
@@ -2197,7 +2502,7 @@
                 <w:sz w:val="18"/>
                 <w:szCs w:val="18"/>
               </w:rPr>
-              <w:t xml:space="preserve">女猎手（killer4）</w:t>
+              <w:t>女猎手（killer4）</w:t>
             </w:r>
           </w:p>
         </w:tc>
@@ -2218,7 +2523,7 @@
                 <w:sz w:val="18"/>
                 <w:szCs w:val="18"/>
               </w:rPr>
-              <w:t xml:space="preserve">3</w:t>
+              <w:t>3</w:t>
             </w:r>
           </w:p>
         </w:tc>
@@ -2238,7 +2543,7 @@
                 <w:sz w:val="18"/>
                 <w:szCs w:val="18"/>
               </w:rPr>
-              <w:t xml:space="preserve">所有卡牌费用 -1（最少为 0）</w:t>
+              <w:t>所有卡牌费用 -1（最少为 0）</w:t>
             </w:r>
           </w:p>
         </w:tc>
@@ -2258,11 +2563,11 @@
                 <w:rFonts w:ascii="Calibri" w:hAnsi="Calibri" w:eastAsia="微软雅黑" w:cs="微软雅黑"/>
                 <w:b/>
                 <w:bCs/>
+                <w:color w:val="1E7B34"/>
                 <w:sz w:val="17"/>
                 <w:szCs w:val="17"/>
-                <w:color w:val="1E7B34"/>
-              </w:rPr>
-              <w:t xml:space="preserve">✅ 已实现</w:t>
+              </w:rPr>
+              <w:t>✅ 已实现</w:t>
             </w:r>
           </w:p>
         </w:tc>
@@ -2282,12 +2587,28 @@
                 <w:sz w:val="16"/>
                 <w:szCs w:val="16"/>
               </w:rPr>
-              <w:t xml:space="preserve">evolution.ts huntressCostDiscount + effects.ts killerCardCostAfterDiscount（3 处扣费点）</w:t>
+              <w:t>evolution.ts huntressCostDiscount + effects.ts killerCardCostAfterDiscount（3 处扣费点）</w:t>
             </w:r>
           </w:p>
         </w:tc>
       </w:tr>
       <w:tr>
+        <w:tblPrEx>
+          <w:tblBorders>
+            <w:top w:val="single" w:color="A6B4CC" w:sz="6" w:space="0"/>
+            <w:left w:val="single" w:color="A6B4CC" w:sz="6" w:space="0"/>
+            <w:bottom w:val="single" w:color="A6B4CC" w:sz="6" w:space="0"/>
+            <w:right w:val="single" w:color="A6B4CC" w:sz="6" w:space="0"/>
+            <w:insideH w:val="single" w:color="A6B4CC" w:sz="6" w:space="0"/>
+            <w:insideV w:val="single" w:color="A6B4CC" w:sz="6" w:space="0"/>
+          </w:tblBorders>
+          <w:tblCellMar>
+            <w:top w:w="60" w:type="dxa"/>
+            <w:left w:w="90" w:type="dxa"/>
+            <w:bottom w:w="60" w:type="dxa"/>
+            <w:right w:w="90" w:type="dxa"/>
+          </w:tblCellMar>
+        </w:tblPrEx>
         <w:trPr>
           <w:cantSplit/>
         </w:trPr>
@@ -2309,7 +2630,7 @@
                 <w:sz w:val="18"/>
                 <w:szCs w:val="18"/>
               </w:rPr>
-              <w:t xml:space="preserve">女猎手（killer4）</w:t>
+              <w:t>女猎手（killer4）</w:t>
             </w:r>
           </w:p>
         </w:tc>
@@ -2329,7 +2650,7 @@
                 <w:sz w:val="18"/>
                 <w:szCs w:val="18"/>
               </w:rPr>
-              <w:t xml:space="preserve">4</w:t>
+              <w:t>4</w:t>
             </w:r>
           </w:p>
         </w:tc>
@@ -2342,14 +2663,33 @@
             <w:pPr>
               <w:spacing w:before="40" w:after="40" w:line="260" w:lineRule="auto"/>
             </w:pPr>
-            <w:r>
-              <w:rPr>
-                <w:rFonts w:ascii="Calibri" w:hAnsi="Calibri" w:eastAsia="微软雅黑" w:cs="微软雅黑"/>
-                <w:sz w:val="18"/>
-                <w:szCs w:val="18"/>
-              </w:rPr>
-              <w:t xml:space="preserve">使用「追逐」后〔移动〕×0-1</w:t>
-            </w:r>
+            <w:bookmarkStart w:id="0" w:name="_GoBack"/>
+            <w:r>
+              <w:rPr>
+                <w:rFonts w:ascii="Calibri" w:hAnsi="Calibri" w:eastAsia="微软雅黑" w:cs="微软雅黑"/>
+                <w:sz w:val="18"/>
+                <w:szCs w:val="18"/>
+              </w:rPr>
+              <w:t>使用「追</w:t>
+            </w:r>
+            <w:r>
+              <w:rPr>
+                <w:rFonts w:hint="eastAsia" w:cs="微软雅黑"/>
+                <w:sz w:val="18"/>
+                <w:szCs w:val="18"/>
+                <w:lang w:val="en-US" w:eastAsia="zh-CN"/>
+              </w:rPr>
+              <w:t>踪</w:t>
+            </w:r>
+            <w:r>
+              <w:rPr>
+                <w:rFonts w:ascii="Calibri" w:hAnsi="Calibri" w:eastAsia="微软雅黑" w:cs="微软雅黑"/>
+                <w:sz w:val="18"/>
+                <w:szCs w:val="18"/>
+              </w:rPr>
+              <w:t>」后〔移动〕×0-1</w:t>
+            </w:r>
+            <w:bookmarkEnd w:id="0"/>
           </w:p>
         </w:tc>
         <w:tc>
@@ -2367,11 +2707,11 @@
                 <w:rFonts w:ascii="Calibri" w:hAnsi="Calibri" w:eastAsia="微软雅黑" w:cs="微软雅黑"/>
                 <w:b/>
                 <w:bCs/>
+                <w:color w:val="1E7B34"/>
                 <w:sz w:val="17"/>
                 <w:szCs w:val="17"/>
-                <w:color w:val="1E7B34"/>
-              </w:rPr>
-              <w:t xml:space="preserve">✅ 已实现</w:t>
+              </w:rPr>
+              <w:t>✅ 已实现</w:t>
             </w:r>
           </w:p>
         </w:tc>
@@ -2390,12 +2730,28 @@
                 <w:sz w:val="16"/>
                 <w:szCs w:val="16"/>
               </w:rPr>
-              <w:t xml:space="preserve">evolution.ts huntressChaseFollowupMove + killerCards.ts confirmPathDraft</w:t>
+              <w:t>evolution.ts huntressChaseFollowupMove + killerCards.ts confirmPathDraft</w:t>
             </w:r>
           </w:p>
         </w:tc>
       </w:tr>
       <w:tr>
+        <w:tblPrEx>
+          <w:tblBorders>
+            <w:top w:val="single" w:color="A6B4CC" w:sz="6" w:space="0"/>
+            <w:left w:val="single" w:color="A6B4CC" w:sz="6" w:space="0"/>
+            <w:bottom w:val="single" w:color="A6B4CC" w:sz="6" w:space="0"/>
+            <w:right w:val="single" w:color="A6B4CC" w:sz="6" w:space="0"/>
+            <w:insideH w:val="single" w:color="A6B4CC" w:sz="6" w:space="0"/>
+            <w:insideV w:val="single" w:color="A6B4CC" w:sz="6" w:space="0"/>
+          </w:tblBorders>
+          <w:tblCellMar>
+            <w:top w:w="60" w:type="dxa"/>
+            <w:left w:w="90" w:type="dxa"/>
+            <w:bottom w:w="60" w:type="dxa"/>
+            <w:right w:w="90" w:type="dxa"/>
+          </w:tblCellMar>
+        </w:tblPrEx>
         <w:trPr>
           <w:cantSplit/>
         </w:trPr>
@@ -2418,7 +2774,7 @@
                 <w:sz w:val="18"/>
                 <w:szCs w:val="18"/>
               </w:rPr>
-              <w:t xml:space="preserve">女猎手（killer4）</w:t>
+              <w:t>女猎手（killer4）</w:t>
             </w:r>
           </w:p>
         </w:tc>
@@ -2439,7 +2795,7 @@
                 <w:sz w:val="18"/>
                 <w:szCs w:val="18"/>
               </w:rPr>
-              <w:t xml:space="preserve">5</w:t>
+              <w:t>5</w:t>
             </w:r>
           </w:p>
         </w:tc>
@@ -2459,7 +2815,7 @@
                 <w:sz w:val="18"/>
                 <w:szCs w:val="18"/>
               </w:rPr>
-              <w:t xml:space="preserve">发生遭遇时，在攻击前伤害所有目标</w:t>
+              <w:t>发生遭遇时，在攻击前伤害所有目标</w:t>
             </w:r>
           </w:p>
         </w:tc>
@@ -2479,11 +2835,11 @@
                 <w:rFonts w:ascii="Calibri" w:hAnsi="Calibri" w:eastAsia="微软雅黑" w:cs="微软雅黑"/>
                 <w:b/>
                 <w:bCs/>
+                <w:color w:val="1E7B34"/>
                 <w:sz w:val="17"/>
                 <w:szCs w:val="17"/>
-                <w:color w:val="1E7B34"/>
-              </w:rPr>
-              <w:t xml:space="preserve">✅ 已实现</w:t>
+              </w:rPr>
+              <w:t>✅ 已实现</w:t>
             </w:r>
           </w:p>
         </w:tc>
@@ -2503,12 +2859,28 @@
                 <w:sz w:val="16"/>
                 <w:szCs w:val="16"/>
               </w:rPr>
-              <w:t xml:space="preserve">evolution.ts finishEncounterOpen（遭遇开始、攻击前伤害全地点）</w:t>
+              <w:t>evolution.ts finishEncounterOpen（遭遇开始、攻击前伤害全地点）</w:t>
             </w:r>
           </w:p>
         </w:tc>
       </w:tr>
       <w:tr>
+        <w:tblPrEx>
+          <w:tblBorders>
+            <w:top w:val="single" w:color="A6B4CC" w:sz="6" w:space="0"/>
+            <w:left w:val="single" w:color="A6B4CC" w:sz="6" w:space="0"/>
+            <w:bottom w:val="single" w:color="A6B4CC" w:sz="6" w:space="0"/>
+            <w:right w:val="single" w:color="A6B4CC" w:sz="6" w:space="0"/>
+            <w:insideH w:val="single" w:color="A6B4CC" w:sz="6" w:space="0"/>
+            <w:insideV w:val="single" w:color="A6B4CC" w:sz="6" w:space="0"/>
+          </w:tblBorders>
+          <w:tblCellMar>
+            <w:top w:w="60" w:type="dxa"/>
+            <w:left w:w="90" w:type="dxa"/>
+            <w:bottom w:w="60" w:type="dxa"/>
+            <w:right w:w="90" w:type="dxa"/>
+          </w:tblCellMar>
+        </w:tblPrEx>
         <w:trPr>
           <w:cantSplit/>
         </w:trPr>
@@ -2530,7 +2902,7 @@
                 <w:sz w:val="18"/>
                 <w:szCs w:val="18"/>
               </w:rPr>
-              <w:t xml:space="preserve">狼人（killer5）</w:t>
+              <w:t>狼人（killer5）</w:t>
             </w:r>
           </w:p>
         </w:tc>
@@ -2550,7 +2922,7 @@
                 <w:sz w:val="18"/>
                 <w:szCs w:val="18"/>
               </w:rPr>
-              <w:t xml:space="preserve">1</w:t>
+              <w:t>1</w:t>
             </w:r>
           </w:p>
         </w:tc>
@@ -2569,7 +2941,7 @@
                 <w:sz w:val="18"/>
                 <w:szCs w:val="18"/>
               </w:rPr>
-              <w:t xml:space="preserve">/</w:t>
+              <w:t>/</w:t>
             </w:r>
           </w:p>
         </w:tc>
@@ -2588,11 +2960,11 @@
                 <w:rFonts w:ascii="Calibri" w:hAnsi="Calibri" w:eastAsia="微软雅黑" w:cs="微软雅黑"/>
                 <w:b/>
                 <w:bCs/>
+                <w:color w:val="1E7B34"/>
                 <w:sz w:val="17"/>
                 <w:szCs w:val="17"/>
-                <w:color w:val="1E7B34"/>
-              </w:rPr>
-              <w:t xml:space="preserve">✅ 已实现（无效果）</w:t>
+              </w:rPr>
+              <w:t>✅ 已实现（无效果）</w:t>
             </w:r>
           </w:p>
         </w:tc>
@@ -2611,12 +2983,28 @@
                 <w:sz w:val="16"/>
                 <w:szCs w:val="16"/>
               </w:rPr>
-              <w:t xml:space="preserve">原文为「/」，无需实现</w:t>
+              <w:t>原文为「/」，无需实现</w:t>
             </w:r>
           </w:p>
         </w:tc>
       </w:tr>
       <w:tr>
+        <w:tblPrEx>
+          <w:tblBorders>
+            <w:top w:val="single" w:color="A6B4CC" w:sz="6" w:space="0"/>
+            <w:left w:val="single" w:color="A6B4CC" w:sz="6" w:space="0"/>
+            <w:bottom w:val="single" w:color="A6B4CC" w:sz="6" w:space="0"/>
+            <w:right w:val="single" w:color="A6B4CC" w:sz="6" w:space="0"/>
+            <w:insideH w:val="single" w:color="A6B4CC" w:sz="6" w:space="0"/>
+            <w:insideV w:val="single" w:color="A6B4CC" w:sz="6" w:space="0"/>
+          </w:tblBorders>
+          <w:tblCellMar>
+            <w:top w:w="60" w:type="dxa"/>
+            <w:left w:w="90" w:type="dxa"/>
+            <w:bottom w:w="60" w:type="dxa"/>
+            <w:right w:w="90" w:type="dxa"/>
+          </w:tblCellMar>
+        </w:tblPrEx>
         <w:trPr>
           <w:cantSplit/>
         </w:trPr>
@@ -2639,7 +3027,7 @@
                 <w:sz w:val="18"/>
                 <w:szCs w:val="18"/>
               </w:rPr>
-              <w:t xml:space="preserve">狼人（killer5）</w:t>
+              <w:t>狼人（killer5）</w:t>
             </w:r>
           </w:p>
         </w:tc>
@@ -2660,7 +3048,7 @@
                 <w:sz w:val="18"/>
                 <w:szCs w:val="18"/>
               </w:rPr>
-              <w:t xml:space="preserve">2</w:t>
+              <w:t>2</w:t>
             </w:r>
           </w:p>
         </w:tc>
@@ -2680,7 +3068,7 @@
                 <w:sz w:val="18"/>
                 <w:szCs w:val="18"/>
               </w:rPr>
-              <w:t xml:space="preserve">解锁「超听觉」</w:t>
+              <w:t>解锁「超听觉」</w:t>
             </w:r>
           </w:p>
         </w:tc>
@@ -2700,11 +3088,11 @@
                 <w:rFonts w:ascii="Calibri" w:hAnsi="Calibri" w:eastAsia="微软雅黑" w:cs="微软雅黑"/>
                 <w:b/>
                 <w:bCs/>
+                <w:color w:val="1E7B34"/>
                 <w:sz w:val="17"/>
                 <w:szCs w:val="17"/>
-                <w:color w:val="1E7B34"/>
-              </w:rPr>
-              <w:t xml:space="preserve">✅ 已实现</w:t>
+              </w:rPr>
+              <w:t>✅ 已实现</w:t>
             </w:r>
           </w:p>
         </w:tc>
@@ -2724,12 +3112,28 @@
                 <w:sz w:val="16"/>
                 <w:szCs w:val="16"/>
               </w:rPr>
-              <w:t xml:space="preserve">evolution.ts runUpgrade 解锁表 + killers.json wolf_hearing</w:t>
+              <w:t>evolution.ts runUpgrade 解锁表 + killers.json wolf_hearing</w:t>
             </w:r>
           </w:p>
         </w:tc>
       </w:tr>
       <w:tr>
+        <w:tblPrEx>
+          <w:tblBorders>
+            <w:top w:val="single" w:color="A6B4CC" w:sz="6" w:space="0"/>
+            <w:left w:val="single" w:color="A6B4CC" w:sz="6" w:space="0"/>
+            <w:bottom w:val="single" w:color="A6B4CC" w:sz="6" w:space="0"/>
+            <w:right w:val="single" w:color="A6B4CC" w:sz="6" w:space="0"/>
+            <w:insideH w:val="single" w:color="A6B4CC" w:sz="6" w:space="0"/>
+            <w:insideV w:val="single" w:color="A6B4CC" w:sz="6" w:space="0"/>
+          </w:tblBorders>
+          <w:tblCellMar>
+            <w:top w:w="60" w:type="dxa"/>
+            <w:left w:w="90" w:type="dxa"/>
+            <w:bottom w:w="60" w:type="dxa"/>
+            <w:right w:w="90" w:type="dxa"/>
+          </w:tblCellMar>
+        </w:tblPrEx>
         <w:trPr>
           <w:cantSplit/>
         </w:trPr>
@@ -2751,7 +3155,7 @@
                 <w:sz w:val="18"/>
                 <w:szCs w:val="18"/>
               </w:rPr>
-              <w:t xml:space="preserve">狼人（killer5）</w:t>
+              <w:t>狼人（killer5）</w:t>
             </w:r>
           </w:p>
         </w:tc>
@@ -2771,7 +3175,7 @@
                 <w:sz w:val="18"/>
                 <w:szCs w:val="18"/>
               </w:rPr>
-              <w:t xml:space="preserve">3</w:t>
+              <w:t>3</w:t>
             </w:r>
           </w:p>
         </w:tc>
@@ -2790,7 +3194,7 @@
                 <w:sz w:val="18"/>
                 <w:szCs w:val="18"/>
               </w:rPr>
-              <w:t xml:space="preserve">力量 +1</w:t>
+              <w:t>力量 +1</w:t>
             </w:r>
           </w:p>
         </w:tc>
@@ -2809,11 +3213,11 @@
                 <w:rFonts w:ascii="Calibri" w:hAnsi="Calibri" w:eastAsia="微软雅黑" w:cs="微软雅黑"/>
                 <w:b/>
                 <w:bCs/>
+                <w:color w:val="1E7B34"/>
                 <w:sz w:val="17"/>
                 <w:szCs w:val="17"/>
-                <w:color w:val="1E7B34"/>
-              </w:rPr>
-              <w:t xml:space="preserve">✅ 已实现（本轮补齐）</w:t>
+              </w:rPr>
+              <w:t>✅ 已实现（本轮补齐）</w:t>
             </w:r>
           </w:p>
         </w:tc>
@@ -2832,12 +3236,28 @@
                 <w:sz w:val="16"/>
                 <w:szCs w:val="16"/>
               </w:rPr>
-              <w:t xml:space="preserve">evolution.ts applyNewEvolutionLevel（原本漏做，本轮补上 +1 力量）</w:t>
+              <w:t>evolution.ts applyNewEvolutionLevel（原本漏做，本轮补上 +1 力量）</w:t>
             </w:r>
           </w:p>
         </w:tc>
       </w:tr>
       <w:tr>
+        <w:tblPrEx>
+          <w:tblBorders>
+            <w:top w:val="single" w:color="A6B4CC" w:sz="6" w:space="0"/>
+            <w:left w:val="single" w:color="A6B4CC" w:sz="6" w:space="0"/>
+            <w:bottom w:val="single" w:color="A6B4CC" w:sz="6" w:space="0"/>
+            <w:right w:val="single" w:color="A6B4CC" w:sz="6" w:space="0"/>
+            <w:insideH w:val="single" w:color="A6B4CC" w:sz="6" w:space="0"/>
+            <w:insideV w:val="single" w:color="A6B4CC" w:sz="6" w:space="0"/>
+          </w:tblBorders>
+          <w:tblCellMar>
+            <w:top w:w="60" w:type="dxa"/>
+            <w:left w:w="90" w:type="dxa"/>
+            <w:bottom w:w="60" w:type="dxa"/>
+            <w:right w:w="90" w:type="dxa"/>
+          </w:tblCellMar>
+        </w:tblPrEx>
         <w:trPr>
           <w:cantSplit/>
         </w:trPr>
@@ -2860,7 +3280,7 @@
                 <w:sz w:val="18"/>
                 <w:szCs w:val="18"/>
               </w:rPr>
-              <w:t xml:space="preserve">狼人（killer5）</w:t>
+              <w:t>狼人（killer5）</w:t>
             </w:r>
           </w:p>
         </w:tc>
@@ -2881,7 +3301,7 @@
                 <w:sz w:val="18"/>
                 <w:szCs w:val="18"/>
               </w:rPr>
-              <w:t xml:space="preserve">4</w:t>
+              <w:t>4</w:t>
             </w:r>
           </w:p>
         </w:tc>
@@ -2901,7 +3321,7 @@
                 <w:sz w:val="18"/>
                 <w:szCs w:val="18"/>
               </w:rPr>
-              <w:t xml:space="preserve">你的回合结束时，如果本回合你没有遭遇任何幸存者且你不在〔潜行〕，〔惊吓〕距离 2 内的所有幸存者</w:t>
+              <w:t>你的回合结束时，如果本回合你没有遭遇任何幸存者且你不在〔潜行〕，〔惊吓〕距离 2 内的所有幸存者</w:t>
             </w:r>
           </w:p>
         </w:tc>
@@ -2921,11 +3341,11 @@
                 <w:rFonts w:ascii="Calibri" w:hAnsi="Calibri" w:eastAsia="微软雅黑" w:cs="微软雅黑"/>
                 <w:b/>
                 <w:bCs/>
+                <w:color w:val="1E7B34"/>
                 <w:sz w:val="17"/>
                 <w:szCs w:val="17"/>
-                <w:color w:val="1E7B34"/>
-              </w:rPr>
-              <w:t xml:space="preserve">✅ 已实现</w:t>
+              </w:rPr>
+              <w:t>✅ 已实现</w:t>
             </w:r>
           </w:p>
         </w:tc>
@@ -2945,12 +3365,28 @@
                 <w:sz w:val="16"/>
                 <w:szCs w:val="16"/>
               </w:rPr>
-              <w:t xml:space="preserve">engine.ts closeKillerTurn（回合结束、未遭遇、不在潜行 → 惊吓距离 2）</w:t>
+              <w:t>engine.ts closeKillerTurn（回合结束、未遭遇、不在潜行 → 惊吓距离 2）</w:t>
             </w:r>
           </w:p>
         </w:tc>
       </w:tr>
       <w:tr>
+        <w:tblPrEx>
+          <w:tblBorders>
+            <w:top w:val="single" w:color="A6B4CC" w:sz="6" w:space="0"/>
+            <w:left w:val="single" w:color="A6B4CC" w:sz="6" w:space="0"/>
+            <w:bottom w:val="single" w:color="A6B4CC" w:sz="6" w:space="0"/>
+            <w:right w:val="single" w:color="A6B4CC" w:sz="6" w:space="0"/>
+            <w:insideH w:val="single" w:color="A6B4CC" w:sz="6" w:space="0"/>
+            <w:insideV w:val="single" w:color="A6B4CC" w:sz="6" w:space="0"/>
+          </w:tblBorders>
+          <w:tblCellMar>
+            <w:top w:w="60" w:type="dxa"/>
+            <w:left w:w="90" w:type="dxa"/>
+            <w:bottom w:w="60" w:type="dxa"/>
+            <w:right w:w="90" w:type="dxa"/>
+          </w:tblCellMar>
+        </w:tblPrEx>
         <w:trPr>
           <w:cantSplit/>
         </w:trPr>
@@ -2972,7 +3408,7 @@
                 <w:sz w:val="18"/>
                 <w:szCs w:val="18"/>
               </w:rPr>
-              <w:t xml:space="preserve">狼人（killer5）</w:t>
+              <w:t>狼人（killer5）</w:t>
             </w:r>
           </w:p>
         </w:tc>
@@ -2992,7 +3428,7 @@
                 <w:sz w:val="18"/>
                 <w:szCs w:val="18"/>
               </w:rPr>
-              <w:t xml:space="preserve">5</w:t>
+              <w:t>5</w:t>
             </w:r>
           </w:p>
         </w:tc>
@@ -3011,7 +3447,7 @@
                 <w:sz w:val="18"/>
                 <w:szCs w:val="18"/>
               </w:rPr>
-              <w:t xml:space="preserve">发生遭遇时，在攻击前伤害所有目标</w:t>
+              <w:t>发生遭遇时，在攻击前伤害所有目标</w:t>
             </w:r>
           </w:p>
         </w:tc>
@@ -3030,11 +3466,11 @@
                 <w:rFonts w:ascii="Calibri" w:hAnsi="Calibri" w:eastAsia="微软雅黑" w:cs="微软雅黑"/>
                 <w:b/>
                 <w:bCs/>
+                <w:color w:val="1E7B34"/>
                 <w:sz w:val="17"/>
                 <w:szCs w:val="17"/>
-                <w:color w:val="1E7B34"/>
-              </w:rPr>
-              <w:t xml:space="preserve">✅ 已实现</w:t>
+              </w:rPr>
+              <w:t>✅ 已实现</w:t>
             </w:r>
           </w:p>
         </w:tc>
@@ -3053,12 +3489,28 @@
                 <w:sz w:val="16"/>
                 <w:szCs w:val="16"/>
               </w:rPr>
-              <w:t xml:space="preserve">evolution.ts finishEncounterOpen（遭遇开始、攻击前伤害全地点）</w:t>
+              <w:t>evolution.ts finishEncounterOpen（遭遇开始、攻击前伤害全地点）</w:t>
             </w:r>
           </w:p>
         </w:tc>
       </w:tr>
       <w:tr>
+        <w:tblPrEx>
+          <w:tblBorders>
+            <w:top w:val="single" w:color="A6B4CC" w:sz="6" w:space="0"/>
+            <w:left w:val="single" w:color="A6B4CC" w:sz="6" w:space="0"/>
+            <w:bottom w:val="single" w:color="A6B4CC" w:sz="6" w:space="0"/>
+            <w:right w:val="single" w:color="A6B4CC" w:sz="6" w:space="0"/>
+            <w:insideH w:val="single" w:color="A6B4CC" w:sz="6" w:space="0"/>
+            <w:insideV w:val="single" w:color="A6B4CC" w:sz="6" w:space="0"/>
+          </w:tblBorders>
+          <w:tblCellMar>
+            <w:top w:w="60" w:type="dxa"/>
+            <w:left w:w="90" w:type="dxa"/>
+            <w:bottom w:w="60" w:type="dxa"/>
+            <w:right w:w="90" w:type="dxa"/>
+          </w:tblCellMar>
+        </w:tblPrEx>
         <w:trPr>
           <w:cantSplit/>
         </w:trPr>
@@ -3081,7 +3533,7 @@
                 <w:sz w:val="18"/>
                 <w:szCs w:val="18"/>
               </w:rPr>
-              <w:t xml:space="preserve">雕像（killer6）</w:t>
+              <w:t>雕像（killer6）</w:t>
             </w:r>
           </w:p>
         </w:tc>
@@ -3102,7 +3554,7 @@
                 <w:sz w:val="18"/>
                 <w:szCs w:val="18"/>
               </w:rPr>
-              <w:t xml:space="preserve">1</w:t>
+              <w:t>1</w:t>
             </w:r>
           </w:p>
         </w:tc>
@@ -3122,7 +3574,7 @@
                 <w:sz w:val="18"/>
                 <w:szCs w:val="18"/>
               </w:rPr>
-              <w:t xml:space="preserve">每当你升级时，你都可以转换主雕像</w:t>
+              <w:t>每当你升级时，你都可以转换主雕像</w:t>
             </w:r>
           </w:p>
         </w:tc>
@@ -3142,11 +3594,11 @@
                 <w:rFonts w:ascii="Calibri" w:hAnsi="Calibri" w:eastAsia="微软雅黑" w:cs="微软雅黑"/>
                 <w:b/>
                 <w:bCs/>
+                <w:color w:val="1E7B34"/>
                 <w:sz w:val="17"/>
                 <w:szCs w:val="17"/>
-                <w:color w:val="1E7B34"/>
-              </w:rPr>
-              <w:t xml:space="preserve">✅ 已实现</w:t>
+              </w:rPr>
+              <w:t>✅ 已实现</w:t>
             </w:r>
           </w:p>
         </w:tc>
@@ -3166,12 +3618,28 @@
                 <w:sz w:val="16"/>
                 <w:szCs w:val="16"/>
               </w:rPr>
-              <w:t xml:space="preserve">evolution.ts runUpgrade 置 pendingStatueEvoSwitch；engine.ts pickStatueEvoSwitch / skipStatueEvoSwitch</w:t>
+              <w:t>evolution.ts runUpgrade 置 pendingStatueEvoSwitch；engine.ts pickStatueEvoSwitch / skipStatueEvoSwitch</w:t>
             </w:r>
           </w:p>
         </w:tc>
       </w:tr>
       <w:tr>
+        <w:tblPrEx>
+          <w:tblBorders>
+            <w:top w:val="single" w:color="A6B4CC" w:sz="6" w:space="0"/>
+            <w:left w:val="single" w:color="A6B4CC" w:sz="6" w:space="0"/>
+            <w:bottom w:val="single" w:color="A6B4CC" w:sz="6" w:space="0"/>
+            <w:right w:val="single" w:color="A6B4CC" w:sz="6" w:space="0"/>
+            <w:insideH w:val="single" w:color="A6B4CC" w:sz="6" w:space="0"/>
+            <w:insideV w:val="single" w:color="A6B4CC" w:sz="6" w:space="0"/>
+          </w:tblBorders>
+          <w:tblCellMar>
+            <w:top w:w="60" w:type="dxa"/>
+            <w:left w:w="90" w:type="dxa"/>
+            <w:bottom w:w="60" w:type="dxa"/>
+            <w:right w:w="90" w:type="dxa"/>
+          </w:tblCellMar>
+        </w:tblPrEx>
         <w:trPr>
           <w:cantSplit/>
         </w:trPr>
@@ -3193,7 +3661,7 @@
                 <w:sz w:val="18"/>
                 <w:szCs w:val="18"/>
               </w:rPr>
-              <w:t xml:space="preserve">雕像（killer6）</w:t>
+              <w:t>雕像（killer6）</w:t>
             </w:r>
           </w:p>
         </w:tc>
@@ -3213,7 +3681,7 @@
                 <w:sz w:val="18"/>
                 <w:szCs w:val="18"/>
               </w:rPr>
-              <w:t xml:space="preserve">2</w:t>
+              <w:t>2</w:t>
             </w:r>
           </w:p>
         </w:tc>
@@ -3232,7 +3700,7 @@
                 <w:sz w:val="18"/>
                 <w:szCs w:val="18"/>
               </w:rPr>
-              <w:t xml:space="preserve">力量 +1</w:t>
+              <w:t>力量 +1</w:t>
             </w:r>
           </w:p>
         </w:tc>
@@ -3251,11 +3719,11 @@
                 <w:rFonts w:ascii="Calibri" w:hAnsi="Calibri" w:eastAsia="微软雅黑" w:cs="微软雅黑"/>
                 <w:b/>
                 <w:bCs/>
+                <w:color w:val="1E7B34"/>
                 <w:sz w:val="17"/>
                 <w:szCs w:val="17"/>
-                <w:color w:val="1E7B34"/>
-              </w:rPr>
-              <w:t xml:space="preserve">✅ 已实现（本轮补齐）</w:t>
+              </w:rPr>
+              <w:t>✅ 已实现（本轮补齐）</w:t>
             </w:r>
           </w:p>
         </w:tc>
@@ -3274,12 +3742,28 @@
                 <w:sz w:val="16"/>
                 <w:szCs w:val="16"/>
               </w:rPr>
-              <w:t xml:space="preserve">evolution.ts applyNewEvolutionLevel（原本漏做，本轮补上 +1 力量）</w:t>
+              <w:t>evolution.ts applyNewEvolutionLevel（原本漏做，本轮补上 +1 力量）</w:t>
             </w:r>
           </w:p>
         </w:tc>
       </w:tr>
       <w:tr>
+        <w:tblPrEx>
+          <w:tblBorders>
+            <w:top w:val="single" w:color="A6B4CC" w:sz="6" w:space="0"/>
+            <w:left w:val="single" w:color="A6B4CC" w:sz="6" w:space="0"/>
+            <w:bottom w:val="single" w:color="A6B4CC" w:sz="6" w:space="0"/>
+            <w:right w:val="single" w:color="A6B4CC" w:sz="6" w:space="0"/>
+            <w:insideH w:val="single" w:color="A6B4CC" w:sz="6" w:space="0"/>
+            <w:insideV w:val="single" w:color="A6B4CC" w:sz="6" w:space="0"/>
+          </w:tblBorders>
+          <w:tblCellMar>
+            <w:top w:w="60" w:type="dxa"/>
+            <w:left w:w="90" w:type="dxa"/>
+            <w:bottom w:w="60" w:type="dxa"/>
+            <w:right w:w="90" w:type="dxa"/>
+          </w:tblCellMar>
+        </w:tblPrEx>
         <w:trPr>
           <w:cantSplit/>
         </w:trPr>
@@ -3302,7 +3786,7 @@
                 <w:sz w:val="18"/>
                 <w:szCs w:val="18"/>
               </w:rPr>
-              <w:t xml:space="preserve">雕像（killer6）</w:t>
+              <w:t>雕像（killer6）</w:t>
             </w:r>
           </w:p>
         </w:tc>
@@ -3323,7 +3807,7 @@
                 <w:sz w:val="18"/>
                 <w:szCs w:val="18"/>
               </w:rPr>
-              <w:t xml:space="preserve">3</w:t>
+              <w:t>3</w:t>
             </w:r>
           </w:p>
         </w:tc>
@@ -3343,7 +3827,7 @@
                 <w:sz w:val="18"/>
                 <w:szCs w:val="18"/>
               </w:rPr>
-              <w:t xml:space="preserve">解锁「圍困」</w:t>
+              <w:t>解锁「圍困」</w:t>
             </w:r>
           </w:p>
         </w:tc>
@@ -3363,11 +3847,11 @@
                 <w:rFonts w:ascii="Calibri" w:hAnsi="Calibri" w:eastAsia="微软雅黑" w:cs="微软雅黑"/>
                 <w:b/>
                 <w:bCs/>
+                <w:color w:val="1E7B34"/>
                 <w:sz w:val="17"/>
                 <w:szCs w:val="17"/>
-                <w:color w:val="1E7B34"/>
-              </w:rPr>
-              <w:t xml:space="preserve">✅ 已实现</w:t>
+              </w:rPr>
+              <w:t>✅ 已实现</w:t>
             </w:r>
           </w:p>
         </w:tc>
@@ -3387,12 +3871,28 @@
                 <w:sz w:val="16"/>
                 <w:szCs w:val="16"/>
               </w:rPr>
-              <w:t xml:space="preserve">evolution.ts runUpgrade 解锁表 + killers.json statue_siege</w:t>
+              <w:t>evolution.ts runUpgrade 解锁表 + killers.json statue_siege</w:t>
             </w:r>
           </w:p>
         </w:tc>
       </w:tr>
       <w:tr>
+        <w:tblPrEx>
+          <w:tblBorders>
+            <w:top w:val="single" w:color="A6B4CC" w:sz="6" w:space="0"/>
+            <w:left w:val="single" w:color="A6B4CC" w:sz="6" w:space="0"/>
+            <w:bottom w:val="single" w:color="A6B4CC" w:sz="6" w:space="0"/>
+            <w:right w:val="single" w:color="A6B4CC" w:sz="6" w:space="0"/>
+            <w:insideH w:val="single" w:color="A6B4CC" w:sz="6" w:space="0"/>
+            <w:insideV w:val="single" w:color="A6B4CC" w:sz="6" w:space="0"/>
+          </w:tblBorders>
+          <w:tblCellMar>
+            <w:top w:w="60" w:type="dxa"/>
+            <w:left w:w="90" w:type="dxa"/>
+            <w:bottom w:w="60" w:type="dxa"/>
+            <w:right w:w="90" w:type="dxa"/>
+          </w:tblCellMar>
+        </w:tblPrEx>
         <w:trPr>
           <w:cantSplit/>
         </w:trPr>
@@ -3414,7 +3914,7 @@
                 <w:sz w:val="18"/>
                 <w:szCs w:val="18"/>
               </w:rPr>
-              <w:t xml:space="preserve">雕像（killer6）</w:t>
+              <w:t>雕像（killer6）</w:t>
             </w:r>
           </w:p>
         </w:tc>
@@ -3434,7 +3934,7 @@
                 <w:sz w:val="18"/>
                 <w:szCs w:val="18"/>
               </w:rPr>
-              <w:t xml:space="preserve">4</w:t>
+              <w:t>4</w:t>
             </w:r>
           </w:p>
         </w:tc>
@@ -3453,7 +3953,7 @@
                 <w:sz w:val="18"/>
                 <w:szCs w:val="18"/>
               </w:rPr>
-              <w:t xml:space="preserve">力量 +2；将「圍困」从弃牌堆加入你的手牌</w:t>
+              <w:t>力量 +2；将「圍困」从弃牌堆加入你的手牌</w:t>
             </w:r>
           </w:p>
         </w:tc>
@@ -3472,11 +3972,11 @@
                 <w:rFonts w:ascii="Calibri" w:hAnsi="Calibri" w:eastAsia="微软雅黑" w:cs="微软雅黑"/>
                 <w:b/>
                 <w:bCs/>
+                <w:color w:val="1E7B34"/>
                 <w:sz w:val="17"/>
                 <w:szCs w:val="17"/>
-                <w:color w:val="1E7B34"/>
-              </w:rPr>
-              <w:t xml:space="preserve">✅ 已实现（本轮补齐）</w:t>
+              </w:rPr>
+              <w:t>✅ 已实现（本轮补齐）</w:t>
             </w:r>
           </w:p>
         </w:tc>
@@ -3495,12 +3995,28 @@
                 <w:sz w:val="16"/>
                 <w:szCs w:val="16"/>
               </w:rPr>
-              <w:t xml:space="preserve">evolution.ts applyNewEvolutionLevel（本轮补 +2 力量 与「圍困」从弃牌堆回手）</w:t>
+              <w:t>evolution.ts applyNewEvolutionLevel（本轮补 +2 力量 与「圍困」从弃牌堆回手）</w:t>
             </w:r>
           </w:p>
         </w:tc>
       </w:tr>
       <w:tr>
+        <w:tblPrEx>
+          <w:tblBorders>
+            <w:top w:val="single" w:color="A6B4CC" w:sz="6" w:space="0"/>
+            <w:left w:val="single" w:color="A6B4CC" w:sz="6" w:space="0"/>
+            <w:bottom w:val="single" w:color="A6B4CC" w:sz="6" w:space="0"/>
+            <w:right w:val="single" w:color="A6B4CC" w:sz="6" w:space="0"/>
+            <w:insideH w:val="single" w:color="A6B4CC" w:sz="6" w:space="0"/>
+            <w:insideV w:val="single" w:color="A6B4CC" w:sz="6" w:space="0"/>
+          </w:tblBorders>
+          <w:tblCellMar>
+            <w:top w:w="60" w:type="dxa"/>
+            <w:left w:w="90" w:type="dxa"/>
+            <w:bottom w:w="60" w:type="dxa"/>
+            <w:right w:w="90" w:type="dxa"/>
+          </w:tblCellMar>
+        </w:tblPrEx>
         <w:trPr>
           <w:cantSplit/>
         </w:trPr>
@@ -3523,7 +4039,7 @@
                 <w:sz w:val="18"/>
                 <w:szCs w:val="18"/>
               </w:rPr>
-              <w:t xml:space="preserve">雕像（killer6）</w:t>
+              <w:t>雕像（killer6）</w:t>
             </w:r>
           </w:p>
         </w:tc>
@@ -3544,7 +4060,7 @@
                 <w:sz w:val="18"/>
                 <w:szCs w:val="18"/>
               </w:rPr>
-              <w:t xml:space="preserve">5</w:t>
+              <w:t>5</w:t>
             </w:r>
           </w:p>
         </w:tc>
@@ -3564,7 +4080,7 @@
                 <w:sz w:val="18"/>
                 <w:szCs w:val="18"/>
               </w:rPr>
-              <w:t xml:space="preserve">发生遭遇时，在攻击前伤害所有目标</w:t>
+              <w:t>发生遭遇时，在攻击前伤害所有目标</w:t>
             </w:r>
           </w:p>
         </w:tc>
@@ -3584,11 +4100,11 @@
                 <w:rFonts w:ascii="Calibri" w:hAnsi="Calibri" w:eastAsia="微软雅黑" w:cs="微软雅黑"/>
                 <w:b/>
                 <w:bCs/>
+                <w:color w:val="1E7B34"/>
                 <w:sz w:val="17"/>
                 <w:szCs w:val="17"/>
-                <w:color w:val="1E7B34"/>
-              </w:rPr>
-              <w:t xml:space="preserve">✅ 已实现</w:t>
+              </w:rPr>
+              <w:t>✅ 已实现</w:t>
             </w:r>
           </w:p>
         </w:tc>
@@ -3608,12 +4124,28 @@
                 <w:sz w:val="16"/>
                 <w:szCs w:val="16"/>
               </w:rPr>
-              <w:t xml:space="preserve">evolution.ts finishEncounterOpen（遭遇开始、攻击前伤害全地点）</w:t>
+              <w:t>evolution.ts finishEncounterOpen（遭遇开始、攻击前伤害全地点）</w:t>
             </w:r>
           </w:p>
         </w:tc>
       </w:tr>
       <w:tr>
+        <w:tblPrEx>
+          <w:tblBorders>
+            <w:top w:val="single" w:color="A6B4CC" w:sz="6" w:space="0"/>
+            <w:left w:val="single" w:color="A6B4CC" w:sz="6" w:space="0"/>
+            <w:bottom w:val="single" w:color="A6B4CC" w:sz="6" w:space="0"/>
+            <w:right w:val="single" w:color="A6B4CC" w:sz="6" w:space="0"/>
+            <w:insideH w:val="single" w:color="A6B4CC" w:sz="6" w:space="0"/>
+            <w:insideV w:val="single" w:color="A6B4CC" w:sz="6" w:space="0"/>
+          </w:tblBorders>
+          <w:tblCellMar>
+            <w:top w:w="60" w:type="dxa"/>
+            <w:left w:w="90" w:type="dxa"/>
+            <w:bottom w:w="60" w:type="dxa"/>
+            <w:right w:w="90" w:type="dxa"/>
+          </w:tblCellMar>
+        </w:tblPrEx>
         <w:trPr>
           <w:cantSplit/>
         </w:trPr>
@@ -3635,7 +4167,7 @@
                 <w:sz w:val="18"/>
                 <w:szCs w:val="18"/>
               </w:rPr>
-              <w:t xml:space="preserve">未命名（killer7）</w:t>
+              <w:t>未命名（killer7）</w:t>
             </w:r>
           </w:p>
         </w:tc>
@@ -3655,7 +4187,7 @@
                 <w:sz w:val="18"/>
                 <w:szCs w:val="18"/>
               </w:rPr>
-              <w:t xml:space="preserve">1</w:t>
+              <w:t>1</w:t>
             </w:r>
           </w:p>
         </w:tc>
@@ -3674,7 +4206,7 @@
                 <w:sz w:val="18"/>
                 <w:szCs w:val="18"/>
               </w:rPr>
-              <w:t xml:space="preserve">你可以〔移動〕通过秘密通道</w:t>
+              <w:t>你可以〔移動〕通过秘密通道</w:t>
             </w:r>
           </w:p>
         </w:tc>
@@ -3693,11 +4225,11 @@
                 <w:rFonts w:ascii="Calibri" w:hAnsi="Calibri" w:eastAsia="微软雅黑" w:cs="微软雅黑"/>
                 <w:b/>
                 <w:bCs/>
+                <w:color w:val="1E7B34"/>
                 <w:sz w:val="17"/>
                 <w:szCs w:val="17"/>
-                <w:color w:val="1E7B34"/>
-              </w:rPr>
-              <w:t xml:space="preserve">✅ 已实现</w:t>
+              </w:rPr>
+              <w:t>✅ 已实现</w:t>
             </w:r>
           </w:p>
         </w:tc>
@@ -3716,12 +4248,28 @@
                 <w:sz w:val="16"/>
                 <w:szCs w:val="16"/>
               </w:rPr>
-              <w:t xml:space="preserve">effects.ts roomsAdjacentKiller（杀手移动带 allowKiller，可走 killer 通道）</w:t>
+              <w:t>effects.ts roomsAdjacentKiller（杀手移动带 allowKiller，可走 killer 通道）</w:t>
             </w:r>
           </w:p>
         </w:tc>
       </w:tr>
       <w:tr>
+        <w:tblPrEx>
+          <w:tblBorders>
+            <w:top w:val="single" w:color="A6B4CC" w:sz="6" w:space="0"/>
+            <w:left w:val="single" w:color="A6B4CC" w:sz="6" w:space="0"/>
+            <w:bottom w:val="single" w:color="A6B4CC" w:sz="6" w:space="0"/>
+            <w:right w:val="single" w:color="A6B4CC" w:sz="6" w:space="0"/>
+            <w:insideH w:val="single" w:color="A6B4CC" w:sz="6" w:space="0"/>
+            <w:insideV w:val="single" w:color="A6B4CC" w:sz="6" w:space="0"/>
+          </w:tblBorders>
+          <w:tblCellMar>
+            <w:top w:w="60" w:type="dxa"/>
+            <w:left w:w="90" w:type="dxa"/>
+            <w:bottom w:w="60" w:type="dxa"/>
+            <w:right w:w="90" w:type="dxa"/>
+          </w:tblCellMar>
+        </w:tblPrEx>
         <w:trPr>
           <w:cantSplit/>
         </w:trPr>
@@ -3744,7 +4292,7 @@
                 <w:sz w:val="18"/>
                 <w:szCs w:val="18"/>
               </w:rPr>
-              <w:t xml:space="preserve">未命名（killer7）</w:t>
+              <w:t>未命名（killer7）</w:t>
             </w:r>
           </w:p>
         </w:tc>
@@ -3765,7 +4313,7 @@
                 <w:sz w:val="18"/>
                 <w:szCs w:val="18"/>
               </w:rPr>
-              <w:t xml:space="preserve">2</w:t>
+              <w:t>2</w:t>
             </w:r>
           </w:p>
         </w:tc>
@@ -3785,7 +4333,7 @@
                 <w:sz w:val="18"/>
                 <w:szCs w:val="18"/>
               </w:rPr>
-              <w:t xml:space="preserve">获得任意 1 张进化卡牌</w:t>
+              <w:t>获得任意 1 张进化卡牌</w:t>
             </w:r>
           </w:p>
         </w:tc>
@@ -3805,11 +4353,11 @@
                 <w:rFonts w:ascii="Calibri" w:hAnsi="Calibri" w:eastAsia="微软雅黑" w:cs="微软雅黑"/>
                 <w:b/>
                 <w:bCs/>
+                <w:color w:val="1E7B34"/>
                 <w:sz w:val="17"/>
                 <w:szCs w:val="17"/>
-                <w:color w:val="1E7B34"/>
-              </w:rPr>
-              <w:t xml:space="preserve">✅ 已实现</w:t>
+              </w:rPr>
+              <w:t>✅ 已实现</w:t>
             </w:r>
           </w:p>
         </w:tc>
@@ -3829,12 +4377,28 @@
                 <w:sz w:val="16"/>
                 <w:szCs w:val="16"/>
               </w:rPr>
-              <w:t xml:space="preserve">evolution.ts runUpgrade 置 pendingEvolutionCardPick；engine.ts pickEvolutionCard</w:t>
+              <w:t>evolution.ts runUpgrade 置 pendingEvolutionCardPick；engine.ts pickEvolutionCard</w:t>
             </w:r>
           </w:p>
         </w:tc>
       </w:tr>
       <w:tr>
+        <w:tblPrEx>
+          <w:tblBorders>
+            <w:top w:val="single" w:color="A6B4CC" w:sz="6" w:space="0"/>
+            <w:left w:val="single" w:color="A6B4CC" w:sz="6" w:space="0"/>
+            <w:bottom w:val="single" w:color="A6B4CC" w:sz="6" w:space="0"/>
+            <w:right w:val="single" w:color="A6B4CC" w:sz="6" w:space="0"/>
+            <w:insideH w:val="single" w:color="A6B4CC" w:sz="6" w:space="0"/>
+            <w:insideV w:val="single" w:color="A6B4CC" w:sz="6" w:space="0"/>
+          </w:tblBorders>
+          <w:tblCellMar>
+            <w:top w:w="60" w:type="dxa"/>
+            <w:left w:w="90" w:type="dxa"/>
+            <w:bottom w:w="60" w:type="dxa"/>
+            <w:right w:w="90" w:type="dxa"/>
+          </w:tblCellMar>
+        </w:tblPrEx>
         <w:trPr>
           <w:cantSplit/>
         </w:trPr>
@@ -3856,7 +4420,7 @@
                 <w:sz w:val="18"/>
                 <w:szCs w:val="18"/>
               </w:rPr>
-              <w:t xml:space="preserve">未命名（killer7）</w:t>
+              <w:t>未命名（killer7）</w:t>
             </w:r>
           </w:p>
         </w:tc>
@@ -3876,7 +4440,7 @@
                 <w:sz w:val="18"/>
                 <w:szCs w:val="18"/>
               </w:rPr>
-              <w:t xml:space="preserve">3</w:t>
+              <w:t>3</w:t>
             </w:r>
           </w:p>
         </w:tc>
@@ -3895,7 +4459,7 @@
                 <w:sz w:val="18"/>
                 <w:szCs w:val="18"/>
               </w:rPr>
-              <w:t xml:space="preserve">解锁以下之一：「刺耳噪声」或「酸液喷吐」</w:t>
+              <w:t>解锁以下之一：「刺耳噪声」或「酸液喷吐」</w:t>
             </w:r>
           </w:p>
         </w:tc>
@@ -3914,11 +4478,11 @@
                 <w:rFonts w:ascii="Calibri" w:hAnsi="Calibri" w:eastAsia="微软雅黑" w:cs="微软雅黑"/>
                 <w:b/>
                 <w:bCs/>
+                <w:color w:val="1E7B34"/>
                 <w:sz w:val="17"/>
                 <w:szCs w:val="17"/>
-                <w:color w:val="1E7B34"/>
-              </w:rPr>
-              <w:t xml:space="preserve">✅ 已实现</w:t>
+              </w:rPr>
+              <w:t>✅ 已实现</w:t>
             </w:r>
           </w:p>
         </w:tc>
@@ -3937,12 +4501,28 @@
                 <w:sz w:val="16"/>
                 <w:szCs w:val="16"/>
               </w:rPr>
-              <w:t xml:space="preserve">evolution.ts runUpgrade 二选一（unlockChoice / unlockAtLevel）+ killers.json un_noise / un_acid</w:t>
+              <w:t>evolution.ts runUpgrade 二选一（unlockChoice / unlockAtLevel）+ killers.json un_noise / un_acid</w:t>
             </w:r>
           </w:p>
         </w:tc>
       </w:tr>
       <w:tr>
+        <w:tblPrEx>
+          <w:tblBorders>
+            <w:top w:val="single" w:color="A6B4CC" w:sz="6" w:space="0"/>
+            <w:left w:val="single" w:color="A6B4CC" w:sz="6" w:space="0"/>
+            <w:bottom w:val="single" w:color="A6B4CC" w:sz="6" w:space="0"/>
+            <w:right w:val="single" w:color="A6B4CC" w:sz="6" w:space="0"/>
+            <w:insideH w:val="single" w:color="A6B4CC" w:sz="6" w:space="0"/>
+            <w:insideV w:val="single" w:color="A6B4CC" w:sz="6" w:space="0"/>
+          </w:tblBorders>
+          <w:tblCellMar>
+            <w:top w:w="60" w:type="dxa"/>
+            <w:left w:w="90" w:type="dxa"/>
+            <w:bottom w:w="60" w:type="dxa"/>
+            <w:right w:w="90" w:type="dxa"/>
+          </w:tblCellMar>
+        </w:tblPrEx>
         <w:trPr>
           <w:cantSplit/>
         </w:trPr>
@@ -3965,7 +4545,7 @@
                 <w:sz w:val="18"/>
                 <w:szCs w:val="18"/>
               </w:rPr>
-              <w:t xml:space="preserve">未命名（killer7）</w:t>
+              <w:t>未命名（killer7）</w:t>
             </w:r>
           </w:p>
         </w:tc>
@@ -3986,7 +4566,7 @@
                 <w:sz w:val="18"/>
                 <w:szCs w:val="18"/>
               </w:rPr>
-              <w:t xml:space="preserve">4</w:t>
+              <w:t>4</w:t>
             </w:r>
           </w:p>
         </w:tc>
@@ -4006,7 +4586,7 @@
                 <w:sz w:val="18"/>
                 <w:szCs w:val="18"/>
               </w:rPr>
-              <w:t xml:space="preserve">获得任意 1 张进化卡牌</w:t>
+              <w:t>获得任意 1 张进化卡牌</w:t>
             </w:r>
           </w:p>
         </w:tc>
@@ -4026,11 +4606,11 @@
                 <w:rFonts w:ascii="Calibri" w:hAnsi="Calibri" w:eastAsia="微软雅黑" w:cs="微软雅黑"/>
                 <w:b/>
                 <w:bCs/>
+                <w:color w:val="1E7B34"/>
                 <w:sz w:val="17"/>
                 <w:szCs w:val="17"/>
-                <w:color w:val="1E7B34"/>
-              </w:rPr>
-              <w:t xml:space="preserve">✅ 已实现</w:t>
+              </w:rPr>
+              <w:t>✅ 已实现</w:t>
             </w:r>
           </w:p>
         </w:tc>
@@ -4050,12 +4630,28 @@
                 <w:sz w:val="16"/>
                 <w:szCs w:val="16"/>
               </w:rPr>
-              <w:t xml:space="preserve">evolution.ts applyNewEvolutionLevel（挑一张未选过的进化卡牌）</w:t>
+              <w:t>evolution.ts applyNewEvolutionLevel（挑一张未选过的进化卡牌）</w:t>
             </w:r>
           </w:p>
         </w:tc>
       </w:tr>
       <w:tr>
+        <w:tblPrEx>
+          <w:tblBorders>
+            <w:top w:val="single" w:color="A6B4CC" w:sz="6" w:space="0"/>
+            <w:left w:val="single" w:color="A6B4CC" w:sz="6" w:space="0"/>
+            <w:bottom w:val="single" w:color="A6B4CC" w:sz="6" w:space="0"/>
+            <w:right w:val="single" w:color="A6B4CC" w:sz="6" w:space="0"/>
+            <w:insideH w:val="single" w:color="A6B4CC" w:sz="6" w:space="0"/>
+            <w:insideV w:val="single" w:color="A6B4CC" w:sz="6" w:space="0"/>
+          </w:tblBorders>
+          <w:tblCellMar>
+            <w:top w:w="60" w:type="dxa"/>
+            <w:left w:w="90" w:type="dxa"/>
+            <w:bottom w:w="60" w:type="dxa"/>
+            <w:right w:w="90" w:type="dxa"/>
+          </w:tblCellMar>
+        </w:tblPrEx>
         <w:trPr>
           <w:cantSplit/>
         </w:trPr>
@@ -4077,7 +4673,7 @@
                 <w:sz w:val="18"/>
                 <w:szCs w:val="18"/>
               </w:rPr>
-              <w:t xml:space="preserve">未命名（killer7）</w:t>
+              <w:t>未命名（killer7）</w:t>
             </w:r>
           </w:p>
         </w:tc>
@@ -4097,7 +4693,7 @@
                 <w:sz w:val="18"/>
                 <w:szCs w:val="18"/>
               </w:rPr>
-              <w:t xml:space="preserve">5</w:t>
+              <w:t>5</w:t>
             </w:r>
           </w:p>
         </w:tc>
@@ -4116,7 +4712,7 @@
                 <w:sz w:val="18"/>
                 <w:szCs w:val="18"/>
               </w:rPr>
-              <w:t xml:space="preserve">发生遭遇时，在攻击前伤害所有目标</w:t>
+              <w:t>发生遭遇时，在攻击前伤害所有目标</w:t>
             </w:r>
           </w:p>
         </w:tc>
@@ -4135,11 +4731,11 @@
                 <w:rFonts w:ascii="Calibri" w:hAnsi="Calibri" w:eastAsia="微软雅黑" w:cs="微软雅黑"/>
                 <w:b/>
                 <w:bCs/>
+                <w:color w:val="1E7B34"/>
                 <w:sz w:val="17"/>
                 <w:szCs w:val="17"/>
-                <w:color w:val="1E7B34"/>
-              </w:rPr>
-              <w:t xml:space="preserve">✅ 已实现</w:t>
+              </w:rPr>
+              <w:t>✅ 已实现</w:t>
             </w:r>
           </w:p>
         </w:tc>
@@ -4158,12 +4754,28 @@
                 <w:sz w:val="16"/>
                 <w:szCs w:val="16"/>
               </w:rPr>
-              <w:t xml:space="preserve">evolution.ts finishEncounterOpen（遭遇开始、攻击前伤害全地点）</w:t>
+              <w:t>evolution.ts finishEncounterOpen（遭遇开始、攻击前伤害全地点）</w:t>
             </w:r>
           </w:p>
         </w:tc>
       </w:tr>
       <w:tr>
+        <w:tblPrEx>
+          <w:tblBorders>
+            <w:top w:val="single" w:color="A6B4CC" w:sz="6" w:space="0"/>
+            <w:left w:val="single" w:color="A6B4CC" w:sz="6" w:space="0"/>
+            <w:bottom w:val="single" w:color="A6B4CC" w:sz="6" w:space="0"/>
+            <w:right w:val="single" w:color="A6B4CC" w:sz="6" w:space="0"/>
+            <w:insideH w:val="single" w:color="A6B4CC" w:sz="6" w:space="0"/>
+            <w:insideV w:val="single" w:color="A6B4CC" w:sz="6" w:space="0"/>
+          </w:tblBorders>
+          <w:tblCellMar>
+            <w:top w:w="60" w:type="dxa"/>
+            <w:left w:w="90" w:type="dxa"/>
+            <w:bottom w:w="60" w:type="dxa"/>
+            <w:right w:w="90" w:type="dxa"/>
+          </w:tblCellMar>
+        </w:tblPrEx>
         <w:trPr>
           <w:cantSplit/>
         </w:trPr>
@@ -4186,7 +4798,7 @@
                 <w:sz w:val="18"/>
                 <w:szCs w:val="18"/>
               </w:rPr>
-              <w:t xml:space="preserve">扼杀者（killer8）</w:t>
+              <w:t>扼杀者（killer8）</w:t>
             </w:r>
           </w:p>
         </w:tc>
@@ -4207,7 +4819,7 @@
                 <w:sz w:val="18"/>
                 <w:szCs w:val="18"/>
               </w:rPr>
-              <w:t xml:space="preserve">1</w:t>
+              <w:t>1</w:t>
             </w:r>
           </w:p>
         </w:tc>
@@ -4227,7 +4839,7 @@
                 <w:sz w:val="18"/>
                 <w:szCs w:val="18"/>
               </w:rPr>
-              <w:t xml:space="preserve">你可以在慢速行动阶段期间使用不限张数的沙漏卡牌</w:t>
+              <w:t>你可以在慢速行动阶段期间使用不限张数的沙漏卡牌</w:t>
             </w:r>
           </w:p>
         </w:tc>
@@ -4247,11 +4859,11 @@
                 <w:rFonts w:ascii="Calibri" w:hAnsi="Calibri" w:eastAsia="微软雅黑" w:cs="微软雅黑"/>
                 <w:b/>
                 <w:bCs/>
+                <w:color w:val="1E7B34"/>
                 <w:sz w:val="17"/>
                 <w:szCs w:val="17"/>
-                <w:color w:val="1E7B34"/>
-              </w:rPr>
-              <w:t xml:space="preserve">✅ 已实现（本轮补齐）</w:t>
+              </w:rPr>
+              <w:t>✅ 已实现（本轮补齐）</w:t>
             </w:r>
           </w:p>
         </w:tc>
@@ -4271,12 +4883,28 @@
                 <w:sz w:val="16"/>
                 <w:szCs w:val="16"/>
               </w:rPr>
-              <w:t xml:space="preserve">engine.ts case 'playKillerCard' 慢速分支：慢速牌每回合限 1 张，killerKindOf = 扼杀者且等级 ≥1 时豁免。原文「沙漏卡牌」即慢速卡牌，无单独沙漏类别</w:t>
+              <w:t>engine.ts case 'playKillerCard' 慢速分支：慢速牌每回合限 1 张，killerKindOf = 扼杀者且等级 ≥1 时豁免。原文「沙漏卡牌」即慢速卡牌，无单独沙漏类别</w:t>
             </w:r>
           </w:p>
         </w:tc>
       </w:tr>
       <w:tr>
+        <w:tblPrEx>
+          <w:tblBorders>
+            <w:top w:val="single" w:color="A6B4CC" w:sz="6" w:space="0"/>
+            <w:left w:val="single" w:color="A6B4CC" w:sz="6" w:space="0"/>
+            <w:bottom w:val="single" w:color="A6B4CC" w:sz="6" w:space="0"/>
+            <w:right w:val="single" w:color="A6B4CC" w:sz="6" w:space="0"/>
+            <w:insideH w:val="single" w:color="A6B4CC" w:sz="6" w:space="0"/>
+            <w:insideV w:val="single" w:color="A6B4CC" w:sz="6" w:space="0"/>
+          </w:tblBorders>
+          <w:tblCellMar>
+            <w:top w:w="60" w:type="dxa"/>
+            <w:left w:w="90" w:type="dxa"/>
+            <w:bottom w:w="60" w:type="dxa"/>
+            <w:right w:w="90" w:type="dxa"/>
+          </w:tblCellMar>
+        </w:tblPrEx>
         <w:trPr>
           <w:cantSplit/>
         </w:trPr>
@@ -4298,7 +4926,7 @@
                 <w:sz w:val="18"/>
                 <w:szCs w:val="18"/>
               </w:rPr>
-              <w:t xml:space="preserve">扼杀者（killer8）</w:t>
+              <w:t>扼杀者（killer8）</w:t>
             </w:r>
           </w:p>
         </w:tc>
@@ -4318,7 +4946,7 @@
                 <w:sz w:val="18"/>
                 <w:szCs w:val="18"/>
               </w:rPr>
-              <w:t xml:space="preserve">2</w:t>
+              <w:t>2</w:t>
             </w:r>
           </w:p>
         </w:tc>
@@ -4337,7 +4965,7 @@
                 <w:sz w:val="18"/>
                 <w:szCs w:val="18"/>
               </w:rPr>
-              <w:t xml:space="preserve">在你的当前地点放置一个核心标记</w:t>
+              <w:t>在你的当前地点放置一个核心标记</w:t>
             </w:r>
           </w:p>
         </w:tc>
@@ -4356,11 +4984,11 @@
                 <w:rFonts w:ascii="Calibri" w:hAnsi="Calibri" w:eastAsia="微软雅黑" w:cs="微软雅黑"/>
                 <w:b/>
                 <w:bCs/>
+                <w:color w:val="1E7B34"/>
                 <w:sz w:val="17"/>
                 <w:szCs w:val="17"/>
-                <w:color w:val="1E7B34"/>
-              </w:rPr>
-              <w:t xml:space="preserve">✅ 已实现</w:t>
+              </w:rPr>
+              <w:t>✅ 已实现</w:t>
             </w:r>
           </w:p>
         </w:tc>
@@ -4379,12 +5007,28 @@
                 <w:sz w:val="16"/>
                 <w:szCs w:val="16"/>
               </w:rPr>
-              <w:t xml:space="preserve">evolution.ts applyNewEvolutionLevel + coreMarkers.ts placeCoreAt</w:t>
+              <w:t>evolution.ts applyNewEvolutionLevel + coreMarkers.ts placeCoreAt</w:t>
             </w:r>
           </w:p>
         </w:tc>
       </w:tr>
       <w:tr>
+        <w:tblPrEx>
+          <w:tblBorders>
+            <w:top w:val="single" w:color="A6B4CC" w:sz="6" w:space="0"/>
+            <w:left w:val="single" w:color="A6B4CC" w:sz="6" w:space="0"/>
+            <w:bottom w:val="single" w:color="A6B4CC" w:sz="6" w:space="0"/>
+            <w:right w:val="single" w:color="A6B4CC" w:sz="6" w:space="0"/>
+            <w:insideH w:val="single" w:color="A6B4CC" w:sz="6" w:space="0"/>
+            <w:insideV w:val="single" w:color="A6B4CC" w:sz="6" w:space="0"/>
+          </w:tblBorders>
+          <w:tblCellMar>
+            <w:top w:w="60" w:type="dxa"/>
+            <w:left w:w="90" w:type="dxa"/>
+            <w:bottom w:w="60" w:type="dxa"/>
+            <w:right w:w="90" w:type="dxa"/>
+          </w:tblCellMar>
+        </w:tblPrEx>
         <w:trPr>
           <w:cantSplit/>
         </w:trPr>
@@ -4407,7 +5051,7 @@
                 <w:sz w:val="18"/>
                 <w:szCs w:val="18"/>
               </w:rPr>
-              <w:t xml:space="preserve">扼杀者（killer8）</w:t>
+              <w:t>扼杀者（killer8）</w:t>
             </w:r>
           </w:p>
         </w:tc>
@@ -4428,7 +5072,7 @@
                 <w:sz w:val="18"/>
                 <w:szCs w:val="18"/>
               </w:rPr>
-              <w:t xml:space="preserve">3</w:t>
+              <w:t>3</w:t>
             </w:r>
           </w:p>
         </w:tc>
@@ -4448,7 +5092,7 @@
                 <w:sz w:val="18"/>
                 <w:szCs w:val="18"/>
               </w:rPr>
-              <w:t xml:space="preserve">解锁「狂亂枝條」</w:t>
+              <w:t>解锁「狂亂枝條」</w:t>
             </w:r>
           </w:p>
         </w:tc>
@@ -4468,11 +5112,11 @@
                 <w:rFonts w:ascii="Calibri" w:hAnsi="Calibri" w:eastAsia="微软雅黑" w:cs="微软雅黑"/>
                 <w:b/>
                 <w:bCs/>
+                <w:color w:val="1E7B34"/>
                 <w:sz w:val="17"/>
                 <w:szCs w:val="17"/>
-                <w:color w:val="1E7B34"/>
-              </w:rPr>
-              <w:t xml:space="preserve">✅ 已实现</w:t>
+              </w:rPr>
+              <w:t>✅ 已实现</w:t>
             </w:r>
           </w:p>
         </w:tc>
@@ -4492,12 +5136,28 @@
                 <w:sz w:val="16"/>
                 <w:szCs w:val="16"/>
               </w:rPr>
-              <w:t xml:space="preserve">evolution.ts runUpgrade 解锁表 + killers.json st_rampage</w:t>
+              <w:t>evolution.ts runUpgrade 解锁表 + killers.json st_rampage</w:t>
             </w:r>
           </w:p>
         </w:tc>
       </w:tr>
       <w:tr>
+        <w:tblPrEx>
+          <w:tblBorders>
+            <w:top w:val="single" w:color="A6B4CC" w:sz="6" w:space="0"/>
+            <w:left w:val="single" w:color="A6B4CC" w:sz="6" w:space="0"/>
+            <w:bottom w:val="single" w:color="A6B4CC" w:sz="6" w:space="0"/>
+            <w:right w:val="single" w:color="A6B4CC" w:sz="6" w:space="0"/>
+            <w:insideH w:val="single" w:color="A6B4CC" w:sz="6" w:space="0"/>
+            <w:insideV w:val="single" w:color="A6B4CC" w:sz="6" w:space="0"/>
+          </w:tblBorders>
+          <w:tblCellMar>
+            <w:top w:w="60" w:type="dxa"/>
+            <w:left w:w="90" w:type="dxa"/>
+            <w:bottom w:w="60" w:type="dxa"/>
+            <w:right w:w="90" w:type="dxa"/>
+          </w:tblCellMar>
+        </w:tblPrEx>
         <w:trPr>
           <w:cantSplit/>
         </w:trPr>
@@ -4519,7 +5179,7 @@
                 <w:sz w:val="18"/>
                 <w:szCs w:val="18"/>
               </w:rPr>
-              <w:t xml:space="preserve">扼杀者（killer8）</w:t>
+              <w:t>扼杀者（killer8）</w:t>
             </w:r>
           </w:p>
         </w:tc>
@@ -4539,7 +5199,7 @@
                 <w:sz w:val="18"/>
                 <w:szCs w:val="18"/>
               </w:rPr>
-              <w:t xml:space="preserve">4</w:t>
+              <w:t>4</w:t>
             </w:r>
           </w:p>
         </w:tc>
@@ -4558,7 +5218,7 @@
                 <w:sz w:val="18"/>
                 <w:szCs w:val="18"/>
               </w:rPr>
-              <w:t xml:space="preserve">在任意 2 个地点各放置一个核心标记（不能是同一地点）</w:t>
+              <w:t>在任意 2 个地点各放置一个核心标记（不能是同一地点）</w:t>
             </w:r>
           </w:p>
         </w:tc>
@@ -4577,11 +5237,11 @@
                 <w:rFonts w:ascii="Calibri" w:hAnsi="Calibri" w:eastAsia="微软雅黑" w:cs="微软雅黑"/>
                 <w:b/>
                 <w:bCs/>
+                <w:color w:val="1E7B34"/>
                 <w:sz w:val="17"/>
                 <w:szCs w:val="17"/>
-                <w:color w:val="1E7B34"/>
-              </w:rPr>
-              <w:t xml:space="preserve">✅ 已实现</w:t>
+              </w:rPr>
+              <w:t>✅ 已实现</w:t>
             </w:r>
           </w:p>
         </w:tc>
@@ -4600,12 +5260,28 @@
                 <w:sz w:val="16"/>
                 <w:szCs w:val="16"/>
               </w:rPr>
-              <w:t xml:space="preserve">evolution.ts applyNewEvolutionLevel（pendingStranglerCoreRooms，点 2 个不同地点）</w:t>
+              <w:t>evolution.ts applyNewEvolutionLevel（pendingStranglerCoreRooms，点 2 个不同地点）</w:t>
             </w:r>
           </w:p>
         </w:tc>
       </w:tr>
       <w:tr>
+        <w:tblPrEx>
+          <w:tblBorders>
+            <w:top w:val="single" w:color="A6B4CC" w:sz="6" w:space="0"/>
+            <w:left w:val="single" w:color="A6B4CC" w:sz="6" w:space="0"/>
+            <w:bottom w:val="single" w:color="A6B4CC" w:sz="6" w:space="0"/>
+            <w:right w:val="single" w:color="A6B4CC" w:sz="6" w:space="0"/>
+            <w:insideH w:val="single" w:color="A6B4CC" w:sz="6" w:space="0"/>
+            <w:insideV w:val="single" w:color="A6B4CC" w:sz="6" w:space="0"/>
+          </w:tblBorders>
+          <w:tblCellMar>
+            <w:top w:w="60" w:type="dxa"/>
+            <w:left w:w="90" w:type="dxa"/>
+            <w:bottom w:w="60" w:type="dxa"/>
+            <w:right w:w="90" w:type="dxa"/>
+          </w:tblCellMar>
+        </w:tblPrEx>
         <w:trPr>
           <w:cantSplit/>
         </w:trPr>
@@ -4628,7 +5304,7 @@
                 <w:sz w:val="18"/>
                 <w:szCs w:val="18"/>
               </w:rPr>
-              <w:t xml:space="preserve">扼杀者（killer8）</w:t>
+              <w:t>扼杀者（killer8）</w:t>
             </w:r>
           </w:p>
         </w:tc>
@@ -4649,7 +5325,7 @@
                 <w:sz w:val="18"/>
                 <w:szCs w:val="18"/>
               </w:rPr>
-              <w:t xml:space="preserve">5</w:t>
+              <w:t>5</w:t>
             </w:r>
           </w:p>
         </w:tc>
@@ -4669,7 +5345,7 @@
                 <w:sz w:val="18"/>
                 <w:szCs w:val="18"/>
               </w:rPr>
-              <w:t xml:space="preserve">发生遭遇时，在攻击前伤害所有目标</w:t>
+              <w:t>发生遭遇时，在攻击前伤害所有目标</w:t>
             </w:r>
           </w:p>
         </w:tc>
@@ -4689,11 +5365,11 @@
                 <w:rFonts w:ascii="Calibri" w:hAnsi="Calibri" w:eastAsia="微软雅黑" w:cs="微软雅黑"/>
                 <w:b/>
                 <w:bCs/>
+                <w:color w:val="1E7B34"/>
                 <w:sz w:val="17"/>
                 <w:szCs w:val="17"/>
-                <w:color w:val="1E7B34"/>
-              </w:rPr>
-              <w:t xml:space="preserve">✅ 已实现</w:t>
+              </w:rPr>
+              <w:t>✅ 已实现</w:t>
             </w:r>
           </w:p>
         </w:tc>
@@ -4713,12 +5389,28 @@
                 <w:sz w:val="16"/>
                 <w:szCs w:val="16"/>
               </w:rPr>
-              <w:t xml:space="preserve">evolution.ts finishEncounterOpen（遭遇开始、攻击前伤害全地点）</w:t>
+              <w:t>evolution.ts finishEncounterOpen（遭遇开始、攻击前伤害全地点）</w:t>
             </w:r>
           </w:p>
         </w:tc>
       </w:tr>
       <w:tr>
+        <w:tblPrEx>
+          <w:tblBorders>
+            <w:top w:val="single" w:color="A6B4CC" w:sz="6" w:space="0"/>
+            <w:left w:val="single" w:color="A6B4CC" w:sz="6" w:space="0"/>
+            <w:bottom w:val="single" w:color="A6B4CC" w:sz="6" w:space="0"/>
+            <w:right w:val="single" w:color="A6B4CC" w:sz="6" w:space="0"/>
+            <w:insideH w:val="single" w:color="A6B4CC" w:sz="6" w:space="0"/>
+            <w:insideV w:val="single" w:color="A6B4CC" w:sz="6" w:space="0"/>
+          </w:tblBorders>
+          <w:tblCellMar>
+            <w:top w:w="60" w:type="dxa"/>
+            <w:left w:w="90" w:type="dxa"/>
+            <w:bottom w:w="60" w:type="dxa"/>
+            <w:right w:w="90" w:type="dxa"/>
+          </w:tblCellMar>
+        </w:tblPrEx>
         <w:trPr>
           <w:cantSplit/>
         </w:trPr>
@@ -4740,7 +5432,7 @@
                 <w:sz w:val="18"/>
                 <w:szCs w:val="18"/>
               </w:rPr>
-              <w:t xml:space="preserve">女王（killer9）</w:t>
+              <w:t>女王（killer9）</w:t>
             </w:r>
           </w:p>
         </w:tc>
@@ -4760,7 +5452,7 @@
                 <w:sz w:val="18"/>
                 <w:szCs w:val="18"/>
               </w:rPr>
-              <w:t xml:space="preserve">1</w:t>
+              <w:t>1</w:t>
             </w:r>
           </w:p>
         </w:tc>
@@ -4779,7 +5471,7 @@
                 <w:sz w:val="18"/>
                 <w:szCs w:val="18"/>
               </w:rPr>
-              <w:t xml:space="preserve">你的回合结束时，如果本回合中你没有遭遇任何幸存者且你不在〔潜行〕，在你的地点生成一个丧尸</w:t>
+              <w:t>你的回合结束时，如果本回合中你没有遭遇任何幸存者且你不在〔潜行〕，在你的地点生成一个丧尸</w:t>
             </w:r>
           </w:p>
         </w:tc>
@@ -4798,11 +5490,11 @@
                 <w:rFonts w:ascii="Calibri" w:hAnsi="Calibri" w:eastAsia="微软雅黑" w:cs="微软雅黑"/>
                 <w:b/>
                 <w:bCs/>
+                <w:color w:val="1E7B34"/>
                 <w:sz w:val="17"/>
                 <w:szCs w:val="17"/>
-                <w:color w:val="1E7B34"/>
-              </w:rPr>
-              <w:t xml:space="preserve">✅ 已实现</w:t>
+              </w:rPr>
+              <w:t>✅ 已实现</w:t>
             </w:r>
           </w:p>
         </w:tc>
@@ -4821,12 +5513,28 @@
                 <w:sz w:val="16"/>
                 <w:szCs w:val="16"/>
               </w:rPr>
-              <w:t xml:space="preserve">engine.ts closeKillerTurn（回合结束、未遭遇、不在潜行 → 生成丧尸）</w:t>
+              <w:t>engine.ts closeKillerTurn（回合结束、未遭遇、不在潜行 → 生成丧尸）</w:t>
             </w:r>
           </w:p>
         </w:tc>
       </w:tr>
       <w:tr>
+        <w:tblPrEx>
+          <w:tblBorders>
+            <w:top w:val="single" w:color="A6B4CC" w:sz="6" w:space="0"/>
+            <w:left w:val="single" w:color="A6B4CC" w:sz="6" w:space="0"/>
+            <w:bottom w:val="single" w:color="A6B4CC" w:sz="6" w:space="0"/>
+            <w:right w:val="single" w:color="A6B4CC" w:sz="6" w:space="0"/>
+            <w:insideH w:val="single" w:color="A6B4CC" w:sz="6" w:space="0"/>
+            <w:insideV w:val="single" w:color="A6B4CC" w:sz="6" w:space="0"/>
+          </w:tblBorders>
+          <w:tblCellMar>
+            <w:top w:w="60" w:type="dxa"/>
+            <w:left w:w="90" w:type="dxa"/>
+            <w:bottom w:w="60" w:type="dxa"/>
+            <w:right w:w="90" w:type="dxa"/>
+          </w:tblCellMar>
+        </w:tblPrEx>
         <w:trPr>
           <w:cantSplit/>
         </w:trPr>
@@ -4849,7 +5557,7 @@
                 <w:sz w:val="18"/>
                 <w:szCs w:val="18"/>
               </w:rPr>
-              <w:t xml:space="preserve">女王（killer9）</w:t>
+              <w:t>女王（killer9）</w:t>
             </w:r>
           </w:p>
         </w:tc>
@@ -4870,7 +5578,7 @@
                 <w:sz w:val="18"/>
                 <w:szCs w:val="18"/>
               </w:rPr>
-              <w:t xml:space="preserve">2</w:t>
+              <w:t>2</w:t>
             </w:r>
           </w:p>
         </w:tc>
@@ -4890,7 +5598,7 @@
                 <w:sz w:val="18"/>
                 <w:szCs w:val="18"/>
               </w:rPr>
-              <w:t xml:space="preserve">如果你使用〔感知〕目击了任何幸存者，〔惊吓〕他们</w:t>
+              <w:t>如果你使用〔感知〕目击了任何幸存者，〔惊吓〕他们</w:t>
             </w:r>
           </w:p>
         </w:tc>
@@ -4910,11 +5618,11 @@
                 <w:rFonts w:ascii="Calibri" w:hAnsi="Calibri" w:eastAsia="微软雅黑" w:cs="微软雅黑"/>
                 <w:b/>
                 <w:bCs/>
+                <w:color w:val="1E7B34"/>
                 <w:sz w:val="17"/>
                 <w:szCs w:val="17"/>
-                <w:color w:val="1E7B34"/>
-              </w:rPr>
-              <w:t xml:space="preserve">✅ 已实现</w:t>
+              </w:rPr>
+              <w:t>✅ 已实现</w:t>
             </w:r>
           </w:p>
         </w:tc>
@@ -4934,12 +5642,28 @@
                 <w:sz w:val="16"/>
                 <w:szCs w:val="16"/>
               </w:rPr>
-              <w:t xml:space="preserve">killerCards.ts queenSenseFear（每次〔感知〕目击后调用）</w:t>
+              <w:t>killerCards.ts queenSenseFear（每次〔感知〕目击后调用）</w:t>
             </w:r>
           </w:p>
         </w:tc>
       </w:tr>
       <w:tr>
+        <w:tblPrEx>
+          <w:tblBorders>
+            <w:top w:val="single" w:color="A6B4CC" w:sz="6" w:space="0"/>
+            <w:left w:val="single" w:color="A6B4CC" w:sz="6" w:space="0"/>
+            <w:bottom w:val="single" w:color="A6B4CC" w:sz="6" w:space="0"/>
+            <w:right w:val="single" w:color="A6B4CC" w:sz="6" w:space="0"/>
+            <w:insideH w:val="single" w:color="A6B4CC" w:sz="6" w:space="0"/>
+            <w:insideV w:val="single" w:color="A6B4CC" w:sz="6" w:space="0"/>
+          </w:tblBorders>
+          <w:tblCellMar>
+            <w:top w:w="60" w:type="dxa"/>
+            <w:left w:w="90" w:type="dxa"/>
+            <w:bottom w:w="60" w:type="dxa"/>
+            <w:right w:w="90" w:type="dxa"/>
+          </w:tblCellMar>
+        </w:tblPrEx>
         <w:trPr>
           <w:cantSplit/>
         </w:trPr>
@@ -4961,7 +5685,7 @@
                 <w:sz w:val="18"/>
                 <w:szCs w:val="18"/>
               </w:rPr>
-              <w:t xml:space="preserve">女王（killer9）</w:t>
+              <w:t>女王（killer9）</w:t>
             </w:r>
           </w:p>
         </w:tc>
@@ -4981,7 +5705,7 @@
                 <w:sz w:val="18"/>
                 <w:szCs w:val="18"/>
               </w:rPr>
-              <w:t xml:space="preserve">3</w:t>
+              <w:t>3</w:t>
             </w:r>
           </w:p>
         </w:tc>
@@ -5000,7 +5724,7 @@
                 <w:sz w:val="18"/>
                 <w:szCs w:val="18"/>
               </w:rPr>
-              <w:t xml:space="preserve">解锁「君臨天下」</w:t>
+              <w:t>解锁「君臨天下」</w:t>
             </w:r>
           </w:p>
         </w:tc>
@@ -5019,11 +5743,11 @@
                 <w:rFonts w:ascii="Calibri" w:hAnsi="Calibri" w:eastAsia="微软雅黑" w:cs="微软雅黑"/>
                 <w:b/>
                 <w:bCs/>
+                <w:color w:val="1E7B34"/>
                 <w:sz w:val="17"/>
                 <w:szCs w:val="17"/>
-                <w:color w:val="1E7B34"/>
-              </w:rPr>
-              <w:t xml:space="preserve">✅ 已实现</w:t>
+              </w:rPr>
+              <w:t>✅ 已实现</w:t>
             </w:r>
           </w:p>
         </w:tc>
@@ -5042,12 +5766,28 @@
                 <w:sz w:val="16"/>
                 <w:szCs w:val="16"/>
               </w:rPr>
-              <w:t xml:space="preserve">evolution.ts runUpgrade 解锁表 + killers.json q_reign</w:t>
+              <w:t>evolution.ts runUpgrade 解锁表 + killers.json q_reign</w:t>
             </w:r>
           </w:p>
         </w:tc>
       </w:tr>
       <w:tr>
+        <w:tblPrEx>
+          <w:tblBorders>
+            <w:top w:val="single" w:color="A6B4CC" w:sz="6" w:space="0"/>
+            <w:left w:val="single" w:color="A6B4CC" w:sz="6" w:space="0"/>
+            <w:bottom w:val="single" w:color="A6B4CC" w:sz="6" w:space="0"/>
+            <w:right w:val="single" w:color="A6B4CC" w:sz="6" w:space="0"/>
+            <w:insideH w:val="single" w:color="A6B4CC" w:sz="6" w:space="0"/>
+            <w:insideV w:val="single" w:color="A6B4CC" w:sz="6" w:space="0"/>
+          </w:tblBorders>
+          <w:tblCellMar>
+            <w:top w:w="60" w:type="dxa"/>
+            <w:left w:w="90" w:type="dxa"/>
+            <w:bottom w:w="60" w:type="dxa"/>
+            <w:right w:w="90" w:type="dxa"/>
+          </w:tblCellMar>
+        </w:tblPrEx>
         <w:trPr>
           <w:cantSplit/>
         </w:trPr>
@@ -5070,7 +5810,7 @@
                 <w:sz w:val="18"/>
                 <w:szCs w:val="18"/>
               </w:rPr>
-              <w:t xml:space="preserve">女王（killer9）</w:t>
+              <w:t>女王（killer9）</w:t>
             </w:r>
           </w:p>
         </w:tc>
@@ -5091,7 +5831,7 @@
                 <w:sz w:val="18"/>
                 <w:szCs w:val="18"/>
               </w:rPr>
-              <w:t xml:space="preserve">4</w:t>
+              <w:t>4</w:t>
             </w:r>
           </w:p>
         </w:tc>
@@ -5111,7 +5851,7 @@
                 <w:sz w:val="18"/>
                 <w:szCs w:val="18"/>
               </w:rPr>
-              <w:t xml:space="preserve">在任意 2 个地点各生成一个丧尸（不能是同一地点）</w:t>
+              <w:t>在任意 2 个地点各生成一个丧尸（不能是同一地点）</w:t>
             </w:r>
           </w:p>
         </w:tc>
@@ -5131,11 +5871,11 @@
                 <w:rFonts w:ascii="Calibri" w:hAnsi="Calibri" w:eastAsia="微软雅黑" w:cs="微软雅黑"/>
                 <w:b/>
                 <w:bCs/>
+                <w:color w:val="1E7B34"/>
                 <w:sz w:val="17"/>
                 <w:szCs w:val="17"/>
-                <w:color w:val="1E7B34"/>
-              </w:rPr>
-              <w:t xml:space="preserve">✅ 已实现</w:t>
+              </w:rPr>
+              <w:t>✅ 已实现</w:t>
             </w:r>
           </w:p>
         </w:tc>
@@ -5155,12 +5895,28 @@
                 <w:sz w:val="16"/>
                 <w:szCs w:val="16"/>
               </w:rPr>
-              <w:t xml:space="preserve">evolution.ts applyNewEvolutionLevel（pendingQueenSpawnRooms，点 2 个不同地点）</w:t>
+              <w:t>evolution.ts applyNewEvolutionLevel（pendingQueenSpawnRooms，点 2 个不同地点）</w:t>
             </w:r>
           </w:p>
         </w:tc>
       </w:tr>
       <w:tr>
+        <w:tblPrEx>
+          <w:tblBorders>
+            <w:top w:val="single" w:color="A6B4CC" w:sz="6" w:space="0"/>
+            <w:left w:val="single" w:color="A6B4CC" w:sz="6" w:space="0"/>
+            <w:bottom w:val="single" w:color="A6B4CC" w:sz="6" w:space="0"/>
+            <w:right w:val="single" w:color="A6B4CC" w:sz="6" w:space="0"/>
+            <w:insideH w:val="single" w:color="A6B4CC" w:sz="6" w:space="0"/>
+            <w:insideV w:val="single" w:color="A6B4CC" w:sz="6" w:space="0"/>
+          </w:tblBorders>
+          <w:tblCellMar>
+            <w:top w:w="60" w:type="dxa"/>
+            <w:left w:w="90" w:type="dxa"/>
+            <w:bottom w:w="60" w:type="dxa"/>
+            <w:right w:w="90" w:type="dxa"/>
+          </w:tblCellMar>
+        </w:tblPrEx>
         <w:trPr>
           <w:cantSplit/>
         </w:trPr>
@@ -5182,7 +5938,7 @@
                 <w:sz w:val="18"/>
                 <w:szCs w:val="18"/>
               </w:rPr>
-              <w:t xml:space="preserve">女王（killer9）</w:t>
+              <w:t>女王（killer9）</w:t>
             </w:r>
           </w:p>
         </w:tc>
@@ -5202,7 +5958,7 @@
                 <w:sz w:val="18"/>
                 <w:szCs w:val="18"/>
               </w:rPr>
-              <w:t xml:space="preserve">5</w:t>
+              <w:t>5</w:t>
             </w:r>
           </w:p>
         </w:tc>
@@ -5221,7 +5977,7 @@
                 <w:sz w:val="18"/>
                 <w:szCs w:val="18"/>
               </w:rPr>
-              <w:t xml:space="preserve">发生遭遇时，在攻击前伤害所有目标</w:t>
+              <w:t>发生遭遇时，在攻击前伤害所有目标</w:t>
             </w:r>
           </w:p>
         </w:tc>
@@ -5240,11 +5996,11 @@
                 <w:rFonts w:ascii="Calibri" w:hAnsi="Calibri" w:eastAsia="微软雅黑" w:cs="微软雅黑"/>
                 <w:b/>
                 <w:bCs/>
+                <w:color w:val="1E7B34"/>
                 <w:sz w:val="17"/>
                 <w:szCs w:val="17"/>
-                <w:color w:val="1E7B34"/>
-              </w:rPr>
-              <w:t xml:space="preserve">✅ 已实现</w:t>
+              </w:rPr>
+              <w:t>✅ 已实现</w:t>
             </w:r>
           </w:p>
         </w:tc>
@@ -5263,7 +6019,7 @@
                 <w:sz w:val="16"/>
                 <w:szCs w:val="16"/>
               </w:rPr>
-              <w:t xml:space="preserve">evolution.ts finishEncounterOpen（遭遇开始、攻击前伤害全地点）</w:t>
+              <w:t>evolution.ts finishEncounterOpen（遭遇开始、攻击前伤害全地点）</w:t>
             </w:r>
           </w:p>
         </w:tc>
@@ -5281,7 +6037,7 @@
           <w:sz w:val="26"/>
           <w:szCs w:val="26"/>
         </w:rPr>
-        <w:t xml:space="preserve">三、慢速牌张数规则（本轮新增，容易踩坑）</w:t>
+        <w:t>三、慢速牌张数规则（本轮新增，容易踩坑）</w:t>
       </w:r>
     </w:p>
     <w:p>
@@ -5296,7 +6052,7 @@
           <w:sz w:val="20"/>
           <w:szCs w:val="20"/>
         </w:rPr>
-        <w:t xml:space="preserve">现状：</w:t>
+        <w:t>现状：</w:t>
       </w:r>
     </w:p>
     <w:p>
@@ -5310,7 +6066,7 @@
           <w:sz w:val="19"/>
           <w:szCs w:val="19"/>
         </w:rPr>
-        <w:t xml:space="preserve">• 快速牌：只能在快速阶段打，张数不限。</w:t>
+        <w:t>• 快速牌：只能在快速阶段打，张数不限。</w:t>
       </w:r>
     </w:p>
     <w:p>
@@ -5324,7 +6080,7 @@
           <w:sz w:val="19"/>
           <w:szCs w:val="19"/>
         </w:rPr>
-        <w:t xml:space="preserve">• 特殊牌：整个回合只能打 1 张，且选了普通行动后就不能再打。</w:t>
+        <w:t>• 特殊牌：整个回合只能打 1 张，且选了普通行动后就不能再打。</w:t>
       </w:r>
     </w:p>
     <w:p>
@@ -5338,7 +6094,7 @@
           <w:sz w:val="19"/>
           <w:szCs w:val="19"/>
         </w:rPr>
-        <w:t xml:space="preserve">• 慢速牌：只能在慢速阶段打。一般情况每回合限 1 张；扼杀者进化 1 级及以后不限张数。</w:t>
+        <w:t>• 慢速牌：只能在慢速阶段打。一般情况每回合限 1 张；扼杀者进化 1 级及以后不限张数。</w:t>
       </w:r>
     </w:p>
     <w:p>
@@ -5351,7 +6107,7 @@
           <w:sz w:val="19"/>
           <w:szCs w:val="19"/>
         </w:rPr>
-        <w:t xml:space="preserve">判定位置：server/src/game/engine.ts 的 case 'playKillerCard' → playTiming === 'slow' 分支；网页端提示在 client/src/cardUse.ts 的 killerCardPlayBlockReason（会显示「★ 现在不能打出：…」并禁用按钮）。</w:t>
+        <w:t>判定位置：server/src/game/engine.ts 的 case 'playKillerCard' → playTiming === 'slow' 分支；网页端提示在 client/src/cardUse.ts 的 killerCardPlayBlockReason（会显示「★ 现在不能打出：…」并禁用按钮）。</w:t>
       </w:r>
     </w:p>
     <w:p>
@@ -5364,7 +6120,7 @@
           <w:sz w:val="19"/>
           <w:szCs w:val="19"/>
         </w:rPr>
-        <w:t xml:space="preserve">注意：「算不算慢速牌」按 timings 优先判断 —— 狼人「领地意识」基础速度是 fast 但 timings 含 slow，在慢速阶段打出时算慢速牌，会占用那个"每回合 1 张"的名额。</w:t>
+        <w:t>注意：「算不算慢速牌」按 timings 优先判断 —— 狼人「领地意识」基础速度是 fast 但 timings 含 slow，在慢速阶段打出时算慢速牌，会占用那个"每回合 1 张"的名额。</w:t>
       </w:r>
     </w:p>
     <w:p>
@@ -5379,7 +6135,7 @@
           <w:sz w:val="26"/>
           <w:szCs w:val="26"/>
         </w:rPr>
-        <w:t xml:space="preserve">四、实现位置速查</w:t>
+        <w:t>四、实现位置速查</w:t>
       </w:r>
     </w:p>
     <w:p>
@@ -5392,7 +6148,7 @@
           <w:sz w:val="20"/>
           <w:szCs w:val="20"/>
         </w:rPr>
-        <w:t xml:space="preserve">杀手进化效果分散在 5 个文件里，改动时请对照：</w:t>
+        <w:t>杀手进化效果分散在 5 个文件里，改动时请对照：</w:t>
       </w:r>
     </w:p>
     <w:p>
@@ -5406,7 +6162,7 @@
           <w:sz w:val="19"/>
           <w:szCs w:val="19"/>
         </w:rPr>
-        <w:t xml:space="preserve">• server/src/game/evolution.ts —— 主流程：EVOLUTION_TEXT（原文表）、runUpgrade、applyNewEvolutionLevel、遭遇开始效果、幽魂 / 女猎手 / 谋杀者专属逻辑。</w:t>
+        <w:t>• server/src/game/evolution.ts —— 主流程：EVOLUTION_TEXT（原文表）、runUpgrade、applyNewEvolutionLevel、遭遇开始效果、幽魂 / 女猎手 / 谋杀者专属逻辑。</w:t>
       </w:r>
     </w:p>
     <w:p>
@@ -5420,7 +6176,7 @@
           <w:sz w:val="19"/>
           <w:szCs w:val="19"/>
         </w:rPr>
-        <w:t xml:space="preserve">• server/src/game/killerCards.ts —— 卡牌驱动的效果：链锯轰鸣提速、感知目击惊吓、惊吓距离、重现力量、追逐追加移动。</w:t>
+        <w:t>• server/src/game/killerCards.ts —— 卡牌驱动的效果：链锯轰鸣提速、感知目击惊吓、惊吓距离、重现力量、追逐追加移动。</w:t>
       </w:r>
     </w:p>
     <w:p>
@@ -5434,7 +6190,7 @@
           <w:sz w:val="19"/>
           <w:szCs w:val="19"/>
         </w:rPr>
-        <w:t xml:space="preserve">• server/src/game/killerSpecials.ts —— 女王 / 扼杀者 / 狼人专属机制：超听觉、领地意识、核心标记交互、陷阱重置。</w:t>
+        <w:t>• server/src/game/killerSpecials.ts —— 女王 / 扼杀者 / 狼人专属机制：超听觉、领地意识、核心标记交互、陷阱重置。</w:t>
       </w:r>
     </w:p>
     <w:p>
@@ -5448,7 +6204,7 @@
           <w:sz w:val="19"/>
           <w:szCs w:val="19"/>
         </w:rPr>
-        <w:t xml:space="preserve">• server/src/game/coreMarkers.ts —— 扼杀者核心标记的放置与 5 个上限。</w:t>
+        <w:t>• server/src/game/coreMarkers.ts —— 扼杀者核心标记的放置与 5 个上限。</w:t>
       </w:r>
     </w:p>
     <w:p>
@@ -5462,7 +6218,7 @@
           <w:sz w:val="19"/>
           <w:szCs w:val="19"/>
         </w:rPr>
-        <w:t xml:space="preserve">• server/src/game/engine.ts —— 行动处理：回合结束（女王 1 级）、狼人 4 级、主雕像切换、进化确认、慢速牌张数限制。</w:t>
+        <w:t>• server/src/game/engine.ts —— 行动处理：回合结束（女王 1 级）、狼人 4 级、主雕像切换、进化确认、慢速牌张数限制。</w:t>
       </w:r>
     </w:p>
     <w:p>
@@ -5473,49 +6229,613 @@
       <w:r>
         <w:rPr>
           <w:rFonts w:ascii="Calibri" w:hAnsi="Calibri" w:eastAsia="微软雅黑" w:cs="微软雅黑"/>
+          <w:color w:val="808080"/>
           <w:sz w:val="17"/>
           <w:szCs w:val="17"/>
-          <w:color w:val="808080"/>
         </w:rPr>
-        <w:t xml:space="preserve">生成时间：2026/9/22 12:00:53　|　原文基准：server/src/game/evolution.ts 的 EVOLUTION_TEXT</w:t>
+        <w:t>生成时间：2026/9/22 12:00:53　|　原文基准：server/src/game/evolution.ts 的 EVOLUTION_TEXT</w:t>
       </w:r>
     </w:p>
     <w:sectPr>
       <w:pgSz w:w="11906" w:h="16838"/>
       <w:pgMar w:top="1134" w:right="1134" w:bottom="1134" w:left="1134" w:header="851" w:footer="992" w:gutter="0"/>
+      <w:cols w:space="720" w:num="1"/>
     </w:sectPr>
   </w:body>
 </w:document>
 </file>
 
 <file path=word/styles.xml><?xml version="1.0" encoding="utf-8"?>
-<w:styles xmlns:w="http://schemas.openxmlformats.org/wordprocessingml/2006/main">
+<w:styles xmlns:mc="http://schemas.openxmlformats.org/markup-compatibility/2006" xmlns:o="urn:schemas-microsoft-com:office:office" xmlns:r="http://schemas.openxmlformats.org/officeDocument/2006/relationships" xmlns:m="http://schemas.openxmlformats.org/officeDocument/2006/math" xmlns:v="urn:schemas-microsoft-com:vml" xmlns:w="http://schemas.openxmlformats.org/wordprocessingml/2006/main" xmlns:w14="http://schemas.microsoft.com/office/word/2010/wordml" xmlns:w10="urn:schemas-microsoft-com:office:word" xmlns:sl="http://schemas.openxmlformats.org/schemaLibrary/2006/main" xmlns:wpsCustomData="http://www.wps.cn/officeDocument/2013/wpsCustomData" mc:Ignorable="w14">
   <w:docDefaults>
     <w:rPrDefault>
       <w:rPr>
         <w:rFonts w:ascii="Calibri" w:hAnsi="Calibri" w:eastAsia="微软雅黑" w:cs="微软雅黑"/>
-        <w:sz w:val="20"/>
-        <w:szCs w:val="20"/>
       </w:rPr>
     </w:rPrDefault>
-    <w:pPrDefault>
-      <w:pPr>
-        <w:spacing w:after="120" w:line="300" w:lineRule="auto"/>
-      </w:pPr>
-    </w:pPrDefault>
+    <w:pPrDefault/>
   </w:docDefaults>
-  <w:style w:type="table" w:styleId="TableGrid">
+  <w:latentStyles w:count="260" w:defQFormat="0" w:defUnhideWhenUsed="1" w:defSemiHidden="1" w:defUIPriority="99" w:defLockedState="0">
+    <w:lsdException w:qFormat="1" w:unhideWhenUsed="0" w:uiPriority="0" w:semiHidden="0" w:name="Normal"/>
+    <w:lsdException w:qFormat="1" w:unhideWhenUsed="0" w:uiPriority="0" w:semiHidden="0" w:name="heading 1"/>
+    <w:lsdException w:qFormat="1" w:uiPriority="0" w:name="heading 2"/>
+    <w:lsdException w:qFormat="1" w:uiPriority="0" w:name="heading 3"/>
+    <w:lsdException w:qFormat="1" w:uiPriority="0" w:name="heading 4"/>
+    <w:lsdException w:qFormat="1" w:uiPriority="0" w:name="heading 5"/>
+    <w:lsdException w:qFormat="1" w:uiPriority="0" w:name="heading 6"/>
+    <w:lsdException w:qFormat="1" w:uiPriority="0" w:name="heading 7"/>
+    <w:lsdException w:qFormat="1" w:uiPriority="0" w:name="heading 8"/>
+    <w:lsdException w:qFormat="1" w:uiPriority="0" w:name="heading 9"/>
+    <w:lsdException w:unhideWhenUsed="0" w:uiPriority="0" w:semiHidden="0" w:name="index 1"/>
+    <w:lsdException w:unhideWhenUsed="0" w:uiPriority="0" w:semiHidden="0" w:name="index 2"/>
+    <w:lsdException w:unhideWhenUsed="0" w:uiPriority="0" w:semiHidden="0" w:name="index 3"/>
+    <w:lsdException w:unhideWhenUsed="0" w:uiPriority="0" w:semiHidden="0" w:name="index 4"/>
+    <w:lsdException w:unhideWhenUsed="0" w:uiPriority="0" w:semiHidden="0" w:name="index 5"/>
+    <w:lsdException w:unhideWhenUsed="0" w:uiPriority="0" w:semiHidden="0" w:name="index 6"/>
+    <w:lsdException w:unhideWhenUsed="0" w:uiPriority="0" w:semiHidden="0" w:name="index 7"/>
+    <w:lsdException w:unhideWhenUsed="0" w:uiPriority="0" w:semiHidden="0" w:name="index 8"/>
+    <w:lsdException w:unhideWhenUsed="0" w:uiPriority="0" w:semiHidden="0" w:name="index 9"/>
+    <w:lsdException w:unhideWhenUsed="0" w:uiPriority="0" w:semiHidden="0" w:name="toc 1"/>
+    <w:lsdException w:unhideWhenUsed="0" w:uiPriority="0" w:semiHidden="0" w:name="toc 2"/>
+    <w:lsdException w:unhideWhenUsed="0" w:uiPriority="0" w:semiHidden="0" w:name="toc 3"/>
+    <w:lsdException w:unhideWhenUsed="0" w:uiPriority="0" w:semiHidden="0" w:name="toc 4"/>
+    <w:lsdException w:unhideWhenUsed="0" w:uiPriority="0" w:semiHidden="0" w:name="toc 5"/>
+    <w:lsdException w:unhideWhenUsed="0" w:uiPriority="0" w:semiHidden="0" w:name="toc 6"/>
+    <w:lsdException w:unhideWhenUsed="0" w:uiPriority="0" w:semiHidden="0" w:name="toc 7"/>
+    <w:lsdException w:unhideWhenUsed="0" w:uiPriority="0" w:semiHidden="0" w:name="toc 8"/>
+    <w:lsdException w:unhideWhenUsed="0" w:uiPriority="0" w:semiHidden="0" w:name="toc 9"/>
+    <w:lsdException w:unhideWhenUsed="0" w:uiPriority="0" w:semiHidden="0" w:name="Normal Indent"/>
+    <w:lsdException w:unhideWhenUsed="0" w:uiPriority="0" w:semiHidden="0" w:name="footnote text"/>
+    <w:lsdException w:unhideWhenUsed="0" w:uiPriority="0" w:semiHidden="0" w:name="annotation text"/>
+    <w:lsdException w:unhideWhenUsed="0" w:uiPriority="0" w:semiHidden="0" w:name="header"/>
+    <w:lsdException w:unhideWhenUsed="0" w:uiPriority="0" w:semiHidden="0" w:name="footer"/>
+    <w:lsdException w:unhideWhenUsed="0" w:uiPriority="0" w:semiHidden="0" w:name="index heading"/>
+    <w:lsdException w:qFormat="1" w:uiPriority="0" w:name="caption"/>
+    <w:lsdException w:unhideWhenUsed="0" w:uiPriority="0" w:semiHidden="0" w:name="table of figures"/>
+    <w:lsdException w:unhideWhenUsed="0" w:uiPriority="0" w:semiHidden="0" w:name="envelope address"/>
+    <w:lsdException w:unhideWhenUsed="0" w:uiPriority="0" w:semiHidden="0" w:name="envelope return"/>
+    <w:lsdException w:unhideWhenUsed="0" w:uiPriority="0" w:semiHidden="0" w:name="footnote reference"/>
+    <w:lsdException w:unhideWhenUsed="0" w:uiPriority="0" w:semiHidden="0" w:name="annotation reference"/>
+    <w:lsdException w:unhideWhenUsed="0" w:uiPriority="0" w:semiHidden="0" w:name="line number"/>
+    <w:lsdException w:unhideWhenUsed="0" w:uiPriority="0" w:semiHidden="0" w:name="page number"/>
+    <w:lsdException w:unhideWhenUsed="0" w:uiPriority="0" w:semiHidden="0" w:name="endnote reference"/>
+    <w:lsdException w:unhideWhenUsed="0" w:uiPriority="0" w:semiHidden="0" w:name="endnote text"/>
+    <w:lsdException w:unhideWhenUsed="0" w:uiPriority="0" w:semiHidden="0" w:name="table of authorities"/>
+    <w:lsdException w:unhideWhenUsed="0" w:uiPriority="0" w:semiHidden="0" w:name="macro"/>
+    <w:lsdException w:unhideWhenUsed="0" w:uiPriority="0" w:semiHidden="0" w:name="toa heading"/>
+    <w:lsdException w:unhideWhenUsed="0" w:uiPriority="0" w:semiHidden="0" w:name="List"/>
+    <w:lsdException w:unhideWhenUsed="0" w:uiPriority="0" w:semiHidden="0" w:name="List Bullet"/>
+    <w:lsdException w:unhideWhenUsed="0" w:uiPriority="0" w:semiHidden="0" w:name="List Number"/>
+    <w:lsdException w:unhideWhenUsed="0" w:uiPriority="0" w:semiHidden="0" w:name="List 2"/>
+    <w:lsdException w:unhideWhenUsed="0" w:uiPriority="0" w:semiHidden="0" w:name="List 3"/>
+    <w:lsdException w:unhideWhenUsed="0" w:uiPriority="0" w:semiHidden="0" w:name="List 4"/>
+    <w:lsdException w:unhideWhenUsed="0" w:uiPriority="0" w:semiHidden="0" w:name="List 5"/>
+    <w:lsdException w:unhideWhenUsed="0" w:uiPriority="0" w:semiHidden="0" w:name="List Bullet 2"/>
+    <w:lsdException w:unhideWhenUsed="0" w:uiPriority="0" w:semiHidden="0" w:name="List Bullet 3"/>
+    <w:lsdException w:unhideWhenUsed="0" w:uiPriority="0" w:semiHidden="0" w:name="List Bullet 4"/>
+    <w:lsdException w:unhideWhenUsed="0" w:uiPriority="0" w:semiHidden="0" w:name="List Bullet 5"/>
+    <w:lsdException w:unhideWhenUsed="0" w:uiPriority="0" w:semiHidden="0" w:name="List Number 2"/>
+    <w:lsdException w:unhideWhenUsed="0" w:uiPriority="0" w:semiHidden="0" w:name="List Number 3"/>
+    <w:lsdException w:unhideWhenUsed="0" w:uiPriority="0" w:semiHidden="0" w:name="List Number 4"/>
+    <w:lsdException w:unhideWhenUsed="0" w:uiPriority="0" w:semiHidden="0" w:name="List Number 5"/>
+    <w:lsdException w:qFormat="1" w:unhideWhenUsed="0" w:uiPriority="0" w:semiHidden="0" w:name="Title"/>
+    <w:lsdException w:unhideWhenUsed="0" w:uiPriority="0" w:semiHidden="0" w:name="Closing"/>
+    <w:lsdException w:unhideWhenUsed="0" w:uiPriority="0" w:semiHidden="0" w:name="Signature"/>
+    <w:lsdException w:qFormat="1" w:unhideWhenUsed="0" w:uiPriority="0" w:name="Default Paragraph Font"/>
+    <w:lsdException w:unhideWhenUsed="0" w:uiPriority="0" w:semiHidden="0" w:name="Body Text"/>
+    <w:lsdException w:unhideWhenUsed="0" w:uiPriority="0" w:semiHidden="0" w:name="Body Text Indent"/>
+    <w:lsdException w:unhideWhenUsed="0" w:uiPriority="0" w:semiHidden="0" w:name="List Continue"/>
+    <w:lsdException w:unhideWhenUsed="0" w:uiPriority="0" w:semiHidden="0" w:name="List Continue 2"/>
+    <w:lsdException w:unhideWhenUsed="0" w:uiPriority="0" w:semiHidden="0" w:name="List Continue 3"/>
+    <w:lsdException w:unhideWhenUsed="0" w:uiPriority="0" w:semiHidden="0" w:name="List Continue 4"/>
+    <w:lsdException w:unhideWhenUsed="0" w:uiPriority="0" w:semiHidden="0" w:name="List Continue 5"/>
+    <w:lsdException w:unhideWhenUsed="0" w:uiPriority="0" w:semiHidden="0" w:name="Message Header"/>
+    <w:lsdException w:qFormat="1" w:unhideWhenUsed="0" w:uiPriority="0" w:semiHidden="0" w:name="Subtitle"/>
+    <w:lsdException w:unhideWhenUsed="0" w:uiPriority="0" w:semiHidden="0" w:name="Salutation"/>
+    <w:lsdException w:unhideWhenUsed="0" w:uiPriority="0" w:semiHidden="0" w:name="Date"/>
+    <w:lsdException w:unhideWhenUsed="0" w:uiPriority="0" w:semiHidden="0" w:name="Body Text First Indent"/>
+    <w:lsdException w:unhideWhenUsed="0" w:uiPriority="0" w:semiHidden="0" w:name="Body Text First Indent 2"/>
+    <w:lsdException w:unhideWhenUsed="0" w:uiPriority="0" w:semiHidden="0" w:name="Note Heading"/>
+    <w:lsdException w:unhideWhenUsed="0" w:uiPriority="0" w:semiHidden="0" w:name="Body Text 2"/>
+    <w:lsdException w:unhideWhenUsed="0" w:uiPriority="0" w:semiHidden="0" w:name="Body Text 3"/>
+    <w:lsdException w:unhideWhenUsed="0" w:uiPriority="0" w:semiHidden="0" w:name="Body Text Indent 2"/>
+    <w:lsdException w:unhideWhenUsed="0" w:uiPriority="0" w:semiHidden="0" w:name="Body Text Indent 3"/>
+    <w:lsdException w:unhideWhenUsed="0" w:uiPriority="0" w:semiHidden="0" w:name="Block Text"/>
+    <w:lsdException w:unhideWhenUsed="0" w:uiPriority="0" w:semiHidden="0" w:name="Hyperlink"/>
+    <w:lsdException w:unhideWhenUsed="0" w:uiPriority="0" w:semiHidden="0" w:name="FollowedHyperlink"/>
+    <w:lsdException w:qFormat="1" w:unhideWhenUsed="0" w:uiPriority="0" w:semiHidden="0" w:name="Strong"/>
+    <w:lsdException w:qFormat="1" w:unhideWhenUsed="0" w:uiPriority="0" w:semiHidden="0" w:name="Emphasis"/>
+    <w:lsdException w:unhideWhenUsed="0" w:uiPriority="0" w:semiHidden="0" w:name="Document Map"/>
+    <w:lsdException w:unhideWhenUsed="0" w:uiPriority="0" w:semiHidden="0" w:name="Plain Text"/>
+    <w:lsdException w:unhideWhenUsed="0" w:uiPriority="0" w:semiHidden="0" w:name="E-mail Signature"/>
+    <w:lsdException w:unhideWhenUsed="0" w:uiPriority="0" w:semiHidden="0" w:name="Normal (Web)"/>
+    <w:lsdException w:unhideWhenUsed="0" w:uiPriority="0" w:semiHidden="0" w:name="HTML Acronym"/>
+    <w:lsdException w:unhideWhenUsed="0" w:uiPriority="0" w:semiHidden="0" w:name="HTML Address"/>
+    <w:lsdException w:unhideWhenUsed="0" w:uiPriority="0" w:semiHidden="0" w:name="HTML Cite"/>
+    <w:lsdException w:unhideWhenUsed="0" w:uiPriority="0" w:semiHidden="0" w:name="HTML Code"/>
+    <w:lsdException w:unhideWhenUsed="0" w:uiPriority="0" w:semiHidden="0" w:name="HTML Definition"/>
+    <w:lsdException w:unhideWhenUsed="0" w:uiPriority="0" w:semiHidden="0" w:name="HTML Keyboard"/>
+    <w:lsdException w:unhideWhenUsed="0" w:uiPriority="0" w:semiHidden="0" w:name="HTML Preformatted"/>
+    <w:lsdException w:unhideWhenUsed="0" w:uiPriority="0" w:semiHidden="0" w:name="HTML Sample"/>
+    <w:lsdException w:unhideWhenUsed="0" w:uiPriority="0" w:semiHidden="0" w:name="HTML Typewriter"/>
+    <w:lsdException w:unhideWhenUsed="0" w:uiPriority="0" w:semiHidden="0" w:name="HTML Variable"/>
+    <w:lsdException w:qFormat="1" w:unhideWhenUsed="0" w:uiPriority="0" w:name="Normal Table"/>
+    <w:lsdException w:unhideWhenUsed="0" w:uiPriority="0" w:semiHidden="0" w:name="annotation subject"/>
+    <w:lsdException w:unhideWhenUsed="0" w:uiPriority="0" w:semiHidden="0" w:name="Table Simple 1"/>
+    <w:lsdException w:unhideWhenUsed="0" w:uiPriority="0" w:semiHidden="0" w:name="Table Simple 2"/>
+    <w:lsdException w:unhideWhenUsed="0" w:uiPriority="0" w:semiHidden="0" w:name="Table Simple 3"/>
+    <w:lsdException w:unhideWhenUsed="0" w:uiPriority="0" w:semiHidden="0" w:name="Table Classic 1"/>
+    <w:lsdException w:unhideWhenUsed="0" w:uiPriority="0" w:semiHidden="0" w:name="Table Classic 2"/>
+    <w:lsdException w:unhideWhenUsed="0" w:uiPriority="0" w:semiHidden="0" w:name="Table Classic 3"/>
+    <w:lsdException w:unhideWhenUsed="0" w:uiPriority="0" w:semiHidden="0" w:name="Table Classic 4"/>
+    <w:lsdException w:unhideWhenUsed="0" w:uiPriority="0" w:semiHidden="0" w:name="Table Colorful 1"/>
+    <w:lsdException w:unhideWhenUsed="0" w:uiPriority="0" w:semiHidden="0" w:name="Table Colorful 2"/>
+    <w:lsdException w:unhideWhenUsed="0" w:uiPriority="0" w:semiHidden="0" w:name="Table Colorful 3"/>
+    <w:lsdException w:unhideWhenUsed="0" w:uiPriority="0" w:semiHidden="0" w:name="Table Columns 1"/>
+    <w:lsdException w:unhideWhenUsed="0" w:uiPriority="0" w:semiHidden="0" w:name="Table Columns 2"/>
+    <w:lsdException w:unhideWhenUsed="0" w:uiPriority="0" w:semiHidden="0" w:name="Table Columns 3"/>
+    <w:lsdException w:unhideWhenUsed="0" w:uiPriority="0" w:semiHidden="0" w:name="Table Columns 4"/>
+    <w:lsdException w:unhideWhenUsed="0" w:uiPriority="0" w:semiHidden="0" w:name="Table Columns 5"/>
+    <w:lsdException w:unhideWhenUsed="0" w:uiPriority="0" w:semiHidden="0" w:name="Table Grid 1"/>
+    <w:lsdException w:unhideWhenUsed="0" w:uiPriority="0" w:semiHidden="0" w:name="Table Grid 2"/>
+    <w:lsdException w:unhideWhenUsed="0" w:uiPriority="0" w:semiHidden="0" w:name="Table Grid 3"/>
+    <w:lsdException w:unhideWhenUsed="0" w:uiPriority="0" w:semiHidden="0" w:name="Table Grid 4"/>
+    <w:lsdException w:unhideWhenUsed="0" w:uiPriority="0" w:semiHidden="0" w:name="Table Grid 5"/>
+    <w:lsdException w:unhideWhenUsed="0" w:uiPriority="0" w:semiHidden="0" w:name="Table Grid 6"/>
+    <w:lsdException w:unhideWhenUsed="0" w:uiPriority="0" w:semiHidden="0" w:name="Table Grid 7"/>
+    <w:lsdException w:unhideWhenUsed="0" w:uiPriority="0" w:semiHidden="0" w:name="Table Grid 8"/>
+    <w:lsdException w:unhideWhenUsed="0" w:uiPriority="0" w:semiHidden="0" w:name="Table List 1"/>
+    <w:lsdException w:unhideWhenUsed="0" w:uiPriority="0" w:semiHidden="0" w:name="Table List 2"/>
+    <w:lsdException w:unhideWhenUsed="0" w:uiPriority="0" w:semiHidden="0" w:name="Table List 3"/>
+    <w:lsdException w:unhideWhenUsed="0" w:uiPriority="0" w:semiHidden="0" w:name="Table List 4"/>
+    <w:lsdException w:unhideWhenUsed="0" w:uiPriority="0" w:semiHidden="0" w:name="Table List 5"/>
+    <w:lsdException w:unhideWhenUsed="0" w:uiPriority="0" w:semiHidden="0" w:name="Table List 6"/>
+    <w:lsdException w:unhideWhenUsed="0" w:uiPriority="0" w:semiHidden="0" w:name="Table List 7"/>
+    <w:lsdException w:unhideWhenUsed="0" w:uiPriority="0" w:semiHidden="0" w:name="Table List 8"/>
+    <w:lsdException w:unhideWhenUsed="0" w:uiPriority="0" w:semiHidden="0" w:name="Table 3D effects 1"/>
+    <w:lsdException w:unhideWhenUsed="0" w:uiPriority="0" w:semiHidden="0" w:name="Table 3D effects 2"/>
+    <w:lsdException w:unhideWhenUsed="0" w:uiPriority="0" w:semiHidden="0" w:name="Table 3D effects 3"/>
+    <w:lsdException w:unhideWhenUsed="0" w:uiPriority="0" w:semiHidden="0" w:name="Table Contemporary"/>
+    <w:lsdException w:unhideWhenUsed="0" w:uiPriority="0" w:semiHidden="0" w:name="Table Elegant"/>
+    <w:lsdException w:unhideWhenUsed="0" w:uiPriority="0" w:semiHidden="0" w:name="Table Professional"/>
+    <w:lsdException w:unhideWhenUsed="0" w:uiPriority="0" w:semiHidden="0" w:name="Table Subtle 1"/>
+    <w:lsdException w:unhideWhenUsed="0" w:uiPriority="0" w:semiHidden="0" w:name="Table Subtle 2"/>
+    <w:lsdException w:unhideWhenUsed="0" w:uiPriority="0" w:semiHidden="0" w:name="Table Web 1"/>
+    <w:lsdException w:unhideWhenUsed="0" w:uiPriority="0" w:semiHidden="0" w:name="Table Web 2"/>
+    <w:lsdException w:unhideWhenUsed="0" w:uiPriority="0" w:semiHidden="0" w:name="Table Web 3"/>
+    <w:lsdException w:unhideWhenUsed="0" w:uiPriority="0" w:semiHidden="0" w:name="Balloon Text"/>
+    <w:lsdException w:unhideWhenUsed="0" w:uiPriority="0" w:semiHidden="0" w:name="Table Grid"/>
+    <w:lsdException w:unhideWhenUsed="0" w:uiPriority="0" w:semiHidden="0" w:name="Table Theme"/>
+    <w:lsdException w:unhideWhenUsed="0" w:uiPriority="60" w:semiHidden="0" w:name="Light Shading"/>
+    <w:lsdException w:unhideWhenUsed="0" w:uiPriority="61" w:semiHidden="0" w:name="Light List"/>
+    <w:lsdException w:unhideWhenUsed="0" w:uiPriority="62" w:semiHidden="0" w:name="Light Grid"/>
+    <w:lsdException w:unhideWhenUsed="0" w:uiPriority="63" w:semiHidden="0" w:name="Medium Shading 1"/>
+    <w:lsdException w:unhideWhenUsed="0" w:uiPriority="64" w:semiHidden="0" w:name="Medium Shading 2"/>
+    <w:lsdException w:unhideWhenUsed="0" w:uiPriority="65" w:semiHidden="0" w:name="Medium List 1"/>
+    <w:lsdException w:unhideWhenUsed="0" w:uiPriority="66" w:semiHidden="0" w:name="Medium List 2"/>
+    <w:lsdException w:unhideWhenUsed="0" w:uiPriority="67" w:semiHidden="0" w:name="Medium Grid 1"/>
+    <w:lsdException w:unhideWhenUsed="0" w:uiPriority="68" w:semiHidden="0" w:name="Medium Grid 2"/>
+    <w:lsdException w:unhideWhenUsed="0" w:uiPriority="69" w:semiHidden="0" w:name="Medium Grid 3"/>
+    <w:lsdException w:unhideWhenUsed="0" w:uiPriority="70" w:semiHidden="0" w:name="Dark List"/>
+    <w:lsdException w:unhideWhenUsed="0" w:uiPriority="71" w:semiHidden="0" w:name="Colorful Shading"/>
+    <w:lsdException w:unhideWhenUsed="0" w:uiPriority="72" w:semiHidden="0" w:name="Colorful List"/>
+    <w:lsdException w:unhideWhenUsed="0" w:uiPriority="73" w:semiHidden="0" w:name="Colorful Grid"/>
+    <w:lsdException w:unhideWhenUsed="0" w:uiPriority="60" w:semiHidden="0" w:name="Light Shading Accent 1"/>
+    <w:lsdException w:unhideWhenUsed="0" w:uiPriority="61" w:semiHidden="0" w:name="Light List Accent 1"/>
+    <w:lsdException w:unhideWhenUsed="0" w:uiPriority="62" w:semiHidden="0" w:name="Light Grid Accent 1"/>
+    <w:lsdException w:unhideWhenUsed="0" w:uiPriority="63" w:semiHidden="0" w:name="Medium Shading 1 Accent 1"/>
+    <w:lsdException w:unhideWhenUsed="0" w:uiPriority="64" w:semiHidden="0" w:name="Medium Shading 2 Accent 1"/>
+    <w:lsdException w:unhideWhenUsed="0" w:uiPriority="65" w:semiHidden="0" w:name="Medium List 1 Accent 1"/>
+    <w:lsdException w:unhideWhenUsed="0" w:uiPriority="66" w:semiHidden="0" w:name="Medium List 2 Accent 1"/>
+    <w:lsdException w:unhideWhenUsed="0" w:uiPriority="67" w:semiHidden="0" w:name="Medium Grid 1 Accent 1"/>
+    <w:lsdException w:unhideWhenUsed="0" w:uiPriority="68" w:semiHidden="0" w:name="Medium Grid 2 Accent 1"/>
+    <w:lsdException w:unhideWhenUsed="0" w:uiPriority="69" w:semiHidden="0" w:name="Medium Grid 3 Accent 1"/>
+    <w:lsdException w:unhideWhenUsed="0" w:uiPriority="70" w:semiHidden="0" w:name="Dark List Accent 1"/>
+    <w:lsdException w:unhideWhenUsed="0" w:uiPriority="71" w:semiHidden="0" w:name="Colorful Shading Accent 1"/>
+    <w:lsdException w:unhideWhenUsed="0" w:uiPriority="72" w:semiHidden="0" w:name="Colorful List Accent 1"/>
+    <w:lsdException w:unhideWhenUsed="0" w:uiPriority="73" w:semiHidden="0" w:name="Colorful Grid Accent 1"/>
+    <w:lsdException w:unhideWhenUsed="0" w:uiPriority="60" w:semiHidden="0" w:name="Light Shading Accent 2"/>
+    <w:lsdException w:unhideWhenUsed="0" w:uiPriority="61" w:semiHidden="0" w:name="Light List Accent 2"/>
+    <w:lsdException w:unhideWhenUsed="0" w:uiPriority="62" w:semiHidden="0" w:name="Light Grid Accent 2"/>
+    <w:lsdException w:unhideWhenUsed="0" w:uiPriority="63" w:semiHidden="0" w:name="Medium Shading 1 Accent 2"/>
+    <w:lsdException w:unhideWhenUsed="0" w:uiPriority="64" w:semiHidden="0" w:name="Medium Shading 2 Accent 2"/>
+    <w:lsdException w:unhideWhenUsed="0" w:uiPriority="65" w:semiHidden="0" w:name="Medium List 1 Accent 2"/>
+    <w:lsdException w:unhideWhenUsed="0" w:uiPriority="66" w:semiHidden="0" w:name="Medium List 2 Accent 2"/>
+    <w:lsdException w:unhideWhenUsed="0" w:uiPriority="67" w:semiHidden="0" w:name="Medium Grid 1 Accent 2"/>
+    <w:lsdException w:unhideWhenUsed="0" w:uiPriority="68" w:semiHidden="0" w:name="Medium Grid 2 Accent 2"/>
+    <w:lsdException w:unhideWhenUsed="0" w:uiPriority="69" w:semiHidden="0" w:name="Medium Grid 3 Accent 2"/>
+    <w:lsdException w:unhideWhenUsed="0" w:uiPriority="70" w:semiHidden="0" w:name="Dark List Accent 2"/>
+    <w:lsdException w:unhideWhenUsed="0" w:uiPriority="71" w:semiHidden="0" w:name="Colorful Shading Accent 2"/>
+    <w:lsdException w:unhideWhenUsed="0" w:uiPriority="72" w:semiHidden="0" w:name="Colorful List Accent 2"/>
+    <w:lsdException w:unhideWhenUsed="0" w:uiPriority="73" w:semiHidden="0" w:name="Colorful Grid Accent 2"/>
+    <w:lsdException w:unhideWhenUsed="0" w:uiPriority="60" w:semiHidden="0" w:name="Light Shading Accent 3"/>
+    <w:lsdException w:unhideWhenUsed="0" w:uiPriority="61" w:semiHidden="0" w:name="Light List Accent 3"/>
+    <w:lsdException w:unhideWhenUsed="0" w:uiPriority="62" w:semiHidden="0" w:name="Light Grid Accent 3"/>
+    <w:lsdException w:unhideWhenUsed="0" w:uiPriority="63" w:semiHidden="0" w:name="Medium Shading 1 Accent 3"/>
+    <w:lsdException w:unhideWhenUsed="0" w:uiPriority="64" w:semiHidden="0" w:name="Medium Shading 2 Accent 3"/>
+    <w:lsdException w:unhideWhenUsed="0" w:uiPriority="65" w:semiHidden="0" w:name="Medium List 1 Accent 3"/>
+    <w:lsdException w:unhideWhenUsed="0" w:uiPriority="66" w:semiHidden="0" w:name="Medium List 2 Accent 3"/>
+    <w:lsdException w:unhideWhenUsed="0" w:uiPriority="67" w:semiHidden="0" w:name="Medium Grid 1 Accent 3"/>
+    <w:lsdException w:unhideWhenUsed="0" w:uiPriority="68" w:semiHidden="0" w:name="Medium Grid 2 Accent 3"/>
+    <w:lsdException w:unhideWhenUsed="0" w:uiPriority="69" w:semiHidden="0" w:name="Medium Grid 3 Accent 3"/>
+    <w:lsdException w:unhideWhenUsed="0" w:uiPriority="70" w:semiHidden="0" w:name="Dark List Accent 3"/>
+    <w:lsdException w:unhideWhenUsed="0" w:uiPriority="71" w:semiHidden="0" w:name="Colorful Shading Accent 3"/>
+    <w:lsdException w:unhideWhenUsed="0" w:uiPriority="72" w:semiHidden="0" w:name="Colorful List Accent 3"/>
+    <w:lsdException w:unhideWhenUsed="0" w:uiPriority="73" w:semiHidden="0" w:name="Colorful Grid Accent 3"/>
+    <w:lsdException w:unhideWhenUsed="0" w:uiPriority="60" w:semiHidden="0" w:name="Light Shading Accent 4"/>
+    <w:lsdException w:unhideWhenUsed="0" w:uiPriority="61" w:semiHidden="0" w:name="Light List Accent 4"/>
+    <w:lsdException w:unhideWhenUsed="0" w:uiPriority="62" w:semiHidden="0" w:name="Light Grid Accent 4"/>
+    <w:lsdException w:unhideWhenUsed="0" w:uiPriority="63" w:semiHidden="0" w:name="Medium Shading 1 Accent 4"/>
+    <w:lsdException w:unhideWhenUsed="0" w:uiPriority="64" w:semiHidden="0" w:name="Medium Shading 2 Accent 4"/>
+    <w:lsdException w:unhideWhenUsed="0" w:uiPriority="65" w:semiHidden="0" w:name="Medium List 1 Accent 4"/>
+    <w:lsdException w:unhideWhenUsed="0" w:uiPriority="66" w:semiHidden="0" w:name="Medium List 2 Accent 4"/>
+    <w:lsdException w:unhideWhenUsed="0" w:uiPriority="67" w:semiHidden="0" w:name="Medium Grid 1 Accent 4"/>
+    <w:lsdException w:unhideWhenUsed="0" w:uiPriority="68" w:semiHidden="0" w:name="Medium Grid 2 Accent 4"/>
+    <w:lsdException w:unhideWhenUsed="0" w:uiPriority="69" w:semiHidden="0" w:name="Medium Grid 3 Accent 4"/>
+    <w:lsdException w:unhideWhenUsed="0" w:uiPriority="70" w:semiHidden="0" w:name="Dark List Accent 4"/>
+    <w:lsdException w:unhideWhenUsed="0" w:uiPriority="71" w:semiHidden="0" w:name="Colorful Shading Accent 4"/>
+    <w:lsdException w:unhideWhenUsed="0" w:uiPriority="72" w:semiHidden="0" w:name="Colorful List Accent 4"/>
+    <w:lsdException w:unhideWhenUsed="0" w:uiPriority="73" w:semiHidden="0" w:name="Colorful Grid Accent 4"/>
+    <w:lsdException w:unhideWhenUsed="0" w:uiPriority="60" w:semiHidden="0" w:name="Light Shading Accent 5"/>
+    <w:lsdException w:unhideWhenUsed="0" w:uiPriority="61" w:semiHidden="0" w:name="Light List Accent 5"/>
+    <w:lsdException w:unhideWhenUsed="0" w:uiPriority="62" w:semiHidden="0" w:name="Light Grid Accent 5"/>
+    <w:lsdException w:unhideWhenUsed="0" w:uiPriority="63" w:semiHidden="0" w:name="Medium Shading 1 Accent 5"/>
+    <w:lsdException w:unhideWhenUsed="0" w:uiPriority="64" w:semiHidden="0" w:name="Medium Shading 2 Accent 5"/>
+    <w:lsdException w:unhideWhenUsed="0" w:uiPriority="65" w:semiHidden="0" w:name="Medium List 1 Accent 5"/>
+    <w:lsdException w:unhideWhenUsed="0" w:uiPriority="66" w:semiHidden="0" w:name="Medium List 2 Accent 5"/>
+    <w:lsdException w:unhideWhenUsed="0" w:uiPriority="67" w:semiHidden="0" w:name="Medium Grid 1 Accent 5"/>
+    <w:lsdException w:unhideWhenUsed="0" w:uiPriority="68" w:semiHidden="0" w:name="Medium Grid 2 Accent 5"/>
+    <w:lsdException w:unhideWhenUsed="0" w:uiPriority="69" w:semiHidden="0" w:name="Medium Grid 3 Accent 5"/>
+    <w:lsdException w:unhideWhenUsed="0" w:uiPriority="70" w:semiHidden="0" w:name="Dark List Accent 5"/>
+    <w:lsdException w:unhideWhenUsed="0" w:uiPriority="71" w:semiHidden="0" w:name="Colorful Shading Accent 5"/>
+    <w:lsdException w:unhideWhenUsed="0" w:uiPriority="72" w:semiHidden="0" w:name="Colorful List Accent 5"/>
+    <w:lsdException w:unhideWhenUsed="0" w:uiPriority="73" w:semiHidden="0" w:name="Colorful Grid Accent 5"/>
+    <w:lsdException w:unhideWhenUsed="0" w:uiPriority="60" w:semiHidden="0" w:name="Light Shading Accent 6"/>
+    <w:lsdException w:unhideWhenUsed="0" w:uiPriority="61" w:semiHidden="0" w:name="Light List Accent 6"/>
+    <w:lsdException w:unhideWhenUsed="0" w:uiPriority="62" w:semiHidden="0" w:name="Light Grid Accent 6"/>
+    <w:lsdException w:unhideWhenUsed="0" w:uiPriority="63" w:semiHidden="0" w:name="Medium Shading 1 Accent 6"/>
+    <w:lsdException w:unhideWhenUsed="0" w:uiPriority="64" w:semiHidden="0" w:name="Medium Shading 2 Accent 6"/>
+    <w:lsdException w:unhideWhenUsed="0" w:uiPriority="65" w:semiHidden="0" w:name="Medium List 1 Accent 6"/>
+    <w:lsdException w:unhideWhenUsed="0" w:uiPriority="66" w:semiHidden="0" w:name="Medium List 2 Accent 6"/>
+    <w:lsdException w:unhideWhenUsed="0" w:uiPriority="67" w:semiHidden="0" w:name="Medium Grid 1 Accent 6"/>
+    <w:lsdException w:unhideWhenUsed="0" w:uiPriority="68" w:semiHidden="0" w:name="Medium Grid 2 Accent 6"/>
+    <w:lsdException w:unhideWhenUsed="0" w:uiPriority="69" w:semiHidden="0" w:name="Medium Grid 3 Accent 6"/>
+    <w:lsdException w:unhideWhenUsed="0" w:uiPriority="70" w:semiHidden="0" w:name="Dark List Accent 6"/>
+    <w:lsdException w:unhideWhenUsed="0" w:uiPriority="71" w:semiHidden="0" w:name="Colorful Shading Accent 6"/>
+    <w:lsdException w:unhideWhenUsed="0" w:uiPriority="72" w:semiHidden="0" w:name="Colorful List Accent 6"/>
+    <w:lsdException w:unhideWhenUsed="0" w:uiPriority="73" w:semiHidden="0" w:name="Colorful Grid Accent 6"/>
+  </w:latentStyles>
+  <w:style w:type="paragraph" w:default="1" w:styleId="1">
+    <w:name w:val="Normal"/>
+    <w:qFormat/>
+    <w:uiPriority w:val="0"/>
+    <w:pPr>
+      <w:widowControl w:val="0"/>
+      <w:jc w:val="both"/>
+    </w:pPr>
+    <w:rPr>
+      <w:rFonts w:ascii="Calibri" w:hAnsi="Calibri" w:eastAsia="微软雅黑" w:cs="微软雅黑"/>
+      <w:sz w:val="20"/>
+      <w:szCs w:val="20"/>
+    </w:rPr>
+  </w:style>
+  <w:style w:type="character" w:default="1" w:styleId="4">
+    <w:name w:val="Default Paragraph Font"/>
+    <w:semiHidden/>
+    <w:qFormat/>
+    <w:uiPriority w:val="0"/>
+  </w:style>
+  <w:style w:type="table" w:default="1" w:styleId="2">
+    <w:name w:val="Normal Table"/>
+    <w:semiHidden/>
+    <w:qFormat/>
+    <w:uiPriority w:val="0"/>
+    <w:tblPr>
+      <w:tblCellMar>
+        <w:top w:w="0" w:type="dxa"/>
+        <w:left w:w="108" w:type="dxa"/>
+        <w:bottom w:w="0" w:type="dxa"/>
+        <w:right w:w="108" w:type="dxa"/>
+      </w:tblCellMar>
+    </w:tblPr>
+  </w:style>
+  <w:style w:type="table" w:styleId="3">
     <w:name w:val="Table Grid"/>
+    <w:uiPriority w:val="0"/>
     <w:tblPr>
       <w:tblBorders>
-        <w:top w:val="single" w:sz="6" w:space="0" w:color="A6B4CC"/>
-        <w:left w:val="single" w:sz="6" w:space="0" w:color="A6B4CC"/>
-        <w:bottom w:val="single" w:sz="6" w:space="0" w:color="A6B4CC"/>
-        <w:right w:val="single" w:sz="6" w:space="0" w:color="A6B4CC"/>
-        <w:insideH w:val="single" w:sz="6" w:space="0" w:color="A6B4CC"/>
-        <w:insideV w:val="single" w:sz="6" w:space="0" w:color="A6B4CC"/>
+        <w:top w:val="single" w:color="A6B4CC" w:sz="6" w:space="0"/>
+        <w:left w:val="single" w:color="A6B4CC" w:sz="6" w:space="0"/>
+        <w:bottom w:val="single" w:color="A6B4CC" w:sz="6" w:space="0"/>
+        <w:right w:val="single" w:color="A6B4CC" w:sz="6" w:space="0"/>
+        <w:insideH w:val="single" w:color="A6B4CC" w:sz="6" w:space="0"/>
+        <w:insideV w:val="single" w:color="A6B4CC" w:sz="6" w:space="0"/>
       </w:tblBorders>
     </w:tblPr>
   </w:style>
 </w:styles>
+</file>
+
+<file path=word/theme/theme1.xml><?xml version="1.0" encoding="utf-8"?>
+<a:theme xmlns:a="http://schemas.openxmlformats.org/drawingml/2006/main" name="Office">
+  <a:themeElements>
+    <a:clrScheme name="Office">
+      <a:dk1>
+        <a:sysClr val="windowText" lastClr="000000"/>
+      </a:dk1>
+      <a:lt1>
+        <a:sysClr val="window" lastClr="FFFFFF"/>
+      </a:lt1>
+      <a:dk2>
+        <a:srgbClr val="1F497D"/>
+      </a:dk2>
+      <a:lt2>
+        <a:srgbClr val="EEECE1"/>
+      </a:lt2>
+      <a:accent1>
+        <a:srgbClr val="4F81BD"/>
+      </a:accent1>
+      <a:accent2>
+        <a:srgbClr val="C0504D"/>
+      </a:accent2>
+      <a:accent3>
+        <a:srgbClr val="9BBB59"/>
+      </a:accent3>
+      <a:accent4>
+        <a:srgbClr val="8064A2"/>
+      </a:accent4>
+      <a:accent5>
+        <a:srgbClr val="4BACC6"/>
+      </a:accent5>
+      <a:accent6>
+        <a:srgbClr val="F79646"/>
+      </a:accent6>
+      <a:hlink>
+        <a:srgbClr val="0000FF"/>
+      </a:hlink>
+      <a:folHlink>
+        <a:srgbClr val="800080"/>
+      </a:folHlink>
+    </a:clrScheme>
+    <a:fontScheme name="Office">
+      <a:majorFont>
+        <a:latin typeface="Cambria"/>
+        <a:ea typeface=""/>
+        <a:cs typeface=""/>
+        <a:font script="Jpan" typeface="游ゴシック Light"/>
+        <a:font script="Hang" typeface="맑은 고딕"/>
+        <a:font script="Hans" typeface="宋体"/>
+        <a:font script="Hant" typeface="新細明體"/>
+        <a:font script="Arab" typeface="Times New Roman"/>
+        <a:font script="Hebr" typeface="Times New Roman"/>
+        <a:font script="Thai" typeface="Angsana New"/>
+        <a:font script="Ethi" typeface="Nyala"/>
+        <a:font script="Beng" typeface="Vrinda"/>
+        <a:font script="Gujr" typeface="Shruti"/>
+        <a:font script="Khmr" typeface="MoolBoran"/>
+        <a:font script="Knda" typeface="Tunga"/>
+        <a:font script="Guru" typeface="Raavi"/>
+        <a:font script="Cans" typeface="Euphemia"/>
+        <a:font script="Cher" typeface="Plantagenet Cherokee"/>
+        <a:font script="Yiii" typeface="Microsoft Yi Baiti"/>
+        <a:font script="Tibt" typeface="Microsoft Himalaya"/>
+        <a:font script="Thaa" typeface="MV Boli"/>
+        <a:font script="Deva" typeface="Mangal"/>
+        <a:font script="Telu" typeface="Gautami"/>
+        <a:font script="Taml" typeface="Latha"/>
+        <a:font script="Syrc" typeface="Estrangelo Edessa"/>
+        <a:font script="Orya" typeface="Kalinga"/>
+        <a:font script="Mlym" typeface="Kartika"/>
+        <a:font script="Laoo" typeface="DokChampa"/>
+        <a:font script="Sinh" typeface="Iskoola Pota"/>
+        <a:font script="Mong" typeface="Mongolian Baiti"/>
+        <a:font script="Viet" typeface="Times New Roman"/>
+        <a:font script="Uigh" typeface="Microsoft Uighur"/>
+        <a:font script="Geor" typeface="Sylfaen"/>
+      </a:majorFont>
+      <a:minorFont>
+        <a:latin typeface="Calibri"/>
+        <a:ea typeface=""/>
+        <a:cs typeface=""/>
+        <a:font script="Jpan" typeface="游明朝"/>
+        <a:font script="Hang" typeface="맑은 고딕"/>
+        <a:font script="Hans" typeface="宋体"/>
+        <a:font script="Hant" typeface="新細明體"/>
+        <a:font script="Arab" typeface="Arial"/>
+        <a:font script="Hebr" typeface="Arial"/>
+        <a:font script="Thai" typeface="Cordia New"/>
+        <a:font script="Ethi" typeface="Nyala"/>
+        <a:font script="Beng" typeface="Vrinda"/>
+        <a:font script="Gujr" typeface="Shruti"/>
+        <a:font script="Khmr" typeface="DaunPenh"/>
+        <a:font script="Knda" typeface="Tunga"/>
+        <a:font script="Guru" typeface="Raavi"/>
+        <a:font script="Cans" typeface="Euphemia"/>
+        <a:font script="Cher" typeface="Plantagenet Cherokee"/>
+        <a:font script="Yiii" typeface="Microsoft Yi Baiti"/>
+        <a:font script="Tibt" typeface="Microsoft Himalaya"/>
+        <a:font script="Thaa" typeface="MV Boli"/>
+        <a:font script="Deva" typeface="Mangal"/>
+        <a:font script="Telu" typeface="Gautami"/>
+        <a:font script="Taml" typeface="Latha"/>
+        <a:font script="Syrc" typeface="Estrangelo Edessa"/>
+        <a:font script="Orya" typeface="Kalinga"/>
+        <a:font script="Mlym" typeface="Kartika"/>
+        <a:font script="Laoo" typeface="DokChampa"/>
+        <a:font script="Sinh" typeface="Iskoola Pota"/>
+        <a:font script="Mong" typeface="Mongolian Baiti"/>
+        <a:font script="Viet" typeface="Arial"/>
+        <a:font script="Uigh" typeface="Microsoft Uighur"/>
+        <a:font script="Geor" typeface="Sylfaen"/>
+      </a:minorFont>
+    </a:fontScheme>
+    <a:fmtScheme name="Office">
+      <a:fillStyleLst>
+        <a:solidFill>
+          <a:schemeClr val="phClr"/>
+        </a:solidFill>
+        <a:gradFill rotWithShape="1">
+          <a:gsLst>
+            <a:gs pos="0">
+              <a:schemeClr val="phClr">
+                <a:tint val="50000"/>
+                <a:satMod val="300000"/>
+              </a:schemeClr>
+            </a:gs>
+            <a:gs pos="35000">
+              <a:schemeClr val="phClr">
+                <a:tint val="37000"/>
+                <a:satMod val="300000"/>
+              </a:schemeClr>
+            </a:gs>
+            <a:gs pos="100000">
+              <a:schemeClr val="phClr">
+                <a:tint val="15000"/>
+                <a:satMod val="350000"/>
+              </a:schemeClr>
+            </a:gs>
+          </a:gsLst>
+          <a:lin ang="16200000" scaled="1"/>
+        </a:gradFill>
+        <a:gradFill rotWithShape="1">
+          <a:gsLst>
+            <a:gs pos="0">
+              <a:schemeClr val="phClr">
+                <a:shade val="51000"/>
+                <a:satMod val="130000"/>
+              </a:schemeClr>
+            </a:gs>
+            <a:gs pos="80000">
+              <a:schemeClr val="phClr">
+                <a:shade val="93000"/>
+                <a:satMod val="130000"/>
+              </a:schemeClr>
+            </a:gs>
+            <a:gs pos="100000">
+              <a:schemeClr val="phClr">
+                <a:shade val="94000"/>
+                <a:satMod val="135000"/>
+              </a:schemeClr>
+            </a:gs>
+          </a:gsLst>
+          <a:lin ang="16200000" scaled="0"/>
+        </a:gradFill>
+      </a:fillStyleLst>
+      <a:lnStyleLst>
+        <a:ln w="9525" cap="flat" cmpd="sng" algn="ctr">
+          <a:solidFill>
+            <a:schemeClr val="phClr">
+              <a:shade val="95000"/>
+              <a:satMod val="105000"/>
+            </a:schemeClr>
+          </a:solidFill>
+          <a:prstDash val="solid"/>
+        </a:ln>
+        <a:ln w="25400" cap="flat" cmpd="sng" algn="ctr">
+          <a:solidFill>
+            <a:schemeClr val="phClr"/>
+          </a:solidFill>
+          <a:prstDash val="solid"/>
+        </a:ln>
+        <a:ln w="38100" cap="flat" cmpd="sng" algn="ctr">
+          <a:solidFill>
+            <a:schemeClr val="phClr"/>
+          </a:solidFill>
+          <a:prstDash val="solid"/>
+        </a:ln>
+      </a:lnStyleLst>
+      <a:effectStyleLst>
+        <a:effectStyle>
+          <a:effectLst>
+            <a:outerShdw blurRad="40000" dist="20000" dir="5400000" rotWithShape="0">
+              <a:srgbClr val="000000">
+                <a:alpha val="38000"/>
+              </a:srgbClr>
+            </a:outerShdw>
+          </a:effectLst>
+        </a:effectStyle>
+        <a:effectStyle>
+          <a:effectLst>
+            <a:outerShdw blurRad="40000" dist="23000" dir="5400000" rotWithShape="0">
+              <a:srgbClr val="000000">
+                <a:alpha val="35000"/>
+              </a:srgbClr>
+            </a:outerShdw>
+          </a:effectLst>
+        </a:effectStyle>
+        <a:effectStyle>
+          <a:effectLst>
+            <a:outerShdw blurRad="40000" dist="23000" dir="5400000" rotWithShape="0">
+              <a:srgbClr val="000000">
+                <a:alpha val="35000"/>
+              </a:srgbClr>
+            </a:outerShdw>
+          </a:effectLst>
+          <a:scene3d>
+            <a:camera prst="orthographicFront">
+              <a:rot lat="0" lon="0" rev="0"/>
+            </a:camera>
+            <a:lightRig rig="threePt" dir="t">
+              <a:rot lat="0" lon="0" rev="1200000"/>
+            </a:lightRig>
+          </a:scene3d>
+          <a:sp3d>
+            <a:bevelT w="63500" h="25400"/>
+          </a:sp3d>
+        </a:effectStyle>
+      </a:effectStyleLst>
+      <a:bgFillStyleLst>
+        <a:solidFill>
+          <a:schemeClr val="phClr"/>
+        </a:solidFill>
+        <a:gradFill rotWithShape="1">
+          <a:gsLst>
+            <a:gs pos="0">
+              <a:schemeClr val="phClr">
+                <a:tint val="40000"/>
+                <a:satMod val="350000"/>
+              </a:schemeClr>
+            </a:gs>
+            <a:gs pos="40000">
+              <a:schemeClr val="phClr">
+                <a:tint val="45000"/>
+                <a:satMod val="350000"/>
+                <a:shade val="99000"/>
+              </a:schemeClr>
+            </a:gs>
+            <a:gs pos="100000">
+              <a:schemeClr val="phClr">
+                <a:shade val="20000"/>
+                <a:satMod val="255000"/>
+              </a:schemeClr>
+            </a:gs>
+          </a:gsLst>
+          <a:path path="circle">
+            <a:fillToRect l="50000" t="-80000" r="50000" b="180000"/>
+          </a:path>
+        </a:gradFill>
+        <a:gradFill rotWithShape="1">
+          <a:gsLst>
+            <a:gs pos="0">
+              <a:schemeClr val="phClr">
+                <a:tint val="80000"/>
+                <a:satMod val="300000"/>
+              </a:schemeClr>
+            </a:gs>
+            <a:gs pos="100000">
+              <a:schemeClr val="phClr">
+                <a:shade val="30000"/>
+                <a:satMod val="200000"/>
+              </a:schemeClr>
+            </a:gs>
+          </a:gsLst>
+          <a:path path="circle">
+            <a:fillToRect l="50000" t="50000" r="50000" b="50000"/>
+          </a:path>
+        </a:gradFill>
+      </a:bgFillStyleLst>
+    </a:fmtScheme>
+  </a:themeElements>
+  <a:objectDefaults/>
+</a:theme>
 </file>